--- a/docs/admin_manual.docx
+++ b/docs/admin_manual.docx
@@ -110,7 +110,6 @@
         <w:spacing w:before="80" w:after="80"/>
         <w:ind w:left="200" w:right="200"/>
       </w:pPr>
-      <w:proofErr w:type="gramStart"/>
       <w:r>
         <w:rPr>
           <w:i/>
@@ -119,18 +118,7 @@
           <w:sz w:val="18"/>
           <w:szCs w:val="18"/>
         </w:rPr>
-        <w:t>ℹ️  This</w:t>
-      </w:r>
-      <w:proofErr w:type="gramEnd"/>
-      <w:r>
-        <w:rPr>
-          <w:i/>
-          <w:iCs/>
-          <w:color w:val="1F4E79"/>
-          <w:sz w:val="18"/>
-          <w:szCs w:val="18"/>
-        </w:rPr>
-        <w:t xml:space="preserve"> manual is intended for administrators only. </w:t>
+        <w:t xml:space="preserve">ℹ️  This manual is intended for administrators only. </w:t>
       </w:r>
     </w:p>
     <w:p>
@@ -394,25 +382,7 @@
                 <w:sz w:val="18"/>
                 <w:szCs w:val="18"/>
               </w:rPr>
-              <w:t>Dropbox/my-</w:t>
-            </w:r>
-            <w:proofErr w:type="spellStart"/>
-            <w:r>
-              <w:rPr>
-                <w:color w:val="333333"/>
-                <w:sz w:val="18"/>
-                <w:szCs w:val="18"/>
-              </w:rPr>
-              <w:t>cran</w:t>
-            </w:r>
-            <w:proofErr w:type="spellEnd"/>
-            <w:r>
-              <w:rPr>
-                <w:color w:val="333333"/>
-                <w:sz w:val="18"/>
-                <w:szCs w:val="18"/>
-              </w:rPr>
-              <w:t>-repo</w:t>
+              <w:t>Dropbox/my-cran-repo</w:t>
             </w:r>
           </w:p>
         </w:tc>
@@ -440,15 +410,7 @@
                 <w:sz w:val="18"/>
                 <w:szCs w:val="18"/>
               </w:rPr>
-              <w:t>Controlled store of pinned R packages</w:t>
-            </w:r>
-            <w:r>
-              <w:rPr>
-                <w:color w:val="333333"/>
-                <w:sz w:val="18"/>
-                <w:szCs w:val="18"/>
-              </w:rPr>
-              <w:t xml:space="preserve"> and a .pkg installer of the required R interpreter version</w:t>
+              <w:t>Controlled store of pinned R packages and a .pkg installer of the required R interpreter version</w:t>
             </w:r>
           </w:p>
         </w:tc>
@@ -534,15 +496,7 @@
                 <w:sz w:val="18"/>
                 <w:szCs w:val="18"/>
               </w:rPr>
-              <w:t>Controlled store of pinned Python packages</w:t>
-            </w:r>
-            <w:r>
-              <w:rPr>
-                <w:color w:val="333333"/>
-                <w:sz w:val="18"/>
-                <w:szCs w:val="18"/>
-              </w:rPr>
-              <w:t xml:space="preserve"> and a .pkg installer of the required Python interpreter version.</w:t>
+              <w:t>Controlled store of pinned Python packages and a .pkg installer of the required Python interpreter version.</w:t>
             </w:r>
           </w:p>
         </w:tc>
@@ -600,25 +554,7 @@
                 <w:sz w:val="18"/>
                 <w:szCs w:val="18"/>
               </w:rPr>
-              <w:t>~</w:t>
-            </w:r>
-            <w:proofErr w:type="gramStart"/>
-            <w:r>
-              <w:rPr>
-                <w:color w:val="333333"/>
-                <w:sz w:val="18"/>
-                <w:szCs w:val="18"/>
-              </w:rPr>
-              <w:t>/.renv</w:t>
-            </w:r>
-            <w:proofErr w:type="gramEnd"/>
-            <w:r>
-              <w:rPr>
-                <w:color w:val="333333"/>
-                <w:sz w:val="18"/>
-                <w:szCs w:val="18"/>
-              </w:rPr>
-              <w:t>/jrscript</w:t>
+              <w:t>~/.renv/jrscript</w:t>
             </w:r>
           </w:p>
         </w:tc>
@@ -676,18 +612,8 @@
                 <w:sz w:val="18"/>
                 <w:szCs w:val="18"/>
               </w:rPr>
-              <w:t xml:space="preserve">Python </w:t>
-            </w:r>
-            <w:proofErr w:type="spellStart"/>
-            <w:r>
-              <w:rPr>
-                <w:color w:val="333333"/>
-                <w:sz w:val="18"/>
-                <w:szCs w:val="18"/>
-              </w:rPr>
-              <w:t>venv</w:t>
-            </w:r>
-            <w:proofErr w:type="spellEnd"/>
+              <w:t>Python venv</w:t>
+            </w:r>
           </w:p>
         </w:tc>
         <w:tc>
@@ -714,46 +640,8 @@
                 <w:sz w:val="18"/>
                 <w:szCs w:val="18"/>
               </w:rPr>
-              <w:t>~</w:t>
-            </w:r>
-            <w:proofErr w:type="gramStart"/>
-            <w:r>
-              <w:rPr>
-                <w:color w:val="333333"/>
-                <w:sz w:val="18"/>
-                <w:szCs w:val="18"/>
-              </w:rPr>
-              <w:t>/.</w:t>
-            </w:r>
-            <w:proofErr w:type="spellStart"/>
-            <w:r>
-              <w:rPr>
-                <w:color w:val="333333"/>
-                <w:sz w:val="18"/>
-                <w:szCs w:val="18"/>
-              </w:rPr>
-              <w:t>venvs</w:t>
-            </w:r>
-            <w:proofErr w:type="spellEnd"/>
-            <w:proofErr w:type="gramEnd"/>
-            <w:r>
-              <w:rPr>
-                <w:color w:val="333333"/>
-                <w:sz w:val="18"/>
-                <w:szCs w:val="18"/>
-              </w:rPr>
-              <w:t>/</w:t>
-            </w:r>
-            <w:proofErr w:type="spellStart"/>
-            <w:r>
-              <w:rPr>
-                <w:color w:val="333333"/>
-                <w:sz w:val="18"/>
-                <w:szCs w:val="18"/>
-              </w:rPr>
-              <w:t>jrenv</w:t>
-            </w:r>
-            <w:proofErr w:type="spellEnd"/>
+              <w:t>~/.venvs/jrenv</w:t>
+            </w:r>
           </w:p>
         </w:tc>
         <w:tc>
@@ -804,7 +692,6 @@
             </w:tcMar>
           </w:tcPr>
           <w:p>
-            <w:proofErr w:type="gramStart"/>
             <w:r>
               <w:rPr>
                 <w:color w:val="333333"/>
@@ -813,7 +700,6 @@
               </w:rPr>
               <w:t>renv.lock</w:t>
             </w:r>
-            <w:proofErr w:type="gramEnd"/>
           </w:p>
         </w:tc>
         <w:tc>
@@ -840,23 +726,7 @@
                 <w:sz w:val="18"/>
                 <w:szCs w:val="18"/>
               </w:rPr>
-              <w:t xml:space="preserve">JR </w:t>
-            </w:r>
-            <w:r>
-              <w:rPr>
-                <w:color w:val="333333"/>
-                <w:sz w:val="18"/>
-                <w:szCs w:val="18"/>
-              </w:rPr>
-              <w:t xml:space="preserve">admin </w:t>
-            </w:r>
-            <w:r>
-              <w:rPr>
-                <w:color w:val="333333"/>
-                <w:sz w:val="18"/>
-                <w:szCs w:val="18"/>
-              </w:rPr>
-              <w:t>folder</w:t>
+              <w:t>JR admin folder</w:t>
             </w:r>
           </w:p>
         </w:tc>
@@ -942,23 +812,7 @@
                 <w:sz w:val="18"/>
                 <w:szCs w:val="18"/>
               </w:rPr>
-              <w:t xml:space="preserve">JR </w:t>
-            </w:r>
-            <w:r>
-              <w:rPr>
-                <w:color w:val="333333"/>
-                <w:sz w:val="18"/>
-                <w:szCs w:val="18"/>
-              </w:rPr>
-              <w:t xml:space="preserve">admin </w:t>
-            </w:r>
-            <w:r>
-              <w:rPr>
-                <w:color w:val="333333"/>
-                <w:sz w:val="18"/>
-                <w:szCs w:val="18"/>
-              </w:rPr>
-              <w:t>folder</w:t>
+              <w:t>JR admin folder</w:t>
             </w:r>
           </w:p>
         </w:tc>
@@ -986,15 +840,7 @@
                 <w:sz w:val="18"/>
                 <w:szCs w:val="18"/>
               </w:rPr>
-              <w:t>Human-readable pinned R package list</w:t>
-            </w:r>
-            <w:r>
-              <w:rPr>
-                <w:color w:val="333333"/>
-                <w:sz w:val="18"/>
-                <w:szCs w:val="18"/>
-              </w:rPr>
-              <w:t xml:space="preserve"> of used packages </w:t>
+              <w:t xml:space="preserve">Human-readable pinned R package list of used packages </w:t>
             </w:r>
             <w:r>
               <w:rPr>
@@ -1330,39 +1176,7 @@
                 <w:sz w:val="18"/>
                 <w:szCs w:val="18"/>
               </w:rPr>
-              <w:t xml:space="preserve">Human-readable pinned Python package list of used packages that are </w:t>
-            </w:r>
-            <w:r>
-              <w:rPr>
-                <w:color w:val="333333"/>
-                <w:sz w:val="18"/>
-                <w:szCs w:val="18"/>
-              </w:rPr>
-              <w:t xml:space="preserve">part </w:t>
-            </w:r>
-            <w:r>
-              <w:rPr>
-                <w:color w:val="333333"/>
-                <w:sz w:val="18"/>
-                <w:szCs w:val="18"/>
-              </w:rPr>
-              <w:t xml:space="preserve">of </w:t>
-            </w:r>
-            <w:r>
-              <w:rPr>
-                <w:color w:val="333333"/>
-                <w:sz w:val="18"/>
-                <w:szCs w:val="18"/>
-              </w:rPr>
-              <w:t>the</w:t>
-            </w:r>
-            <w:r>
-              <w:rPr>
-                <w:color w:val="333333"/>
-                <w:sz w:val="18"/>
-                <w:szCs w:val="18"/>
-              </w:rPr>
-              <w:t xml:space="preserve"> Python installer</w:t>
+              <w:t>Human-readable pinned Python package list of used packages that are part of the Python installer</w:t>
             </w:r>
           </w:p>
         </w:tc>
@@ -1565,7 +1379,6 @@
                 <w:szCs w:val="18"/>
               </w:rPr>
             </w:pPr>
-            <w:proofErr w:type="spellStart"/>
             <w:r>
               <w:rPr>
                 <w:color w:val="333333"/>
@@ -1574,7 +1387,6 @@
               </w:rPr>
               <w:t>setup_jr_path.zsh</w:t>
             </w:r>
-            <w:proofErr w:type="spellEnd"/>
           </w:p>
         </w:tc>
         <w:tc>
@@ -1694,23 +1506,13 @@
           <w:szCs w:val="20"/>
         </w:rPr>
       </w:pPr>
-      <w:proofErr w:type="spellStart"/>
       <w:r>
         <w:rPr>
           <w:color w:val="auto"/>
           <w:sz w:val="20"/>
           <w:szCs w:val="20"/>
         </w:rPr>
-        <w:t>shellscripts</w:t>
-      </w:r>
-      <w:proofErr w:type="spellEnd"/>
-      <w:r>
-        <w:rPr>
-          <w:color w:val="auto"/>
-          <w:sz w:val="20"/>
-          <w:szCs w:val="20"/>
-        </w:rPr>
-        <w:t xml:space="preserve"> </w:t>
+        <w:t xml:space="preserve">shellscripts </w:t>
       </w:r>
       <w:r>
         <w:rPr>
@@ -1751,9 +1553,13 @@
           <w:sz w:val="20"/>
           <w:szCs w:val="20"/>
         </w:rPr>
-        <w:t xml:space="preserve"> </w:t>
-      </w:r>
-      <w:r>
+        <w:t xml:space="preserve"> (only accessible by an employee with an admin role. Contains zsh scripts)</w:t>
+      </w:r>
+    </w:p>
+    <w:p>
+      <w:pPr>
+        <w:pStyle w:val="Heading2"/>
+        <w:ind w:left="720" w:firstLine="720"/>
         <w:rPr>
           <w:b w:val="0"/>
           <w:bCs w:val="0"/>
@@ -1761,13 +1567,16 @@
           <w:sz w:val="20"/>
           <w:szCs w:val="20"/>
         </w:rPr>
-        <w:t>(only accessible by an employee with an admin role. Contains zsh scripts)</w:t>
-      </w:r>
-    </w:p>
-    <w:p>
-      <w:pPr>
-        <w:pStyle w:val="Heading2"/>
-        <w:ind w:left="720" w:firstLine="720"/>
+      </w:pPr>
+      <w:r>
+        <w:rPr>
+          <w:color w:val="auto"/>
+          <w:sz w:val="20"/>
+          <w:szCs w:val="20"/>
+        </w:rPr>
+        <w:t>Python</w:t>
+      </w:r>
+      <w:r>
         <w:rPr>
           <w:b w:val="0"/>
           <w:bCs w:val="0"/>
@@ -1775,16 +1584,13 @@
           <w:sz w:val="20"/>
           <w:szCs w:val="20"/>
         </w:rPr>
-      </w:pPr>
-      <w:r>
-        <w:rPr>
-          <w:color w:val="auto"/>
-          <w:sz w:val="20"/>
-          <w:szCs w:val="20"/>
-        </w:rPr>
-        <w:t>Python</w:t>
-      </w:r>
-      <w:r>
+        <w:t xml:space="preserve"> (contains admin scripts written in R)</w:t>
+      </w:r>
+    </w:p>
+    <w:p>
+      <w:pPr>
+        <w:pStyle w:val="Heading2"/>
+        <w:ind w:left="720" w:firstLine="720"/>
         <w:rPr>
           <w:b w:val="0"/>
           <w:bCs w:val="0"/>
@@ -1792,13 +1598,16 @@
           <w:sz w:val="20"/>
           <w:szCs w:val="20"/>
         </w:rPr>
-        <w:t xml:space="preserve"> (contains admin scripts written in R)</w:t>
-      </w:r>
-    </w:p>
-    <w:p>
-      <w:pPr>
-        <w:pStyle w:val="Heading2"/>
-        <w:ind w:left="720" w:firstLine="720"/>
+      </w:pPr>
+      <w:r>
+        <w:rPr>
+          <w:color w:val="auto"/>
+          <w:sz w:val="20"/>
+          <w:szCs w:val="20"/>
+        </w:rPr>
+        <w:t>R</w:t>
+      </w:r>
+      <w:r>
         <w:rPr>
           <w:b w:val="0"/>
           <w:bCs w:val="0"/>
@@ -1806,16 +1615,13 @@
           <w:sz w:val="20"/>
           <w:szCs w:val="20"/>
         </w:rPr>
-      </w:pPr>
-      <w:r>
-        <w:rPr>
-          <w:color w:val="auto"/>
-          <w:sz w:val="20"/>
-          <w:szCs w:val="20"/>
-        </w:rPr>
-        <w:t>R</w:t>
-      </w:r>
-      <w:r>
+        <w:t xml:space="preserve"> (contains admin scripts written in Python)</w:t>
+      </w:r>
+    </w:p>
+    <w:p>
+      <w:pPr>
+        <w:pStyle w:val="Heading2"/>
+        <w:ind w:firstLine="720"/>
         <w:rPr>
           <w:b w:val="0"/>
           <w:bCs w:val="0"/>
@@ -1823,13 +1629,16 @@
           <w:sz w:val="20"/>
           <w:szCs w:val="20"/>
         </w:rPr>
-        <w:t xml:space="preserve"> (contains admin scripts written in Python)</w:t>
-      </w:r>
-    </w:p>
-    <w:p>
-      <w:pPr>
-        <w:pStyle w:val="Heading2"/>
-        <w:ind w:firstLine="720"/>
+      </w:pPr>
+      <w:r>
+        <w:rPr>
+          <w:color w:val="auto"/>
+          <w:sz w:val="20"/>
+          <w:szCs w:val="20"/>
+        </w:rPr>
+        <w:t>Python_repo</w:t>
+      </w:r>
+      <w:r>
         <w:rPr>
           <w:b w:val="0"/>
           <w:bCs w:val="0"/>
@@ -1837,18 +1646,13 @@
           <w:sz w:val="20"/>
           <w:szCs w:val="20"/>
         </w:rPr>
-      </w:pPr>
-      <w:proofErr w:type="spellStart"/>
-      <w:r>
-        <w:rPr>
-          <w:color w:val="auto"/>
-          <w:sz w:val="20"/>
-          <w:szCs w:val="20"/>
-        </w:rPr>
-        <w:t>Python_repo</w:t>
-      </w:r>
-      <w:proofErr w:type="spellEnd"/>
-      <w:r>
+        <w:t xml:space="preserve"> (contains the mandatory Python installer and a local repo)</w:t>
+      </w:r>
+    </w:p>
+    <w:p>
+      <w:pPr>
+        <w:pStyle w:val="Heading2"/>
+        <w:ind w:left="720" w:firstLine="720"/>
         <w:rPr>
           <w:b w:val="0"/>
           <w:bCs w:val="0"/>
@@ -1856,7 +1660,14 @@
           <w:sz w:val="20"/>
           <w:szCs w:val="20"/>
         </w:rPr>
-        <w:t xml:space="preserve"> </w:t>
+      </w:pPr>
+      <w:r>
+        <w:rPr>
+          <w:color w:val="auto"/>
+          <w:sz w:val="20"/>
+          <w:szCs w:val="20"/>
+        </w:rPr>
+        <w:t>my-repo</w:t>
       </w:r>
       <w:r>
         <w:rPr>
@@ -1866,13 +1677,13 @@
           <w:sz w:val="20"/>
           <w:szCs w:val="20"/>
         </w:rPr>
-        <w:t>(contains the mandatory Python installer and a local repo)</w:t>
+        <w:t xml:space="preserve"> (contains the local repo with pinned packages)</w:t>
       </w:r>
     </w:p>
     <w:p>
       <w:pPr>
         <w:pStyle w:val="Heading2"/>
-        <w:ind w:left="720" w:firstLine="720"/>
+        <w:ind w:firstLine="720"/>
         <w:rPr>
           <w:b w:val="0"/>
           <w:bCs w:val="0"/>
@@ -1887,7 +1698,7 @@
           <w:sz w:val="20"/>
           <w:szCs w:val="20"/>
         </w:rPr>
-        <w:t>my-repo</w:t>
+        <w:t>R_repo</w:t>
       </w:r>
       <w:r>
         <w:rPr>
@@ -1897,13 +1708,13 @@
           <w:sz w:val="20"/>
           <w:szCs w:val="20"/>
         </w:rPr>
-        <w:t xml:space="preserve"> (contains the local repo with pinned packages)</w:t>
+        <w:t xml:space="preserve"> (contains the mandatory R installer and a local repo)</w:t>
       </w:r>
     </w:p>
     <w:p>
       <w:pPr>
         <w:pStyle w:val="Heading2"/>
-        <w:ind w:firstLine="720"/>
+        <w:ind w:left="720" w:firstLine="720"/>
         <w:rPr>
           <w:b w:val="0"/>
           <w:bCs w:val="0"/>
@@ -1912,74 +1723,13 @@
           <w:szCs w:val="20"/>
         </w:rPr>
       </w:pPr>
-      <w:proofErr w:type="spellStart"/>
       <w:r>
         <w:rPr>
           <w:color w:val="auto"/>
           <w:sz w:val="20"/>
           <w:szCs w:val="20"/>
         </w:rPr>
-        <w:t>R_repo</w:t>
-      </w:r>
-      <w:proofErr w:type="spellEnd"/>
-      <w:r>
-        <w:rPr>
-          <w:b w:val="0"/>
-          <w:bCs w:val="0"/>
-          <w:color w:val="auto"/>
-          <w:sz w:val="20"/>
-          <w:szCs w:val="20"/>
-        </w:rPr>
-        <w:t xml:space="preserve"> </w:t>
-      </w:r>
-      <w:r>
-        <w:rPr>
-          <w:b w:val="0"/>
-          <w:bCs w:val="0"/>
-          <w:color w:val="auto"/>
-          <w:sz w:val="20"/>
-          <w:szCs w:val="20"/>
-        </w:rPr>
-        <w:t>(contains the mandatory R installer and a local repo)</w:t>
-      </w:r>
-    </w:p>
-    <w:p>
-      <w:pPr>
-        <w:pStyle w:val="Heading2"/>
-        <w:ind w:left="720" w:firstLine="720"/>
-        <w:rPr>
-          <w:b w:val="0"/>
-          <w:bCs w:val="0"/>
-          <w:color w:val="auto"/>
-          <w:sz w:val="20"/>
-          <w:szCs w:val="20"/>
-        </w:rPr>
-      </w:pPr>
-      <w:r>
-        <w:rPr>
-          <w:color w:val="auto"/>
-          <w:sz w:val="20"/>
-          <w:szCs w:val="20"/>
-        </w:rPr>
-        <w:t>my-</w:t>
-      </w:r>
-      <w:proofErr w:type="spellStart"/>
-      <w:r>
-        <w:rPr>
-          <w:color w:val="auto"/>
-          <w:sz w:val="20"/>
-          <w:szCs w:val="20"/>
-        </w:rPr>
-        <w:t>cran</w:t>
-      </w:r>
-      <w:proofErr w:type="spellEnd"/>
-      <w:r>
-        <w:rPr>
-          <w:color w:val="auto"/>
-          <w:sz w:val="20"/>
-          <w:szCs w:val="20"/>
-        </w:rPr>
-        <w:t>-repo</w:t>
+        <w:t>my-cran-repo</w:t>
       </w:r>
       <w:r>
         <w:rPr>
@@ -2239,23 +1989,13 @@
             </w:tcMar>
           </w:tcPr>
           <w:p>
-            <w:proofErr w:type="gramStart"/>
-            <w:r>
-              <w:rPr>
-                <w:color w:val="333333"/>
-                <w:sz w:val="18"/>
-                <w:szCs w:val="18"/>
-              </w:rPr>
-              <w:t>./</w:t>
-            </w:r>
-            <w:proofErr w:type="gramEnd"/>
-            <w:r>
-              <w:rPr>
-                <w:color w:val="333333"/>
-                <w:sz w:val="18"/>
-                <w:szCs w:val="18"/>
-              </w:rPr>
-              <w:t>admin/admin_install_R</w:t>
+            <w:r>
+              <w:rPr>
+                <w:color w:val="333333"/>
+                <w:sz w:val="18"/>
+                <w:szCs w:val="18"/>
+              </w:rPr>
+              <w:t>./admin/admin_install_R</w:t>
             </w:r>
           </w:p>
         </w:tc>
@@ -2307,34 +2047,14 @@
             </w:tcMar>
           </w:tcPr>
           <w:p>
-            <w:proofErr w:type="gramStart"/>
-            <w:r>
-              <w:rPr>
-                <w:color w:val="333333"/>
-                <w:sz w:val="18"/>
-                <w:szCs w:val="18"/>
-              </w:rPr>
-              <w:t>./</w:t>
-            </w:r>
-            <w:proofErr w:type="gramEnd"/>
-            <w:r>
-              <w:rPr>
-                <w:color w:val="333333"/>
-                <w:sz w:val="18"/>
-                <w:szCs w:val="18"/>
-              </w:rPr>
-              <w:t>admin/</w:t>
-            </w:r>
-            <w:proofErr w:type="spellStart"/>
-            <w:r>
-              <w:rPr>
-                <w:color w:val="333333"/>
-                <w:sz w:val="18"/>
-                <w:szCs w:val="18"/>
-              </w:rPr>
-              <w:t>admin_install_Python</w:t>
-            </w:r>
-            <w:proofErr w:type="spellEnd"/>
+            <w:r>
+              <w:rPr>
+                <w:color w:val="333333"/>
+                <w:sz w:val="18"/>
+                <w:szCs w:val="18"/>
+              </w:rPr>
+              <w:t>./admin/admin_install_Python</w:t>
+            </w:r>
           </w:p>
         </w:tc>
         <w:tc>
@@ -2392,23 +2112,13 @@
                 <w:szCs w:val="18"/>
               </w:rPr>
             </w:pPr>
-            <w:proofErr w:type="gramStart"/>
-            <w:r>
-              <w:rPr>
-                <w:color w:val="333333"/>
-                <w:sz w:val="18"/>
-                <w:szCs w:val="18"/>
-              </w:rPr>
-              <w:t>./</w:t>
-            </w:r>
-            <w:proofErr w:type="gramEnd"/>
-            <w:r>
-              <w:rPr>
-                <w:color w:val="333333"/>
-                <w:sz w:val="18"/>
-                <w:szCs w:val="18"/>
-              </w:rPr>
-              <w:t>admin/admin_create_hash</w:t>
+            <w:r>
+              <w:rPr>
+                <w:color w:val="333333"/>
+                <w:sz w:val="18"/>
+                <w:szCs w:val="18"/>
+              </w:rPr>
+              <w:t>./admin/admin_create_hash</w:t>
             </w:r>
           </w:p>
         </w:tc>
@@ -2474,34 +2184,14 @@
                 <w:szCs w:val="18"/>
               </w:rPr>
             </w:pPr>
-            <w:proofErr w:type="gramStart"/>
-            <w:r>
-              <w:rPr>
-                <w:color w:val="333333"/>
-                <w:sz w:val="18"/>
-                <w:szCs w:val="18"/>
-              </w:rPr>
-              <w:t>./</w:t>
-            </w:r>
-            <w:proofErr w:type="gramEnd"/>
-            <w:r>
-              <w:rPr>
-                <w:color w:val="333333"/>
-                <w:sz w:val="18"/>
-                <w:szCs w:val="18"/>
-              </w:rPr>
-              <w:t>admin/</w:t>
-            </w:r>
-            <w:proofErr w:type="spellStart"/>
-            <w:r>
-              <w:rPr>
-                <w:color w:val="333333"/>
-                <w:sz w:val="18"/>
-                <w:szCs w:val="18"/>
-              </w:rPr>
-              <w:t>admin_validate</w:t>
-            </w:r>
-            <w:proofErr w:type="spellEnd"/>
+            <w:r>
+              <w:rPr>
+                <w:color w:val="333333"/>
+                <w:sz w:val="18"/>
+                <w:szCs w:val="18"/>
+              </w:rPr>
+              <w:t>./admin/admin_validate</w:t>
+            </w:r>
           </w:p>
         </w:tc>
         <w:tc>
@@ -2572,18 +2262,8 @@
                 <w:sz w:val="18"/>
                 <w:szCs w:val="18"/>
               </w:rPr>
-              <w:t>./</w:t>
-            </w:r>
-            <w:proofErr w:type="spellStart"/>
-            <w:r>
-              <w:rPr>
-                <w:color w:val="333333"/>
-                <w:sz w:val="18"/>
-                <w:szCs w:val="18"/>
-              </w:rPr>
-              <w:t>setup_path.zsh</w:t>
-            </w:r>
-            <w:proofErr w:type="spellEnd"/>
+              <w:t>./setup_path.zsh</w:t>
+            </w:r>
           </w:p>
         </w:tc>
         <w:tc>
@@ -2617,43 +2297,7 @@
                 <w:sz w:val="18"/>
                 <w:szCs w:val="18"/>
               </w:rPr>
-              <w:t xml:space="preserve">To be executed by a new user. Will add the JR folder to the zsh PATH variable. Contains the hardcoded path to the JR folder. </w:t>
-            </w:r>
-            <w:proofErr w:type="gramStart"/>
-            <w:r>
-              <w:rPr>
-                <w:color w:val="333333"/>
-                <w:sz w:val="18"/>
-                <w:szCs w:val="18"/>
-              </w:rPr>
-              <w:t>Has to</w:t>
-            </w:r>
-            <w:proofErr w:type="gramEnd"/>
-            <w:r>
-              <w:rPr>
-                <w:color w:val="333333"/>
-                <w:sz w:val="18"/>
-                <w:szCs w:val="18"/>
-              </w:rPr>
-              <w:t xml:space="preserve"> be modified by the </w:t>
-            </w:r>
-            <w:proofErr w:type="gramStart"/>
-            <w:r>
-              <w:rPr>
-                <w:color w:val="333333"/>
-                <w:sz w:val="18"/>
-                <w:szCs w:val="18"/>
-              </w:rPr>
-              <w:t>Admin</w:t>
-            </w:r>
-            <w:proofErr w:type="gramEnd"/>
-            <w:r>
-              <w:rPr>
-                <w:color w:val="333333"/>
-                <w:sz w:val="18"/>
-                <w:szCs w:val="18"/>
-              </w:rPr>
-              <w:t xml:space="preserve"> each time the JR environment is newly installed or moved.</w:t>
+              <w:t>To be executed by a new user. Will add the JR folder to the zsh PATH variable. Contains the hardcoded path to the JR folder. Has to be modified by the Admin each time the JR environment is newly installed or moved.</w:t>
             </w:r>
           </w:p>
         </w:tc>
@@ -2695,25 +2339,7 @@
         <w:spacing w:before="80" w:after="80"/>
       </w:pPr>
       <w:r>
-        <w:t xml:space="preserve">The JR environment is supposed to be installed in a Dropbox folder to which all team members have </w:t>
-      </w:r>
-      <w:r>
-        <w:t xml:space="preserve">(restricted) </w:t>
-      </w:r>
-      <w:r>
-        <w:t>access</w:t>
-      </w:r>
-      <w:r>
-        <w:t xml:space="preserve"> depending on their role</w:t>
-      </w:r>
-      <w:r>
-        <w:t xml:space="preserve">. Before running any admin scripts, ensure the following are installed on </w:t>
-      </w:r>
-      <w:r>
-        <w:t>the admin</w:t>
-      </w:r>
-      <w:r>
-        <w:t xml:space="preserve"> Mac:</w:t>
+        <w:t>The JR environment is supposed to be installed in a Dropbox folder to which all team members have (restricted) access depending on their role. Before running any admin scripts, ensure the following are installed on the admin Mac:</w:t>
       </w:r>
     </w:p>
     <w:p>
@@ -2858,67 +2484,7 @@
                 <w:sz w:val="18"/>
                 <w:szCs w:val="18"/>
               </w:rPr>
-              <w:t xml:space="preserve">Download from https://cran.r-project.org/bin/macosx/ — scroll to the required version and download the .pkg installer. </w:t>
-            </w:r>
-            <w:r>
-              <w:rPr>
-                <w:color w:val="333333"/>
-                <w:sz w:val="18"/>
-                <w:szCs w:val="18"/>
-              </w:rPr>
-              <w:t xml:space="preserve">Copy the installer to </w:t>
-            </w:r>
-            <w:proofErr w:type="spellStart"/>
-            <w:r>
-              <w:rPr>
-                <w:color w:val="333333"/>
-                <w:sz w:val="18"/>
-                <w:szCs w:val="18"/>
-              </w:rPr>
-              <w:t>shellscripts</w:t>
-            </w:r>
-            <w:proofErr w:type="spellEnd"/>
-            <w:r>
-              <w:rPr>
-                <w:color w:val="333333"/>
-                <w:sz w:val="18"/>
-                <w:szCs w:val="18"/>
-              </w:rPr>
-              <w:t>/admin/</w:t>
-            </w:r>
-            <w:proofErr w:type="spellStart"/>
-            <w:r>
-              <w:rPr>
-                <w:color w:val="333333"/>
-                <w:sz w:val="18"/>
-                <w:szCs w:val="18"/>
-              </w:rPr>
-              <w:t>R_repo</w:t>
-            </w:r>
-            <w:proofErr w:type="spellEnd"/>
-            <w:r>
-              <w:rPr>
-                <w:color w:val="333333"/>
-                <w:sz w:val="18"/>
-                <w:szCs w:val="18"/>
-              </w:rPr>
-              <w:t xml:space="preserve">. </w:t>
-            </w:r>
-            <w:r>
-              <w:rPr>
-                <w:color w:val="333333"/>
-                <w:sz w:val="18"/>
-                <w:szCs w:val="18"/>
-              </w:rPr>
-              <w:t>Double-click and follow the steps.</w:t>
-            </w:r>
-            <w:r>
-              <w:rPr>
-                <w:color w:val="333333"/>
-                <w:sz w:val="18"/>
-                <w:szCs w:val="18"/>
-              </w:rPr>
-              <w:t xml:space="preserve"> </w:t>
+              <w:t xml:space="preserve">Download from https://cran.r-project.org/bin/macosx/ — scroll to the required version and download the .pkg installer. Copy the installer to shellscripts/admin/R_repo. Double-click and follow the steps. </w:t>
             </w:r>
           </w:p>
         </w:tc>
@@ -2976,59 +2542,7 @@
                 <w:sz w:val="18"/>
                 <w:szCs w:val="18"/>
               </w:rPr>
-              <w:t xml:space="preserve">Download from https://www.python.org/downloads/macos/ — scroll to the required version and download the macOS installer (.pkg). </w:t>
-            </w:r>
-            <w:r>
-              <w:rPr>
-                <w:color w:val="333333"/>
-                <w:sz w:val="18"/>
-                <w:szCs w:val="18"/>
-              </w:rPr>
-              <w:t xml:space="preserve">Copy the installer to </w:t>
-            </w:r>
-            <w:proofErr w:type="spellStart"/>
-            <w:r>
-              <w:rPr>
-                <w:color w:val="333333"/>
-                <w:sz w:val="18"/>
-                <w:szCs w:val="18"/>
-              </w:rPr>
-              <w:t>shellscripts</w:t>
-            </w:r>
-            <w:proofErr w:type="spellEnd"/>
-            <w:r>
-              <w:rPr>
-                <w:color w:val="333333"/>
-                <w:sz w:val="18"/>
-                <w:szCs w:val="18"/>
-              </w:rPr>
-              <w:t>/admin/</w:t>
-            </w:r>
-            <w:proofErr w:type="spellStart"/>
-            <w:r>
-              <w:rPr>
-                <w:color w:val="333333"/>
-                <w:sz w:val="18"/>
-                <w:szCs w:val="18"/>
-              </w:rPr>
-              <w:t>Python_repo</w:t>
-            </w:r>
-            <w:proofErr w:type="spellEnd"/>
-            <w:r>
-              <w:rPr>
-                <w:color w:val="333333"/>
-                <w:sz w:val="18"/>
-                <w:szCs w:val="18"/>
-              </w:rPr>
-              <w:t xml:space="preserve">. </w:t>
-            </w:r>
-            <w:r>
-              <w:rPr>
-                <w:color w:val="333333"/>
-                <w:sz w:val="18"/>
-                <w:szCs w:val="18"/>
-              </w:rPr>
-              <w:t>Double-click and follow the steps.</w:t>
+              <w:t>Download from https://www.python.org/downloads/macos/ — scroll to the required version and download the macOS installer (.pkg). Copy the installer to shellscripts/admin/Python_repo. Double-click and follow the steps.</w:t>
             </w:r>
           </w:p>
         </w:tc>
@@ -3054,30 +2568,15 @@
       <w:r>
         <w:t xml:space="preserve">Ensure the following files are present in the </w:t>
       </w:r>
-      <w:proofErr w:type="spellStart"/>
       <w:r>
         <w:rPr>
           <w:b/>
           <w:bCs/>
         </w:rPr>
-        <w:t>shellscripts</w:t>
-      </w:r>
-      <w:proofErr w:type="spellEnd"/>
-      <w:r>
-        <w:rPr>
-          <w:b/>
-          <w:bCs/>
-        </w:rPr>
-        <w:t>/admin</w:t>
-      </w:r>
-      <w:r>
-        <w:t xml:space="preserve"> folder </w:t>
-      </w:r>
-      <w:r>
-        <w:t xml:space="preserve">and have the correct content </w:t>
-      </w:r>
-      <w:r>
-        <w:t>before running any admin script:</w:t>
+        <w:t>shellscripts/admin</w:t>
+      </w:r>
+      <w:r>
+        <w:t xml:space="preserve"> folder and have the correct content before running any admin script:</w:t>
       </w:r>
     </w:p>
     <w:p>
@@ -3090,22 +2589,7 @@
         <w:spacing w:before="40" w:after="40"/>
       </w:pPr>
       <w:r>
-        <w:t xml:space="preserve">R_requirements.txt </w:t>
-      </w:r>
-      <w:r>
-        <w:t xml:space="preserve">and R_base_requirements.txt </w:t>
-      </w:r>
-      <w:r>
-        <w:t xml:space="preserve">— list of R packages </w:t>
-      </w:r>
-      <w:r>
-        <w:t xml:space="preserve">(not already present in the downloaded R version) </w:t>
-      </w:r>
-      <w:r>
-        <w:t>with pinned versions</w:t>
-      </w:r>
-      <w:r>
-        <w:t>.</w:t>
+        <w:t>R_requirements.txt and R_base_requirements.txt — list of R packages (not already present in the downloaded R version) with pinned versions.</w:t>
       </w:r>
     </w:p>
     <w:p>
@@ -3118,22 +2602,7 @@
         <w:spacing w:before="40" w:after="40"/>
       </w:pPr>
       <w:r>
-        <w:t xml:space="preserve">python_requirements.txt </w:t>
-      </w:r>
-      <w:r>
-        <w:t xml:space="preserve">and python_base_requirements </w:t>
-      </w:r>
-      <w:r>
-        <w:t xml:space="preserve">— list of Python packages </w:t>
-      </w:r>
-      <w:r>
-        <w:t xml:space="preserve">(not already present in the downloaded Python version) </w:t>
-      </w:r>
-      <w:r>
-        <w:t>with pinned versions</w:t>
-      </w:r>
-      <w:r>
-        <w:t>.</w:t>
+        <w:t>python_requirements.txt and python_base_requirements — list of Python packages (not already present in the downloaded Python version) with pinned versions.</w:t>
       </w:r>
     </w:p>
     <w:p>
@@ -3174,23 +2643,7 @@
         <w:spacing w:before="40" w:after="40"/>
       </w:pPr>
       <w:r>
-        <w:t xml:space="preserve">Give SCRIPT_DIR variable in the </w:t>
-      </w:r>
-      <w:proofErr w:type="spellStart"/>
-      <w:r>
-        <w:t>setup_jr_path.zsh</w:t>
-      </w:r>
-      <w:proofErr w:type="spellEnd"/>
-      <w:r>
-        <w:t xml:space="preserve"> file the value of the full path to the JR folder, before any user has access to the </w:t>
-      </w:r>
-      <w:proofErr w:type="spellStart"/>
-      <w:r>
-        <w:t>jr</w:t>
-      </w:r>
-      <w:proofErr w:type="spellEnd"/>
-      <w:r>
-        <w:t xml:space="preserve"> environment.</w:t>
+        <w:t>Give SCRIPT_DIR variable in the setup_jr_path.zsh file the value of the full path to the JR folder, before any user has access to the jr environment.</w:t>
       </w:r>
     </w:p>
     <w:p>
@@ -3206,9 +2659,44 @@
           <w:sz w:val="18"/>
           <w:szCs w:val="18"/>
         </w:rPr>
-        <w:t>SCRIPT_DIR</w:t>
-      </w:r>
-      <w:proofErr w:type="gramStart"/>
+        <w:t>SCRIPT_DIR=”$HOME/path/jrscripts”</w:t>
+      </w:r>
+    </w:p>
+    <w:p>
+      <w:pPr>
+        <w:pStyle w:val="Heading2"/>
+      </w:pPr>
+      <w:r>
+        <w:t>2.3 Requirements File Format</w:t>
+      </w:r>
+    </w:p>
+    <w:p>
+      <w:pPr>
+        <w:spacing w:before="80" w:after="80"/>
+      </w:pPr>
+      <w:r>
+        <w:t>Both R_requirements.txt and python_requirements.txt files use the same format: one package per line, version pinned with ==, comments starting with #.</w:t>
+      </w:r>
+    </w:p>
+    <w:p>
+      <w:pPr>
+        <w:spacing w:before="80" w:after="80"/>
+      </w:pPr>
+    </w:p>
+    <w:p>
+      <w:pPr>
+        <w:spacing w:before="80" w:after="80"/>
+      </w:pPr>
+      <w:r>
+        <w:t>Example R_requirements.txt:</w:t>
+      </w:r>
+    </w:p>
+    <w:p>
+      <w:pPr>
+        <w:shd w:val="clear" w:color="auto" w:fill="1E1E1E"/>
+        <w:spacing w:before="40" w:after="40"/>
+        <w:ind w:left="360"/>
+      </w:pPr>
       <w:r>
         <w:rPr>
           <w:rFonts w:ascii="Courier New" w:eastAsia="Courier New" w:hAnsi="Courier New" w:cs="Courier New"/>
@@ -3216,9 +2704,15 @@
           <w:sz w:val="18"/>
           <w:szCs w:val="18"/>
         </w:rPr>
-        <w:t>=”$</w:t>
-      </w:r>
-      <w:proofErr w:type="gramEnd"/>
+        <w:t># R package requirements</w:t>
+      </w:r>
+    </w:p>
+    <w:p>
+      <w:pPr>
+        <w:shd w:val="clear" w:color="auto" w:fill="1E1E1E"/>
+        <w:spacing w:before="40" w:after="40"/>
+        <w:ind w:left="360"/>
+      </w:pPr>
       <w:r>
         <w:rPr>
           <w:rFonts w:ascii="Courier New" w:eastAsia="Courier New" w:hAnsi="Courier New" w:cs="Courier New"/>
@@ -3226,9 +2720,15 @@
           <w:sz w:val="18"/>
           <w:szCs w:val="18"/>
         </w:rPr>
-        <w:t>HOME/path/</w:t>
-      </w:r>
-      <w:proofErr w:type="spellStart"/>
+        <w:t>tolerance==3.0.0</w:t>
+      </w:r>
+    </w:p>
+    <w:p>
+      <w:pPr>
+        <w:shd w:val="clear" w:color="auto" w:fill="1E1E1E"/>
+        <w:spacing w:before="40" w:after="40"/>
+        <w:ind w:left="360"/>
+      </w:pPr>
       <w:r>
         <w:rPr>
           <w:rFonts w:ascii="Courier New" w:eastAsia="Courier New" w:hAnsi="Courier New" w:cs="Courier New"/>
@@ -3236,9 +2736,15 @@
           <w:sz w:val="18"/>
           <w:szCs w:val="18"/>
         </w:rPr>
-        <w:t>jrscripts</w:t>
-      </w:r>
-      <w:proofErr w:type="spellEnd"/>
+        <w:t>e1071==1.7-17</w:t>
+      </w:r>
+    </w:p>
+    <w:p>
+      <w:pPr>
+        <w:shd w:val="clear" w:color="auto" w:fill="1E1E1E"/>
+        <w:spacing w:before="40" w:after="40"/>
+        <w:ind w:left="360"/>
+      </w:pPr>
       <w:r>
         <w:rPr>
           <w:rFonts w:ascii="Courier New" w:eastAsia="Courier New" w:hAnsi="Courier New" w:cs="Courier New"/>
@@ -3246,36 +2752,20 @@
           <w:sz w:val="18"/>
           <w:szCs w:val="18"/>
         </w:rPr>
-        <w:t>”</w:t>
-      </w:r>
-    </w:p>
-    <w:p>
-      <w:pPr>
-        <w:pStyle w:val="Heading2"/>
-      </w:pPr>
-      <w:r>
-        <w:t>2.3 Requirements File Format</w:t>
-      </w:r>
-    </w:p>
-    <w:p>
-      <w:pPr>
-        <w:spacing w:before="80" w:after="80"/>
-      </w:pPr>
-      <w:r>
-        <w:t>Both R_requirements.txt and python_requirements.txt files use the same format: one package per line, version pinned with ==, comments starting with #.</w:t>
-      </w:r>
-    </w:p>
-    <w:p>
-      <w:pPr>
-        <w:spacing w:before="80" w:after="80"/>
-      </w:pPr>
-    </w:p>
-    <w:p>
-      <w:pPr>
-        <w:spacing w:before="80" w:after="80"/>
-      </w:pPr>
-      <w:r>
-        <w:t>Example R_requirements.txt:</w:t>
+        <w:t>ggplot2==3.5.2</w:t>
+      </w:r>
+    </w:p>
+    <w:p>
+      <w:pPr>
+        <w:spacing w:before="80" w:after="80"/>
+      </w:pPr>
+    </w:p>
+    <w:p>
+      <w:pPr>
+        <w:spacing w:before="80" w:after="80"/>
+      </w:pPr>
+      <w:r>
+        <w:t>Example python_requirements.txt:</w:t>
       </w:r>
     </w:p>
     <w:p>
@@ -3291,7 +2781,7 @@
           <w:sz w:val="18"/>
           <w:szCs w:val="18"/>
         </w:rPr>
-        <w:t># R package requirements</w:t>
+        <w:t># Python package requirements</w:t>
       </w:r>
     </w:p>
     <w:p>
@@ -3307,7 +2797,7 @@
           <w:sz w:val="18"/>
           <w:szCs w:val="18"/>
         </w:rPr>
-        <w:t>tolerance==3.0.0</w:t>
+        <w:t>numpy==2.2.3</w:t>
       </w:r>
     </w:p>
     <w:p>
@@ -3323,7 +2813,7 @@
           <w:sz w:val="18"/>
           <w:szCs w:val="18"/>
         </w:rPr>
-        <w:t>e1071==1.7-17</w:t>
+        <w:t>pandas==2.2.3</w:t>
       </w:r>
     </w:p>
     <w:p>
@@ -3339,106 +2829,7 @@
           <w:sz w:val="18"/>
           <w:szCs w:val="18"/>
         </w:rPr>
-        <w:t>ggplot2==3.5.2</w:t>
-      </w:r>
-    </w:p>
-    <w:p>
-      <w:pPr>
-        <w:spacing w:before="80" w:after="80"/>
-      </w:pPr>
-    </w:p>
-    <w:p>
-      <w:pPr>
-        <w:spacing w:before="80" w:after="80"/>
-      </w:pPr>
-      <w:r>
-        <w:t>Example python_requirements.txt:</w:t>
-      </w:r>
-    </w:p>
-    <w:p>
-      <w:pPr>
-        <w:shd w:val="clear" w:color="auto" w:fill="1E1E1E"/>
-        <w:spacing w:before="40" w:after="40"/>
-        <w:ind w:left="360"/>
-      </w:pPr>
-      <w:r>
-        <w:rPr>
-          <w:rFonts w:ascii="Courier New" w:eastAsia="Courier New" w:hAnsi="Courier New" w:cs="Courier New"/>
-          <w:color w:val="D4D4D4"/>
-          <w:sz w:val="18"/>
-          <w:szCs w:val="18"/>
-        </w:rPr>
-        <w:t># Python package requirements</w:t>
-      </w:r>
-    </w:p>
-    <w:p>
-      <w:pPr>
-        <w:shd w:val="clear" w:color="auto" w:fill="1E1E1E"/>
-        <w:spacing w:before="40" w:after="40"/>
-        <w:ind w:left="360"/>
-      </w:pPr>
-      <w:proofErr w:type="spellStart"/>
-      <w:r>
-        <w:rPr>
-          <w:rFonts w:ascii="Courier New" w:eastAsia="Courier New" w:hAnsi="Courier New" w:cs="Courier New"/>
-          <w:color w:val="D4D4D4"/>
-          <w:sz w:val="18"/>
-          <w:szCs w:val="18"/>
-        </w:rPr>
-        <w:t>numpy</w:t>
-      </w:r>
-      <w:proofErr w:type="spellEnd"/>
-      <w:r>
-        <w:rPr>
-          <w:rFonts w:ascii="Courier New" w:eastAsia="Courier New" w:hAnsi="Courier New" w:cs="Courier New"/>
-          <w:color w:val="D4D4D4"/>
-          <w:sz w:val="18"/>
-          <w:szCs w:val="18"/>
-        </w:rPr>
-        <w:t>==2.2.3</w:t>
-      </w:r>
-    </w:p>
-    <w:p>
-      <w:pPr>
-        <w:shd w:val="clear" w:color="auto" w:fill="1E1E1E"/>
-        <w:spacing w:before="40" w:after="40"/>
-        <w:ind w:left="360"/>
-      </w:pPr>
-      <w:r>
-        <w:rPr>
-          <w:rFonts w:ascii="Courier New" w:eastAsia="Courier New" w:hAnsi="Courier New" w:cs="Courier New"/>
-          <w:color w:val="D4D4D4"/>
-          <w:sz w:val="18"/>
-          <w:szCs w:val="18"/>
-        </w:rPr>
-        <w:t>pandas==2.2.3</w:t>
-      </w:r>
-    </w:p>
-    <w:p>
-      <w:pPr>
-        <w:shd w:val="clear" w:color="auto" w:fill="1E1E1E"/>
-        <w:spacing w:before="40" w:after="40"/>
-        <w:ind w:left="360"/>
-      </w:pPr>
-      <w:proofErr w:type="spellStart"/>
-      <w:r>
-        <w:rPr>
-          <w:rFonts w:ascii="Courier New" w:eastAsia="Courier New" w:hAnsi="Courier New" w:cs="Courier New"/>
-          <w:color w:val="D4D4D4"/>
-          <w:sz w:val="18"/>
-          <w:szCs w:val="18"/>
-        </w:rPr>
-        <w:t>scipy</w:t>
-      </w:r>
-      <w:proofErr w:type="spellEnd"/>
-      <w:r>
-        <w:rPr>
-          <w:rFonts w:ascii="Courier New" w:eastAsia="Courier New" w:hAnsi="Courier New" w:cs="Courier New"/>
-          <w:color w:val="D4D4D4"/>
-          <w:sz w:val="18"/>
-          <w:szCs w:val="18"/>
-        </w:rPr>
-        <w:t>==1.15.2</w:t>
+        <w:t>scipy==1.15.2</w:t>
       </w:r>
     </w:p>
     <w:p>
@@ -3463,51 +2854,7 @@
           <w:sz w:val="18"/>
           <w:szCs w:val="18"/>
         </w:rPr>
-        <w:t>⚠</w:t>
-      </w:r>
-      <w:proofErr w:type="gramStart"/>
-      <w:r>
-        <w:rPr>
-          <w:i/>
-          <w:iCs/>
-          <w:color w:val="7F6000"/>
-          <w:sz w:val="18"/>
-          <w:szCs w:val="18"/>
-        </w:rPr>
-        <w:t>️  Use</w:t>
-      </w:r>
-      <w:proofErr w:type="gramEnd"/>
-      <w:r>
-        <w:rPr>
-          <w:i/>
-          <w:iCs/>
-          <w:color w:val="7F6000"/>
-          <w:sz w:val="18"/>
-          <w:szCs w:val="18"/>
-        </w:rPr>
-        <w:t xml:space="preserve"> the exact version string as CRAN or </w:t>
-      </w:r>
-      <w:proofErr w:type="spellStart"/>
-      <w:r>
-        <w:rPr>
-          <w:i/>
-          <w:iCs/>
-          <w:color w:val="7F6000"/>
-          <w:sz w:val="18"/>
-          <w:szCs w:val="18"/>
-        </w:rPr>
-        <w:t>PyPI</w:t>
-      </w:r>
-      <w:proofErr w:type="spellEnd"/>
-      <w:r>
-        <w:rPr>
-          <w:i/>
-          <w:iCs/>
-          <w:color w:val="7F6000"/>
-          <w:sz w:val="18"/>
-          <w:szCs w:val="18"/>
-        </w:rPr>
-        <w:t xml:space="preserve"> reports it, including hyphens. For example, e1071 must be written as 1.7-17, not 1.7.17.</w:t>
+        <w:t>⚠️  Use the exact version string as CRAN or PyPI reports it, including hyphens. For example, e1071 must be written as 1.7-17, not 1.7.17.</w:t>
       </w:r>
     </w:p>
     <w:p/>
@@ -3628,7 +2975,6 @@
           <w:szCs w:val="18"/>
         </w:rPr>
       </w:pPr>
-      <w:proofErr w:type="spellStart"/>
       <w:r>
         <w:rPr>
           <w:rFonts w:ascii="Courier New" w:eastAsia="Courier New" w:hAnsi="Courier New" w:cs="Courier New"/>
@@ -3638,7 +2984,6 @@
         </w:rPr>
         <w:t>os</w:t>
       </w:r>
-      <w:proofErr w:type="spellEnd"/>
     </w:p>
     <w:p>
       <w:pPr>
@@ -3736,13 +3081,7 @@
         <w:spacing w:before="80" w:after="80"/>
       </w:pPr>
       <w:r>
-        <w:t xml:space="preserve">The </w:t>
-      </w:r>
-      <w:r>
-        <w:t xml:space="preserve">zsh </w:t>
-      </w:r>
-      <w:r>
-        <w:t>script admin_install_R performs the following steps in order:</w:t>
+        <w:t>The zsh script admin_install_R performs the following steps in order:</w:t>
       </w:r>
     </w:p>
     <w:p>
@@ -3768,27 +3107,7 @@
         <w:spacing w:before="40" w:after="40"/>
       </w:pPr>
       <w:r>
-        <w:t xml:space="preserve">If </w:t>
-      </w:r>
-      <w:r>
-        <w:t xml:space="preserve">called with the --rebuild </w:t>
-      </w:r>
-      <w:proofErr w:type="gramStart"/>
-      <w:r>
-        <w:t>argument</w:t>
-      </w:r>
-      <w:r>
-        <w:t>:</w:t>
-      </w:r>
-      <w:proofErr w:type="gramEnd"/>
-      <w:r>
-        <w:t xml:space="preserve"> downloads all packages and their dependencies from CRAN into the local Dropbox </w:t>
-      </w:r>
-      <w:r>
-        <w:t xml:space="preserve">R </w:t>
-      </w:r>
-      <w:r>
-        <w:t>repo.</w:t>
+        <w:t>If called with the --rebuild argument: downloads all packages and their dependencies from CRAN into the local Dropbox R repo.</w:t>
       </w:r>
     </w:p>
     <w:p>
@@ -3801,13 +3120,7 @@
         <w:spacing w:before="40" w:after="40"/>
       </w:pPr>
       <w:r>
-        <w:t xml:space="preserve">Verifies the integrity of the local </w:t>
-      </w:r>
-      <w:r>
-        <w:t xml:space="preserve">R </w:t>
-      </w:r>
-      <w:r>
-        <w:t>repo using checksums.</w:t>
+        <w:t>Verifies the integrity of the local R repo using checksums.</w:t>
       </w:r>
     </w:p>
     <w:p>
@@ -3833,15 +3146,7 @@
         <w:spacing w:before="40" w:after="40"/>
       </w:pPr>
       <w:r>
-        <w:t xml:space="preserve">Writes </w:t>
-      </w:r>
-      <w:proofErr w:type="gramStart"/>
-      <w:r>
-        <w:t>renv.lock</w:t>
-      </w:r>
-      <w:proofErr w:type="gramEnd"/>
-      <w:r>
-        <w:t xml:space="preserve"> from the pinned versions in R_requirements.txt.</w:t>
+        <w:t>Writes renv.lock from the pinned versions in R_requirements.txt.</w:t>
       </w:r>
     </w:p>
     <w:p>
@@ -3927,18 +3232,7 @@
         <w:spacing w:before="80" w:after="80"/>
       </w:pPr>
       <w:r>
-        <w:t xml:space="preserve">Step 3 — Navigate to the </w:t>
-      </w:r>
-      <w:r>
-        <w:t xml:space="preserve">admin subfolder in the </w:t>
-      </w:r>
-      <w:proofErr w:type="spellStart"/>
-      <w:r>
-        <w:t>shellscripts</w:t>
-      </w:r>
-      <w:proofErr w:type="spellEnd"/>
-      <w:r>
-        <w:t xml:space="preserve"> folder:</w:t>
+        <w:t>Step 3 — Navigate to the admin subfolder in the shellscripts folder:</w:t>
       </w:r>
     </w:p>
     <w:p>
@@ -3954,8 +3248,28 @@
           <w:sz w:val="18"/>
           <w:szCs w:val="18"/>
         </w:rPr>
-        <w:t xml:space="preserve">cd </w:t>
-      </w:r>
+        <w:t>cd …/shellscripts/admin</w:t>
+      </w:r>
+    </w:p>
+    <w:p>
+      <w:pPr>
+        <w:spacing w:before="80" w:after="80"/>
+      </w:pPr>
+    </w:p>
+    <w:p>
+      <w:pPr>
+        <w:spacing w:before="80" w:after="80"/>
+      </w:pPr>
+      <w:r>
+        <w:t>Step 4 —run with argument --rebuild:</w:t>
+      </w:r>
+    </w:p>
+    <w:p>
+      <w:pPr>
+        <w:shd w:val="clear" w:color="auto" w:fill="1E1E1E"/>
+        <w:spacing w:before="40" w:after="40"/>
+        <w:ind w:left="360"/>
+      </w:pPr>
       <w:r>
         <w:rPr>
           <w:rFonts w:ascii="Courier New" w:eastAsia="Courier New" w:hAnsi="Courier New" w:cs="Courier New"/>
@@ -3963,8 +3277,28 @@
           <w:sz w:val="18"/>
           <w:szCs w:val="18"/>
         </w:rPr>
-        <w:t>…</w:t>
-      </w:r>
+        <w:t>./admin_install_R --rebuild</w:t>
+      </w:r>
+    </w:p>
+    <w:p>
+      <w:pPr>
+        <w:spacing w:before="80" w:after="80"/>
+      </w:pPr>
+    </w:p>
+    <w:p>
+      <w:pPr>
+        <w:spacing w:before="80" w:after="80"/>
+      </w:pPr>
+      <w:r>
+        <w:t>The script will download all required packages into the R_repo folder. When it finishes you should see:</w:t>
+      </w:r>
+    </w:p>
+    <w:p>
+      <w:pPr>
+        <w:shd w:val="clear" w:color="auto" w:fill="1E1E1E"/>
+        <w:spacing w:before="40" w:after="40"/>
+        <w:ind w:left="360"/>
+      </w:pPr>
       <w:r>
         <w:rPr>
           <w:rFonts w:ascii="Courier New" w:eastAsia="Courier New" w:hAnsi="Courier New" w:cs="Courier New"/>
@@ -3972,9 +3306,15 @@
           <w:sz w:val="18"/>
           <w:szCs w:val="18"/>
         </w:rPr>
-        <w:t>/</w:t>
-      </w:r>
-      <w:proofErr w:type="spellStart"/>
+        <w:t>✅ Local repo built at: …/my-cran-repo</w:t>
+      </w:r>
+    </w:p>
+    <w:p>
+      <w:pPr>
+        <w:shd w:val="clear" w:color="auto" w:fill="1E1E1E"/>
+        <w:spacing w:before="40" w:after="40"/>
+        <w:ind w:left="360"/>
+      </w:pPr>
       <w:r>
         <w:rPr>
           <w:rFonts w:ascii="Courier New" w:eastAsia="Courier New" w:hAnsi="Courier New" w:cs="Courier New"/>
@@ -3982,153 +3322,6 @@
           <w:sz w:val="18"/>
           <w:szCs w:val="18"/>
         </w:rPr>
-        <w:t>shellscripts</w:t>
-      </w:r>
-      <w:proofErr w:type="spellEnd"/>
-      <w:r>
-        <w:rPr>
-          <w:rFonts w:ascii="Courier New" w:eastAsia="Courier New" w:hAnsi="Courier New" w:cs="Courier New"/>
-          <w:color w:val="D4D4D4"/>
-          <w:sz w:val="18"/>
-          <w:szCs w:val="18"/>
-        </w:rPr>
-        <w:t>/admin</w:t>
-      </w:r>
-    </w:p>
-    <w:p>
-      <w:pPr>
-        <w:spacing w:before="80" w:after="80"/>
-      </w:pPr>
-    </w:p>
-    <w:p>
-      <w:pPr>
-        <w:spacing w:before="80" w:after="80"/>
-      </w:pPr>
-      <w:r>
-        <w:t xml:space="preserve">Step 4 —run with </w:t>
-      </w:r>
-      <w:r>
-        <w:t>argument --rebuild</w:t>
-      </w:r>
-      <w:r>
-        <w:t>:</w:t>
-      </w:r>
-    </w:p>
-    <w:p>
-      <w:pPr>
-        <w:shd w:val="clear" w:color="auto" w:fill="1E1E1E"/>
-        <w:spacing w:before="40" w:after="40"/>
-        <w:ind w:left="360"/>
-      </w:pPr>
-      <w:proofErr w:type="gramStart"/>
-      <w:r>
-        <w:rPr>
-          <w:rFonts w:ascii="Courier New" w:eastAsia="Courier New" w:hAnsi="Courier New" w:cs="Courier New"/>
-          <w:color w:val="D4D4D4"/>
-          <w:sz w:val="18"/>
-          <w:szCs w:val="18"/>
-        </w:rPr>
-        <w:t>./</w:t>
-      </w:r>
-      <w:proofErr w:type="gramEnd"/>
-      <w:r>
-        <w:rPr>
-          <w:rFonts w:ascii="Courier New" w:eastAsia="Courier New" w:hAnsi="Courier New" w:cs="Courier New"/>
-          <w:color w:val="D4D4D4"/>
-          <w:sz w:val="18"/>
-          <w:szCs w:val="18"/>
-        </w:rPr>
-        <w:t>admin_install_R --rebuild</w:t>
-      </w:r>
-    </w:p>
-    <w:p>
-      <w:pPr>
-        <w:spacing w:before="80" w:after="80"/>
-      </w:pPr>
-    </w:p>
-    <w:p>
-      <w:pPr>
-        <w:spacing w:before="80" w:after="80"/>
-      </w:pPr>
-      <w:r>
-        <w:t xml:space="preserve">The script will download all required packages into the </w:t>
-      </w:r>
-      <w:proofErr w:type="spellStart"/>
-      <w:r>
-        <w:t>R_repo</w:t>
-      </w:r>
-      <w:proofErr w:type="spellEnd"/>
-      <w:r>
-        <w:t xml:space="preserve"> folder. When it finishes you should see:</w:t>
-      </w:r>
-    </w:p>
-    <w:p>
-      <w:pPr>
-        <w:shd w:val="clear" w:color="auto" w:fill="1E1E1E"/>
-        <w:spacing w:before="40" w:after="40"/>
-        <w:ind w:left="360"/>
-      </w:pPr>
-      <w:r>
-        <w:rPr>
-          <w:rFonts w:ascii="Courier New" w:eastAsia="Courier New" w:hAnsi="Courier New" w:cs="Courier New"/>
-          <w:color w:val="D4D4D4"/>
-          <w:sz w:val="18"/>
-          <w:szCs w:val="18"/>
-        </w:rPr>
-        <w:t xml:space="preserve">✅ Local repo built at: </w:t>
-      </w:r>
-      <w:r>
-        <w:rPr>
-          <w:rFonts w:ascii="Courier New" w:eastAsia="Courier New" w:hAnsi="Courier New" w:cs="Courier New"/>
-          <w:color w:val="D4D4D4"/>
-          <w:sz w:val="18"/>
-          <w:szCs w:val="18"/>
-        </w:rPr>
-        <w:t>…</w:t>
-      </w:r>
-      <w:r>
-        <w:rPr>
-          <w:rFonts w:ascii="Courier New" w:eastAsia="Courier New" w:hAnsi="Courier New" w:cs="Courier New"/>
-          <w:color w:val="D4D4D4"/>
-          <w:sz w:val="18"/>
-          <w:szCs w:val="18"/>
-        </w:rPr>
-        <w:t>/my-</w:t>
-      </w:r>
-      <w:proofErr w:type="spellStart"/>
-      <w:r>
-        <w:rPr>
-          <w:rFonts w:ascii="Courier New" w:eastAsia="Courier New" w:hAnsi="Courier New" w:cs="Courier New"/>
-          <w:color w:val="D4D4D4"/>
-          <w:sz w:val="18"/>
-          <w:szCs w:val="18"/>
-        </w:rPr>
-        <w:t>cran</w:t>
-      </w:r>
-      <w:proofErr w:type="spellEnd"/>
-      <w:r>
-        <w:rPr>
-          <w:rFonts w:ascii="Courier New" w:eastAsia="Courier New" w:hAnsi="Courier New" w:cs="Courier New"/>
-          <w:color w:val="D4D4D4"/>
-          <w:sz w:val="18"/>
-          <w:szCs w:val="18"/>
-        </w:rPr>
-        <w:t>-repo</w:t>
-      </w:r>
-    </w:p>
-    <w:p>
-      <w:pPr>
-        <w:shd w:val="clear" w:color="auto" w:fill="1E1E1E"/>
-        <w:spacing w:before="40" w:after="40"/>
-        <w:ind w:left="360"/>
-      </w:pPr>
-      <w:r>
-        <w:rPr>
-          <w:rFonts w:ascii="Courier New" w:eastAsia="Courier New" w:hAnsi="Courier New" w:cs="Courier New"/>
-          <w:color w:val="D4D4D4"/>
-          <w:sz w:val="18"/>
-          <w:szCs w:val="18"/>
-        </w:rPr>
         <w:t>✅ renv environment successfully created</w:t>
       </w:r>
     </w:p>
@@ -4146,7 +3339,6 @@
         <w:spacing w:before="80" w:after="80"/>
         <w:ind w:left="200" w:right="200"/>
       </w:pPr>
-      <w:proofErr w:type="gramStart"/>
       <w:r>
         <w:rPr>
           <w:i/>
@@ -4155,18 +3347,7 @@
           <w:sz w:val="18"/>
           <w:szCs w:val="18"/>
         </w:rPr>
-        <w:t>ℹ️  The</w:t>
-      </w:r>
-      <w:proofErr w:type="gramEnd"/>
-      <w:r>
-        <w:rPr>
-          <w:i/>
-          <w:iCs/>
-          <w:color w:val="1F4E79"/>
-          <w:sz w:val="18"/>
-          <w:szCs w:val="18"/>
-        </w:rPr>
-        <w:t xml:space="preserve"> first-time download may take a few minutes. Subsequent runs without --rebuild are fast as packages are already cached.</w:t>
+        <w:t>ℹ️  The first-time download may take a few minutes. Subsequent runs without --rebuild are fast as packages are already cached.</w:t>
       </w:r>
     </w:p>
     <w:p>
@@ -4188,13 +3369,7 @@
         <w:spacing w:before="80" w:after="80"/>
       </w:pPr>
       <w:r>
-        <w:t xml:space="preserve">Use this when setting up on a new machine where the Dropbox repo already exists, </w:t>
-      </w:r>
-      <w:r>
-        <w:t>or after wiping the admins own renv library</w:t>
-      </w:r>
-      <w:r>
-        <w:t>.</w:t>
+        <w:t>Use this when setting up on a new machine where the Dropbox repo already exists, or after wiping the admins own renv library.</w:t>
       </w:r>
     </w:p>
     <w:p>
@@ -4208,7 +3383,6 @@
         <w:spacing w:before="40" w:after="40"/>
         <w:ind w:left="360"/>
       </w:pPr>
-      <w:proofErr w:type="gramStart"/>
       <w:r>
         <w:rPr>
           <w:rFonts w:ascii="Courier New" w:eastAsia="Courier New" w:hAnsi="Courier New" w:cs="Courier New"/>
@@ -4216,17 +3390,7 @@
           <w:sz w:val="18"/>
           <w:szCs w:val="18"/>
         </w:rPr>
-        <w:t>./</w:t>
-      </w:r>
-      <w:proofErr w:type="gramEnd"/>
-      <w:r>
-        <w:rPr>
-          <w:rFonts w:ascii="Courier New" w:eastAsia="Courier New" w:hAnsi="Courier New" w:cs="Courier New"/>
-          <w:color w:val="D4D4D4"/>
-          <w:sz w:val="18"/>
-          <w:szCs w:val="18"/>
-        </w:rPr>
-        <w:t>admin_install_R</w:t>
+        <w:t>./admin_install_R</w:t>
       </w:r>
     </w:p>
     <w:p>
@@ -4251,29 +3415,7 @@
           <w:sz w:val="18"/>
           <w:szCs w:val="18"/>
         </w:rPr>
-        <w:t>⚠</w:t>
-      </w:r>
-      <w:proofErr w:type="gramStart"/>
-      <w:r>
-        <w:rPr>
-          <w:i/>
-          <w:iCs/>
-          <w:color w:val="7F6000"/>
-          <w:sz w:val="18"/>
-          <w:szCs w:val="18"/>
-        </w:rPr>
-        <w:t>️  Always</w:t>
-      </w:r>
-      <w:proofErr w:type="gramEnd"/>
-      <w:r>
-        <w:rPr>
-          <w:i/>
-          <w:iCs/>
-          <w:color w:val="7F6000"/>
-          <w:sz w:val="18"/>
-          <w:szCs w:val="18"/>
-        </w:rPr>
-        <w:t xml:space="preserve"> ensure Dropbox has fully synced before running this command. A partially synced repo will cause the integrity check to fail.</w:t>
+        <w:t>⚠️  Always ensure Dropbox has fully synced before running this command. A partially synced repo will cause the integrity check to fail.</w:t>
       </w:r>
     </w:p>
     <w:p>
@@ -4333,13 +3475,7 @@
         <w:spacing w:before="40" w:after="40"/>
       </w:pPr>
       <w:r>
-        <w:t xml:space="preserve">Run admin_install_R with </w:t>
-      </w:r>
-      <w:r>
-        <w:t>--rebuild</w:t>
-      </w:r>
-      <w:r>
-        <w:t xml:space="preserve"> to download the new version and rebuild the repo.</w:t>
+        <w:t>Run admin_install_R with --rebuild to download the new version and rebuild the repo.</w:t>
       </w:r>
     </w:p>
     <w:p>
@@ -4365,34 +3501,7 @@
         <w:spacing w:before="40" w:after="40"/>
       </w:pPr>
       <w:r>
-        <w:t>Communicate the change to all team members</w:t>
-      </w:r>
-      <w:r>
-        <w:t>. T</w:t>
-      </w:r>
-      <w:r>
-        <w:t>he</w:t>
-      </w:r>
-      <w:r>
-        <w:t xml:space="preserve"> first </w:t>
-      </w:r>
-      <w:r>
-        <w:t>JR user scripts</w:t>
-      </w:r>
-      <w:r>
-        <w:t xml:space="preserve"> they run </w:t>
-      </w:r>
-      <w:r>
-        <w:t>will</w:t>
-      </w:r>
-      <w:r>
-        <w:t xml:space="preserve"> rebuild their environments</w:t>
-      </w:r>
-      <w:r>
-        <w:t xml:space="preserve"> because of this change</w:t>
-      </w:r>
-      <w:r>
-        <w:t>.</w:t>
+        <w:t>Communicate the change to all team members. The first JR user scripts they run will rebuild their environments because of this change.</w:t>
       </w:r>
     </w:p>
     <w:p>
@@ -4417,29 +3526,7 @@
           <w:sz w:val="18"/>
           <w:szCs w:val="18"/>
         </w:rPr>
-        <w:t>⚠</w:t>
-      </w:r>
-      <w:proofErr w:type="gramStart"/>
-      <w:r>
-        <w:rPr>
-          <w:i/>
-          <w:iCs/>
-          <w:color w:val="7F6000"/>
-          <w:sz w:val="18"/>
-          <w:szCs w:val="18"/>
-        </w:rPr>
-        <w:t>️  Never</w:t>
-      </w:r>
-      <w:proofErr w:type="gramEnd"/>
-      <w:r>
-        <w:rPr>
-          <w:i/>
-          <w:iCs/>
-          <w:color w:val="7F6000"/>
-          <w:sz w:val="18"/>
-          <w:szCs w:val="18"/>
-        </w:rPr>
-        <w:t xml:space="preserve"> edit the Dropbox repo files directly. Always go through admin_install_R to ensure checksums and the PACKAGES index are updated correctly.</w:t>
+        <w:t>⚠️  Never edit the Dropbox repo files directly. Always go through admin_install_R to ensure checksums and the PACKAGES index are updated correctly.</w:t>
       </w:r>
     </w:p>
     <w:p>
@@ -4472,21 +3559,7 @@
         <w:spacing w:before="80" w:after="80"/>
       </w:pPr>
       <w:r>
-        <w:t xml:space="preserve">The </w:t>
-      </w:r>
-      <w:r>
-        <w:t xml:space="preserve">zsh </w:t>
-      </w:r>
-      <w:r>
-        <w:t xml:space="preserve">script </w:t>
-      </w:r>
-      <w:proofErr w:type="spellStart"/>
-      <w:r>
-        <w:t>admin_install_Python</w:t>
-      </w:r>
-      <w:proofErr w:type="spellEnd"/>
-      <w:r>
-        <w:t xml:space="preserve"> performs the following steps:</w:t>
+        <w:t>The zsh script admin_install_Python performs the following steps:</w:t>
       </w:r>
     </w:p>
     <w:p>
@@ -4512,15 +3585,7 @@
         <w:spacing w:before="40" w:after="40"/>
       </w:pPr>
       <w:r>
-        <w:t xml:space="preserve">If called with the --rebuild </w:t>
-      </w:r>
-      <w:proofErr w:type="gramStart"/>
-      <w:r>
-        <w:t>argument:</w:t>
-      </w:r>
-      <w:proofErr w:type="gramEnd"/>
-      <w:r>
-        <w:t xml:space="preserve"> downloads all packages into the local Python Dropbox repo.</w:t>
+        <w:t>If called with the --rebuild argument: downloads all packages into the local Python Dropbox repo.</w:t>
       </w:r>
     </w:p>
     <w:p>
@@ -4546,36 +3611,7 @@
         <w:spacing w:before="40" w:after="40"/>
       </w:pPr>
       <w:r>
-        <w:t>Creates a clean Python virtual environment (</w:t>
-      </w:r>
-      <w:proofErr w:type="spellStart"/>
-      <w:r>
-        <w:t>venv</w:t>
-      </w:r>
-      <w:proofErr w:type="spellEnd"/>
-      <w:r>
-        <w:t>) at ~</w:t>
-      </w:r>
-      <w:proofErr w:type="gramStart"/>
-      <w:r>
-        <w:t>/.</w:t>
-      </w:r>
-      <w:proofErr w:type="spellStart"/>
-      <w:r>
-        <w:t>venvs</w:t>
-      </w:r>
-      <w:proofErr w:type="spellEnd"/>
-      <w:proofErr w:type="gramEnd"/>
-      <w:r>
-        <w:t>/</w:t>
-      </w:r>
-      <w:proofErr w:type="spellStart"/>
-      <w:r>
-        <w:t>jrenv</w:t>
-      </w:r>
-      <w:proofErr w:type="spellEnd"/>
-      <w:r>
-        <w:t>.</w:t>
+        <w:t>Creates a clean Python virtual environment (venv) at ~/.venvs/jrenv.</w:t>
       </w:r>
     </w:p>
     <w:p>
@@ -4656,9 +3692,28 @@
           <w:sz w:val="18"/>
           <w:szCs w:val="18"/>
         </w:rPr>
-        <w:t>cd …/</w:t>
-      </w:r>
-      <w:proofErr w:type="spellStart"/>
+        <w:t>cd …/shellscripts/admin</w:t>
+      </w:r>
+    </w:p>
+    <w:p>
+      <w:pPr>
+        <w:spacing w:before="80" w:after="80"/>
+      </w:pPr>
+    </w:p>
+    <w:p>
+      <w:pPr>
+        <w:spacing w:before="80" w:after="80"/>
+      </w:pPr>
+      <w:r>
+        <w:t>Step 3 — Run with --rebuild flag:</w:t>
+      </w:r>
+    </w:p>
+    <w:p>
+      <w:pPr>
+        <w:shd w:val="clear" w:color="auto" w:fill="1E1E1E"/>
+        <w:spacing w:before="40" w:after="40"/>
+        <w:ind w:left="360"/>
+      </w:pPr>
       <w:r>
         <w:rPr>
           <w:rFonts w:ascii="Courier New" w:eastAsia="Courier New" w:hAnsi="Courier New" w:cs="Courier New"/>
@@ -4666,9 +3721,28 @@
           <w:sz w:val="18"/>
           <w:szCs w:val="18"/>
         </w:rPr>
-        <w:t>shellscripts</w:t>
-      </w:r>
-      <w:proofErr w:type="spellEnd"/>
+        <w:t>./admin_install_Python --rebuild</w:t>
+      </w:r>
+    </w:p>
+    <w:p>
+      <w:pPr>
+        <w:spacing w:before="80" w:after="80"/>
+      </w:pPr>
+    </w:p>
+    <w:p>
+      <w:pPr>
+        <w:pStyle w:val="Heading2"/>
+      </w:pPr>
+      <w:r>
+        <w:t>4.3 Regular Setup</w:t>
+      </w:r>
+    </w:p>
+    <w:p>
+      <w:pPr>
+        <w:shd w:val="clear" w:color="auto" w:fill="1E1E1E"/>
+        <w:spacing w:before="40" w:after="40"/>
+        <w:ind w:left="360"/>
+      </w:pPr>
       <w:r>
         <w:rPr>
           <w:rFonts w:ascii="Courier New" w:eastAsia="Courier New" w:hAnsi="Courier New" w:cs="Courier New"/>
@@ -4676,101 +3750,8 @@
           <w:sz w:val="18"/>
           <w:szCs w:val="18"/>
         </w:rPr>
-        <w:t>/admin</w:t>
-      </w:r>
-    </w:p>
-    <w:p>
-      <w:pPr>
-        <w:spacing w:before="80" w:after="80"/>
-      </w:pPr>
-    </w:p>
-    <w:p>
-      <w:pPr>
-        <w:spacing w:before="80" w:after="80"/>
-      </w:pPr>
-      <w:r>
-        <w:t>Step 3 — Run with --rebuild flag:</w:t>
-      </w:r>
-    </w:p>
-    <w:p>
-      <w:pPr>
-        <w:shd w:val="clear" w:color="auto" w:fill="1E1E1E"/>
-        <w:spacing w:before="40" w:after="40"/>
-        <w:ind w:left="360"/>
-      </w:pPr>
-      <w:proofErr w:type="gramStart"/>
-      <w:r>
-        <w:rPr>
-          <w:rFonts w:ascii="Courier New" w:eastAsia="Courier New" w:hAnsi="Courier New" w:cs="Courier New"/>
-          <w:color w:val="D4D4D4"/>
-          <w:sz w:val="18"/>
-          <w:szCs w:val="18"/>
-        </w:rPr>
-        <w:t>./</w:t>
-      </w:r>
-      <w:proofErr w:type="spellStart"/>
-      <w:proofErr w:type="gramEnd"/>
-      <w:r>
-        <w:rPr>
-          <w:rFonts w:ascii="Courier New" w:eastAsia="Courier New" w:hAnsi="Courier New" w:cs="Courier New"/>
-          <w:color w:val="D4D4D4"/>
-          <w:sz w:val="18"/>
-          <w:szCs w:val="18"/>
-        </w:rPr>
-        <w:t>admin_install_Python</w:t>
-      </w:r>
-      <w:proofErr w:type="spellEnd"/>
-      <w:r>
-        <w:rPr>
-          <w:rFonts w:ascii="Courier New" w:eastAsia="Courier New" w:hAnsi="Courier New" w:cs="Courier New"/>
-          <w:color w:val="D4D4D4"/>
-          <w:sz w:val="18"/>
-          <w:szCs w:val="18"/>
-        </w:rPr>
-        <w:t xml:space="preserve"> --rebuild</w:t>
-      </w:r>
-    </w:p>
-    <w:p>
-      <w:pPr>
-        <w:spacing w:before="80" w:after="80"/>
-      </w:pPr>
-    </w:p>
-    <w:p>
-      <w:pPr>
-        <w:pStyle w:val="Heading2"/>
-      </w:pPr>
-      <w:r>
-        <w:t>4.3 Regular Setup</w:t>
-      </w:r>
-    </w:p>
-    <w:p>
-      <w:pPr>
-        <w:shd w:val="clear" w:color="auto" w:fill="1E1E1E"/>
-        <w:spacing w:before="40" w:after="40"/>
-        <w:ind w:left="360"/>
-      </w:pPr>
-      <w:proofErr w:type="gramStart"/>
-      <w:r>
-        <w:rPr>
-          <w:rFonts w:ascii="Courier New" w:eastAsia="Courier New" w:hAnsi="Courier New" w:cs="Courier New"/>
-          <w:color w:val="D4D4D4"/>
-          <w:sz w:val="18"/>
-          <w:szCs w:val="18"/>
-        </w:rPr>
-        <w:t>./</w:t>
-      </w:r>
-      <w:proofErr w:type="spellStart"/>
-      <w:proofErr w:type="gramEnd"/>
-      <w:r>
-        <w:rPr>
-          <w:rFonts w:ascii="Courier New" w:eastAsia="Courier New" w:hAnsi="Courier New" w:cs="Courier New"/>
-          <w:color w:val="D4D4D4"/>
-          <w:sz w:val="18"/>
-          <w:szCs w:val="18"/>
-        </w:rPr>
-        <w:t>admin_install_Python</w:t>
-      </w:r>
-      <w:proofErr w:type="spellEnd"/>
+        <w:t>./admin_install_Python</w:t>
+      </w:r>
     </w:p>
     <w:p>
       <w:pPr>
@@ -4821,15 +3802,7 @@
         <w:spacing w:before="40" w:after="40"/>
       </w:pPr>
       <w:r>
-        <w:t xml:space="preserve">Run </w:t>
-      </w:r>
-      <w:proofErr w:type="spellStart"/>
-      <w:r>
-        <w:t>admin_install_Python</w:t>
-      </w:r>
-      <w:proofErr w:type="spellEnd"/>
-      <w:r>
-        <w:t xml:space="preserve"> --rebuild.</w:t>
+        <w:t>Run admin_install_Python --rebuild.</w:t>
       </w:r>
     </w:p>
     <w:p>
@@ -4855,10 +3828,7 @@
         <w:spacing w:before="40" w:after="40"/>
       </w:pPr>
       <w:r>
-        <w:t>Communicate the change to all team members.</w:t>
-      </w:r>
-      <w:r>
-        <w:t xml:space="preserve"> The first JR user scripts they run will rebuild their environments because of this change.</w:t>
+        <w:t>Communicate the change to all team members. The first JR user scripts they run will rebuild their environments because of this change.</w:t>
       </w:r>
     </w:p>
     <w:p>
@@ -4883,19 +3853,7 @@
         <w:spacing w:before="80" w:after="80"/>
       </w:pPr>
       <w:r>
-        <w:t xml:space="preserve">The following environment variables </w:t>
-      </w:r>
-      <w:r>
-        <w:t>are used in the</w:t>
-      </w:r>
-      <w:r>
-        <w:t xml:space="preserve"> admin scripts. They are set in the zsh wrapper scripts </w:t>
-      </w:r>
-      <w:r>
-        <w:t>and should not</w:t>
-      </w:r>
-      <w:r>
-        <w:t xml:space="preserve"> be set manually in Terminal.</w:t>
+        <w:t>The following environment variables are used in the admin scripts. They are set in the zsh wrapper scripts and should not be set manually in Terminal.</w:t>
       </w:r>
     </w:p>
     <w:p>
@@ -5039,61 +3997,7 @@
                 <w:sz w:val="18"/>
                 <w:szCs w:val="18"/>
               </w:rPr>
-              <w:t>Full path to the local Dropbox R or Python package repository. Example: $HOME/</w:t>
-            </w:r>
-            <w:proofErr w:type="spellStart"/>
-            <w:r>
-              <w:rPr>
-                <w:color w:val="333333"/>
-                <w:sz w:val="18"/>
-                <w:szCs w:val="18"/>
-              </w:rPr>
-              <w:t>shellscripts</w:t>
-            </w:r>
-            <w:proofErr w:type="spellEnd"/>
-            <w:r>
-              <w:rPr>
-                <w:color w:val="333333"/>
-                <w:sz w:val="18"/>
-                <w:szCs w:val="18"/>
-              </w:rPr>
-              <w:t>/</w:t>
-            </w:r>
-            <w:proofErr w:type="spellStart"/>
-            <w:r>
-              <w:rPr>
-                <w:color w:val="333333"/>
-                <w:sz w:val="18"/>
-                <w:szCs w:val="18"/>
-              </w:rPr>
-              <w:t>R_repo</w:t>
-            </w:r>
-            <w:proofErr w:type="spellEnd"/>
-            <w:r>
-              <w:rPr>
-                <w:color w:val="333333"/>
-                <w:sz w:val="18"/>
-                <w:szCs w:val="18"/>
-              </w:rPr>
-              <w:t>/my-</w:t>
-            </w:r>
-            <w:proofErr w:type="spellStart"/>
-            <w:r>
-              <w:rPr>
-                <w:color w:val="333333"/>
-                <w:sz w:val="18"/>
-                <w:szCs w:val="18"/>
-              </w:rPr>
-              <w:t>cran</w:t>
-            </w:r>
-            <w:proofErr w:type="spellEnd"/>
-            <w:r>
-              <w:rPr>
-                <w:color w:val="333333"/>
-                <w:sz w:val="18"/>
-                <w:szCs w:val="18"/>
-              </w:rPr>
-              <w:t>-repo</w:t>
+              <w:t>Full path to the local Dropbox R or Python package repository. Example: $HOME/shellscripts/R_repo/my-cran-repo</w:t>
             </w:r>
           </w:p>
         </w:tc>
@@ -5209,46 +4113,8 @@
                 <w:sz w:val="18"/>
                 <w:szCs w:val="18"/>
               </w:rPr>
-              <w:t>Full path to the Python virtual environment. Example: $HOME</w:t>
-            </w:r>
-            <w:proofErr w:type="gramStart"/>
-            <w:r>
-              <w:rPr>
-                <w:color w:val="333333"/>
-                <w:sz w:val="18"/>
-                <w:szCs w:val="18"/>
-              </w:rPr>
-              <w:t>/.</w:t>
-            </w:r>
-            <w:proofErr w:type="spellStart"/>
-            <w:r>
-              <w:rPr>
-                <w:color w:val="333333"/>
-                <w:sz w:val="18"/>
-                <w:szCs w:val="18"/>
-              </w:rPr>
-              <w:t>venvs</w:t>
-            </w:r>
-            <w:proofErr w:type="spellEnd"/>
-            <w:proofErr w:type="gramEnd"/>
-            <w:r>
-              <w:rPr>
-                <w:color w:val="333333"/>
-                <w:sz w:val="18"/>
-                <w:szCs w:val="18"/>
-              </w:rPr>
-              <w:t>/</w:t>
-            </w:r>
-            <w:proofErr w:type="spellStart"/>
-            <w:r>
-              <w:rPr>
-                <w:color w:val="333333"/>
-                <w:sz w:val="18"/>
-                <w:szCs w:val="18"/>
-              </w:rPr>
-              <w:t>jrenv</w:t>
-            </w:r>
-            <w:proofErr w:type="spellEnd"/>
+              <w:t>Full path to the Python virtual environment. Example: $HOME/.venvs/jrenv</w:t>
+            </w:r>
           </w:p>
         </w:tc>
       </w:tr>
@@ -5305,41 +4171,7 @@
                 <w:sz w:val="18"/>
                 <w:szCs w:val="18"/>
               </w:rPr>
-              <w:t xml:space="preserve">Full path to the </w:t>
-            </w:r>
-            <w:r>
-              <w:rPr>
-                <w:color w:val="333333"/>
-                <w:sz w:val="18"/>
-                <w:szCs w:val="18"/>
-              </w:rPr>
-              <w:t xml:space="preserve">R </w:t>
-            </w:r>
-            <w:r>
-              <w:rPr>
-                <w:color w:val="333333"/>
-                <w:sz w:val="18"/>
-                <w:szCs w:val="18"/>
-              </w:rPr>
-              <w:t>renv library root. Example: $HOME</w:t>
-            </w:r>
-            <w:proofErr w:type="gramStart"/>
-            <w:r>
-              <w:rPr>
-                <w:color w:val="333333"/>
-                <w:sz w:val="18"/>
-                <w:szCs w:val="18"/>
-              </w:rPr>
-              <w:t>/.renv</w:t>
-            </w:r>
-            <w:proofErr w:type="gramEnd"/>
-            <w:r>
-              <w:rPr>
-                <w:color w:val="333333"/>
-                <w:sz w:val="18"/>
-                <w:szCs w:val="18"/>
-              </w:rPr>
-              <w:t>/jrscript</w:t>
+              <w:t>Full path to the R renv library root. Example: $HOME/.renv/jrscript</w:t>
             </w:r>
           </w:p>
         </w:tc>
@@ -5599,51 +4431,7 @@
           <w:sz w:val="18"/>
           <w:szCs w:val="18"/>
         </w:rPr>
-        <w:t>⚠</w:t>
-      </w:r>
-      <w:proofErr w:type="gramStart"/>
-      <w:r>
-        <w:rPr>
-          <w:i/>
-          <w:iCs/>
-          <w:color w:val="7F6000"/>
-          <w:sz w:val="18"/>
-          <w:szCs w:val="18"/>
-        </w:rPr>
-        <w:t>️  R</w:t>
-      </w:r>
-      <w:proofErr w:type="gramEnd"/>
-      <w:r>
-        <w:rPr>
-          <w:i/>
-          <w:iCs/>
-          <w:color w:val="7F6000"/>
-          <w:sz w:val="18"/>
-          <w:szCs w:val="18"/>
-        </w:rPr>
-        <w:t xml:space="preserve">_LIBS_USER </w:t>
-      </w:r>
-      <w:proofErr w:type="gramStart"/>
-      <w:r>
-        <w:rPr>
-          <w:i/>
-          <w:iCs/>
-          <w:color w:val="7F6000"/>
-          <w:sz w:val="18"/>
-          <w:szCs w:val="18"/>
-        </w:rPr>
-        <w:t>in particular can</w:t>
-      </w:r>
-      <w:proofErr w:type="gramEnd"/>
-      <w:r>
-        <w:rPr>
-          <w:i/>
-          <w:iCs/>
-          <w:color w:val="7F6000"/>
-          <w:sz w:val="18"/>
-          <w:szCs w:val="18"/>
-        </w:rPr>
-        <w:t xml:space="preserve"> silently redirect package installation to the system library, bypassing the validated renv environment entirely. The zsh scripts unset this automatically — never set it manually.</w:t>
+        <w:t>⚠️  R_LIBS_USER in particular can silently redirect package installation to the system library, bypassing the validated renv environment entirely. The zsh scripts unset this automatically — never set it manually.</w:t>
       </w:r>
     </w:p>
     <w:p>
@@ -5676,32 +4464,7 @@
         <w:spacing w:before="80" w:after="80"/>
       </w:pPr>
       <w:r>
-        <w:t xml:space="preserve">The </w:t>
-      </w:r>
-      <w:r>
-        <w:t xml:space="preserve">admin </w:t>
-      </w:r>
-      <w:r>
-        <w:t xml:space="preserve">file </w:t>
-      </w:r>
-      <w:proofErr w:type="spellStart"/>
-      <w:r>
-        <w:t>project_</w:t>
-      </w:r>
-      <w:r>
-        <w:t>admin</w:t>
-      </w:r>
-      <w:proofErr w:type="spellEnd"/>
-      <w:r>
-        <w:t>/</w:t>
-      </w:r>
-      <w:proofErr w:type="gramStart"/>
-      <w:r>
-        <w:t>integrity.sha</w:t>
-      </w:r>
-      <w:proofErr w:type="gramEnd"/>
-      <w:r>
-        <w:t>256 contains SHA256 checksums of all project files. Every user script verifies this file before running. If any project file has been modified since the checksums were generated, the script will refuse to run and print an error.</w:t>
+        <w:t>The admin file project_admin/integrity.sha256 contains SHA256 checksums of all project files. Every user script verifies this file before running. If any project file has been modified since the checksums were generated, the script will refuse to run and print an error.</w:t>
       </w:r>
     </w:p>
     <w:p>
@@ -5741,9 +4504,23 @@
           <w:sz w:val="18"/>
           <w:szCs w:val="18"/>
         </w:rPr>
-        <w:t>cd …/</w:t>
-      </w:r>
-      <w:proofErr w:type="spellStart"/>
+        <w:t>cd …/shellscripts/admin</w:t>
+      </w:r>
+    </w:p>
+    <w:p>
+      <w:pPr>
+        <w:spacing w:before="80" w:after="80"/>
+      </w:pPr>
+      <w:r>
+        <w:t>Step 2 — run admin_create_hash</w:t>
+      </w:r>
+    </w:p>
+    <w:p>
+      <w:pPr>
+        <w:shd w:val="clear" w:color="auto" w:fill="1E1E1E"/>
+        <w:spacing w:before="40" w:after="40"/>
+        <w:ind w:left="360"/>
+      </w:pPr>
       <w:r>
         <w:rPr>
           <w:rFonts w:ascii="Courier New" w:eastAsia="Courier New" w:hAnsi="Courier New" w:cs="Courier New"/>
@@ -5751,52 +4528,7 @@
           <w:sz w:val="18"/>
           <w:szCs w:val="18"/>
         </w:rPr>
-        <w:t>shellscripts</w:t>
-      </w:r>
-      <w:proofErr w:type="spellEnd"/>
-      <w:r>
-        <w:rPr>
-          <w:rFonts w:ascii="Courier New" w:eastAsia="Courier New" w:hAnsi="Courier New" w:cs="Courier New"/>
-          <w:color w:val="D4D4D4"/>
-          <w:sz w:val="18"/>
-          <w:szCs w:val="18"/>
-        </w:rPr>
-        <w:t>/admin</w:t>
-      </w:r>
-    </w:p>
-    <w:p>
-      <w:pPr>
-        <w:spacing w:before="80" w:after="80"/>
-      </w:pPr>
-      <w:r>
-        <w:t>Step 2 — run admin_create_hash</w:t>
-      </w:r>
-    </w:p>
-    <w:p>
-      <w:pPr>
-        <w:shd w:val="clear" w:color="auto" w:fill="1E1E1E"/>
-        <w:spacing w:before="40" w:after="40"/>
-        <w:ind w:left="360"/>
-      </w:pPr>
-      <w:proofErr w:type="gramStart"/>
-      <w:r>
-        <w:rPr>
-          <w:rFonts w:ascii="Courier New" w:eastAsia="Courier New" w:hAnsi="Courier New" w:cs="Courier New"/>
-          <w:color w:val="D4D4D4"/>
-          <w:sz w:val="18"/>
-          <w:szCs w:val="18"/>
-        </w:rPr>
-        <w:t>./</w:t>
-      </w:r>
-      <w:proofErr w:type="gramEnd"/>
-      <w:r>
-        <w:rPr>
-          <w:rFonts w:ascii="Courier New" w:eastAsia="Courier New" w:hAnsi="Courier New" w:cs="Courier New"/>
-          <w:color w:val="D4D4D4"/>
-          <w:sz w:val="18"/>
-          <w:szCs w:val="18"/>
-        </w:rPr>
-        <w:t>admin_create_hash</w:t>
+        <w:t>./admin_create_hash</w:t>
       </w:r>
     </w:p>
     <w:p>
@@ -5813,7 +4545,6 @@
         <w:spacing w:before="80" w:after="80"/>
         <w:ind w:left="200" w:right="200"/>
       </w:pPr>
-      <w:proofErr w:type="gramStart"/>
       <w:r>
         <w:rPr>
           <w:i/>
@@ -5822,40 +4553,7 @@
           <w:sz w:val="18"/>
           <w:szCs w:val="18"/>
         </w:rPr>
-        <w:t>ℹ️  Re</w:t>
-      </w:r>
-      <w:proofErr w:type="gramEnd"/>
-      <w:r>
-        <w:rPr>
-          <w:i/>
-          <w:iCs/>
-          <w:color w:val="1F4E79"/>
-          <w:sz w:val="18"/>
-          <w:szCs w:val="18"/>
-        </w:rPr>
-        <w:t xml:space="preserve">-generate the integrity file whenever you update R_requirements.txt, python_requirements.txt, </w:t>
-      </w:r>
-      <w:proofErr w:type="gramStart"/>
-      <w:r>
-        <w:rPr>
-          <w:i/>
-          <w:iCs/>
-          <w:color w:val="1F4E79"/>
-          <w:sz w:val="18"/>
-          <w:szCs w:val="18"/>
-        </w:rPr>
-        <w:t>renv.lock</w:t>
-      </w:r>
-      <w:proofErr w:type="gramEnd"/>
-      <w:r>
-        <w:rPr>
-          <w:i/>
-          <w:iCs/>
-          <w:color w:val="1F4E79"/>
-          <w:sz w:val="18"/>
-          <w:szCs w:val="18"/>
-        </w:rPr>
-        <w:t>, any R or Python script, or any zsh script.</w:t>
+        <w:t>ℹ️  Re-generate the integrity file whenever you update R_requirements.txt, python_requirements.txt, renv.lock, any R or Python script, or any zsh script.</w:t>
       </w:r>
     </w:p>
     <w:p>
@@ -6097,43 +4795,7 @@
                 <w:sz w:val="18"/>
                 <w:szCs w:val="18"/>
               </w:rPr>
-              <w:t xml:space="preserve">Export LOCAL_REPO before </w:t>
-            </w:r>
-            <w:proofErr w:type="gramStart"/>
-            <w:r>
-              <w:rPr>
-                <w:color w:val="333333"/>
-                <w:sz w:val="18"/>
-                <w:szCs w:val="18"/>
-              </w:rPr>
-              <w:t>running:</w:t>
-            </w:r>
-            <w:proofErr w:type="gramEnd"/>
-            <w:r>
-              <w:rPr>
-                <w:color w:val="333333"/>
-                <w:sz w:val="18"/>
-                <w:szCs w:val="18"/>
-              </w:rPr>
-              <w:t xml:space="preserve"> export LOCAL_REPO="$HOME/Dropbox/my-</w:t>
-            </w:r>
-            <w:proofErr w:type="spellStart"/>
-            <w:r>
-              <w:rPr>
-                <w:color w:val="333333"/>
-                <w:sz w:val="18"/>
-                <w:szCs w:val="18"/>
-              </w:rPr>
-              <w:t>cran</w:t>
-            </w:r>
-            <w:proofErr w:type="spellEnd"/>
-            <w:r>
-              <w:rPr>
-                <w:color w:val="333333"/>
-                <w:sz w:val="18"/>
-                <w:szCs w:val="18"/>
-              </w:rPr>
-              <w:t>-repo"</w:t>
+              <w:t>Export LOCAL_REPO before running: export LOCAL_REPO="$HOME/Dropbox/my-cran-repo"</w:t>
             </w:r>
           </w:p>
         </w:tc>
@@ -6307,27 +4969,7 @@
                 <w:sz w:val="18"/>
                 <w:szCs w:val="18"/>
               </w:rPr>
-              <w:t xml:space="preserve">Install the correct R version from https://cran.r-project.org/bin/macosx/ and ensure r_version.txt contains only the </w:t>
-            </w:r>
-            <w:proofErr w:type="spellStart"/>
-            <w:proofErr w:type="gramStart"/>
-            <w:r>
-              <w:rPr>
-                <w:color w:val="333333"/>
-                <w:sz w:val="18"/>
-                <w:szCs w:val="18"/>
-              </w:rPr>
-              <w:t>major.minor</w:t>
-            </w:r>
-            <w:proofErr w:type="spellEnd"/>
-            <w:proofErr w:type="gramEnd"/>
-            <w:r>
-              <w:rPr>
-                <w:color w:val="333333"/>
-                <w:sz w:val="18"/>
-                <w:szCs w:val="18"/>
-              </w:rPr>
-              <w:t xml:space="preserve"> version e.g. 4.5</w:t>
+              <w:t>Install the correct R version from https://cran.r-project.org/bin/macosx/ and ensure r_version.txt contains only the major.minor version e.g. 4.5</w:t>
             </w:r>
           </w:p>
         </w:tc>
@@ -6473,25 +5115,7 @@
                 <w:sz w:val="18"/>
                 <w:szCs w:val="18"/>
               </w:rPr>
-              <w:t xml:space="preserve">The library is already synchronized with the </w:t>
-            </w:r>
-            <w:proofErr w:type="spellStart"/>
-            <w:r>
-              <w:rPr>
-                <w:color w:val="333333"/>
-                <w:sz w:val="18"/>
-                <w:szCs w:val="18"/>
-              </w:rPr>
-              <w:t>lockfile</w:t>
-            </w:r>
-            <w:proofErr w:type="spellEnd"/>
-            <w:r>
-              <w:rPr>
-                <w:color w:val="333333"/>
-                <w:sz w:val="18"/>
-                <w:szCs w:val="18"/>
-              </w:rPr>
-              <w:t xml:space="preserve"> (but library is empty)</w:t>
+              <w:t>The library is already synchronized with the lockfile (but library is empty)</w:t>
             </w:r>
           </w:p>
         </w:tc>
@@ -6519,25 +5143,7 @@
                 <w:sz w:val="18"/>
                 <w:szCs w:val="18"/>
               </w:rPr>
-              <w:t>Delete the renv library folder and run again: rm -rf ~</w:t>
-            </w:r>
-            <w:proofErr w:type="gramStart"/>
-            <w:r>
-              <w:rPr>
-                <w:color w:val="333333"/>
-                <w:sz w:val="18"/>
-                <w:szCs w:val="18"/>
-              </w:rPr>
-              <w:t>/.renv</w:t>
-            </w:r>
-            <w:proofErr w:type="gramEnd"/>
-            <w:r>
-              <w:rPr>
-                <w:color w:val="333333"/>
-                <w:sz w:val="18"/>
-                <w:szCs w:val="18"/>
-              </w:rPr>
-              <w:t>/jrscript/renv/library</w:t>
+              <w:t>Delete the renv library folder and run again: rm -rf ~/.renv/jrscript/renv/library</w:t>
             </w:r>
           </w:p>
         </w:tc>
@@ -6653,53 +5259,7 @@
                 <w:sz w:val="18"/>
                 <w:szCs w:val="18"/>
               </w:rPr>
-              <w:t xml:space="preserve">Ensure the zsh scripts unset R_LIBS_USER before calling </w:t>
-            </w:r>
-            <w:proofErr w:type="spellStart"/>
-            <w:r>
-              <w:rPr>
-                <w:color w:val="333333"/>
-                <w:sz w:val="18"/>
-                <w:szCs w:val="18"/>
-              </w:rPr>
-              <w:t>Rscript</w:t>
-            </w:r>
-            <w:proofErr w:type="spellEnd"/>
-            <w:r>
-              <w:rPr>
-                <w:color w:val="333333"/>
-                <w:sz w:val="18"/>
-                <w:szCs w:val="18"/>
-              </w:rPr>
-              <w:t>. Never set R_LIBS_USER in ~</w:t>
-            </w:r>
-            <w:proofErr w:type="gramStart"/>
-            <w:r>
-              <w:rPr>
-                <w:color w:val="333333"/>
-                <w:sz w:val="18"/>
-                <w:szCs w:val="18"/>
-              </w:rPr>
-              <w:t>/.</w:t>
-            </w:r>
-            <w:proofErr w:type="spellStart"/>
-            <w:r>
-              <w:rPr>
-                <w:color w:val="333333"/>
-                <w:sz w:val="18"/>
-                <w:szCs w:val="18"/>
-              </w:rPr>
-              <w:t>zshrc</w:t>
-            </w:r>
-            <w:proofErr w:type="spellEnd"/>
-            <w:proofErr w:type="gramEnd"/>
-            <w:r>
-              <w:rPr>
-                <w:color w:val="333333"/>
-                <w:sz w:val="18"/>
-                <w:szCs w:val="18"/>
-              </w:rPr>
-              <w:t xml:space="preserve"> for R projects.</w:t>
+              <w:t>Ensure the zsh scripts unset R_LIBS_USER before calling Rscript. Never set R_LIBS_USER in ~/.zshrc for R projects.</w:t>
             </w:r>
           </w:p>
         </w:tc>
@@ -6723,13 +5283,7 @@
         <w:spacing w:before="80" w:after="80"/>
       </w:pPr>
       <w:r>
-        <w:t xml:space="preserve">To verify which packages are installed and from where, </w:t>
-      </w:r>
-      <w:r>
-        <w:t xml:space="preserve">navigate to the admin folder and </w:t>
-      </w:r>
-      <w:r>
-        <w:t>run the validation script:</w:t>
+        <w:t>To verify which packages are installed and from where, navigate to the admin folder and run the validation script:</w:t>
       </w:r>
     </w:p>
     <w:p>
@@ -6743,7 +5297,6 @@
         <w:spacing w:before="40" w:after="40"/>
         <w:ind w:left="360"/>
       </w:pPr>
-      <w:proofErr w:type="gramStart"/>
       <w:r>
         <w:rPr>
           <w:rFonts w:ascii="Courier New" w:eastAsia="Courier New" w:hAnsi="Courier New" w:cs="Courier New"/>
@@ -6751,10 +5304,54 @@
           <w:sz w:val="18"/>
           <w:szCs w:val="18"/>
         </w:rPr>
-        <w:t>./</w:t>
-      </w:r>
-      <w:proofErr w:type="spellStart"/>
-      <w:proofErr w:type="gramEnd"/>
+        <w:t>./admin_validate</w:t>
+      </w:r>
+    </w:p>
+    <w:p>
+      <w:pPr>
+        <w:spacing w:before="80" w:after="80"/>
+      </w:pPr>
+    </w:p>
+    <w:p>
+      <w:pPr>
+        <w:spacing w:before="80" w:after="80"/>
+      </w:pPr>
+      <w:r>
+        <w:t>This checks the R version, Python version, and all package versions against the requirements files and prints a pass/fail for each.</w:t>
+      </w:r>
+    </w:p>
+    <w:p>
+      <w:pPr>
+        <w:spacing w:before="80" w:after="80"/>
+      </w:pPr>
+    </w:p>
+    <w:p>
+      <w:pPr>
+        <w:pStyle w:val="Heading2"/>
+      </w:pPr>
+      <w:r>
+        <w:t>7.3 Starting from Scratch</w:t>
+      </w:r>
+    </w:p>
+    <w:p>
+      <w:pPr>
+        <w:spacing w:before="80" w:after="80"/>
+      </w:pPr>
+      <w:r>
+        <w:t>If the environment is badly broken and you want to start completely fresh:</w:t>
+      </w:r>
+    </w:p>
+    <w:p>
+      <w:pPr>
+        <w:spacing w:before="80" w:after="80"/>
+      </w:pPr>
+    </w:p>
+    <w:p>
+      <w:pPr>
+        <w:shd w:val="clear" w:color="auto" w:fill="1E1E1E"/>
+        <w:spacing w:before="40" w:after="40"/>
+        <w:ind w:left="360"/>
+      </w:pPr>
       <w:r>
         <w:rPr>
           <w:rFonts w:ascii="Courier New" w:eastAsia="Courier New" w:hAnsi="Courier New" w:cs="Courier New"/>
@@ -6762,48 +5359,8 @@
           <w:sz w:val="18"/>
           <w:szCs w:val="18"/>
         </w:rPr>
-        <w:t>admin_validate</w:t>
-      </w:r>
-      <w:proofErr w:type="spellEnd"/>
-    </w:p>
-    <w:p>
-      <w:pPr>
-        <w:spacing w:before="80" w:after="80"/>
-      </w:pPr>
-    </w:p>
-    <w:p>
-      <w:pPr>
-        <w:spacing w:before="80" w:after="80"/>
-      </w:pPr>
-      <w:r>
-        <w:t>This checks the R version, Python version, and all package versions against the requirements files and prints a pass/fail for each.</w:t>
-      </w:r>
-    </w:p>
-    <w:p>
-      <w:pPr>
-        <w:spacing w:before="80" w:after="80"/>
-      </w:pPr>
-    </w:p>
-    <w:p>
-      <w:pPr>
-        <w:pStyle w:val="Heading2"/>
-      </w:pPr>
-      <w:r>
-        <w:t>7.3 Starting from Scratch</w:t>
-      </w:r>
-    </w:p>
-    <w:p>
-      <w:pPr>
-        <w:spacing w:before="80" w:after="80"/>
-      </w:pPr>
-      <w:r>
-        <w:t>If the environment is badly broken and you want to start completely fresh:</w:t>
-      </w:r>
-    </w:p>
-    <w:p>
-      <w:pPr>
-        <w:spacing w:before="80" w:after="80"/>
-      </w:pPr>
+        <w:t># Remove renv library (keeps the cache — reinstall will be fast)</w:t>
+      </w:r>
     </w:p>
     <w:p>
       <w:pPr>
@@ -6818,8 +5375,15 @@
           <w:sz w:val="18"/>
           <w:szCs w:val="18"/>
         </w:rPr>
-        <w:t># Remove renv library (keeps the cache — reinstall will be fast)</w:t>
-      </w:r>
+        <w:t>rm -rf ~/.renv/jrscript/renv/library</w:t>
+      </w:r>
+    </w:p>
+    <w:p>
+      <w:pPr>
+        <w:shd w:val="clear" w:color="auto" w:fill="1E1E1E"/>
+        <w:spacing w:before="40" w:after="40"/>
+        <w:ind w:left="360"/>
+      </w:pPr>
     </w:p>
     <w:p>
       <w:pPr>
@@ -6834,9 +5398,15 @@
           <w:sz w:val="18"/>
           <w:szCs w:val="18"/>
         </w:rPr>
-        <w:t>rm -rf ~</w:t>
-      </w:r>
-      <w:proofErr w:type="gramStart"/>
+        <w:t># Remove Python venv</w:t>
+      </w:r>
+    </w:p>
+    <w:p>
+      <w:pPr>
+        <w:shd w:val="clear" w:color="auto" w:fill="1E1E1E"/>
+        <w:spacing w:before="40" w:after="40"/>
+        <w:ind w:left="360"/>
+      </w:pPr>
       <w:r>
         <w:rPr>
           <w:rFonts w:ascii="Courier New" w:eastAsia="Courier New" w:hAnsi="Courier New" w:cs="Courier New"/>
@@ -6844,9 +5414,22 @@
           <w:sz w:val="18"/>
           <w:szCs w:val="18"/>
         </w:rPr>
-        <w:t>/.renv</w:t>
-      </w:r>
-      <w:proofErr w:type="gramEnd"/>
+        <w:t>rm -rf ~/.venvs/jrenv</w:t>
+      </w:r>
+    </w:p>
+    <w:p>
+      <w:pPr>
+        <w:shd w:val="clear" w:color="auto" w:fill="1E1E1E"/>
+        <w:spacing w:before="40" w:after="40"/>
+        <w:ind w:left="360"/>
+      </w:pPr>
+    </w:p>
+    <w:p>
+      <w:pPr>
+        <w:shd w:val="clear" w:color="auto" w:fill="1E1E1E"/>
+        <w:spacing w:before="40" w:after="40"/>
+        <w:ind w:left="360"/>
+      </w:pPr>
       <w:r>
         <w:rPr>
           <w:rFonts w:ascii="Courier New" w:eastAsia="Courier New" w:hAnsi="Courier New" w:cs="Courier New"/>
@@ -6854,15 +5437,8 @@
           <w:sz w:val="18"/>
           <w:szCs w:val="18"/>
         </w:rPr>
-        <w:t>/jrscript/renv/library</w:t>
-      </w:r>
-    </w:p>
-    <w:p>
-      <w:pPr>
-        <w:shd w:val="clear" w:color="auto" w:fill="1E1E1E"/>
-        <w:spacing w:before="40" w:after="40"/>
-        <w:ind w:left="360"/>
-      </w:pPr>
+        <w:t># Rebuild both environments</w:t>
+      </w:r>
     </w:p>
     <w:p>
       <w:pPr>
@@ -6877,9 +5453,15 @@
           <w:sz w:val="18"/>
           <w:szCs w:val="18"/>
         </w:rPr>
-        <w:t xml:space="preserve"># Remove Python </w:t>
-      </w:r>
-      <w:proofErr w:type="spellStart"/>
+        <w:t>./admin_install_R</w:t>
+      </w:r>
+    </w:p>
+    <w:p>
+      <w:pPr>
+        <w:shd w:val="clear" w:color="auto" w:fill="1E1E1E"/>
+        <w:spacing w:before="40" w:after="40"/>
+        <w:ind w:left="360"/>
+      </w:pPr>
       <w:r>
         <w:rPr>
           <w:rFonts w:ascii="Courier New" w:eastAsia="Courier New" w:hAnsi="Courier New" w:cs="Courier New"/>
@@ -6887,146 +5469,8 @@
           <w:sz w:val="18"/>
           <w:szCs w:val="18"/>
         </w:rPr>
-        <w:t>venv</w:t>
-      </w:r>
-      <w:proofErr w:type="spellEnd"/>
-    </w:p>
-    <w:p>
-      <w:pPr>
-        <w:shd w:val="clear" w:color="auto" w:fill="1E1E1E"/>
-        <w:spacing w:before="40" w:after="40"/>
-        <w:ind w:left="360"/>
-      </w:pPr>
-      <w:r>
-        <w:rPr>
-          <w:rFonts w:ascii="Courier New" w:eastAsia="Courier New" w:hAnsi="Courier New" w:cs="Courier New"/>
-          <w:color w:val="D4D4D4"/>
-          <w:sz w:val="18"/>
-          <w:szCs w:val="18"/>
-        </w:rPr>
-        <w:t>rm -rf ~</w:t>
-      </w:r>
-      <w:proofErr w:type="gramStart"/>
-      <w:r>
-        <w:rPr>
-          <w:rFonts w:ascii="Courier New" w:eastAsia="Courier New" w:hAnsi="Courier New" w:cs="Courier New"/>
-          <w:color w:val="D4D4D4"/>
-          <w:sz w:val="18"/>
-          <w:szCs w:val="18"/>
-        </w:rPr>
-        <w:t>/.</w:t>
-      </w:r>
-      <w:proofErr w:type="spellStart"/>
-      <w:r>
-        <w:rPr>
-          <w:rFonts w:ascii="Courier New" w:eastAsia="Courier New" w:hAnsi="Courier New" w:cs="Courier New"/>
-          <w:color w:val="D4D4D4"/>
-          <w:sz w:val="18"/>
-          <w:szCs w:val="18"/>
-        </w:rPr>
-        <w:t>venvs</w:t>
-      </w:r>
-      <w:proofErr w:type="spellEnd"/>
-      <w:proofErr w:type="gramEnd"/>
-      <w:r>
-        <w:rPr>
-          <w:rFonts w:ascii="Courier New" w:eastAsia="Courier New" w:hAnsi="Courier New" w:cs="Courier New"/>
-          <w:color w:val="D4D4D4"/>
-          <w:sz w:val="18"/>
-          <w:szCs w:val="18"/>
-        </w:rPr>
-        <w:t>/</w:t>
-      </w:r>
-      <w:proofErr w:type="spellStart"/>
-      <w:r>
-        <w:rPr>
-          <w:rFonts w:ascii="Courier New" w:eastAsia="Courier New" w:hAnsi="Courier New" w:cs="Courier New"/>
-          <w:color w:val="D4D4D4"/>
-          <w:sz w:val="18"/>
-          <w:szCs w:val="18"/>
-        </w:rPr>
-        <w:t>jrenv</w:t>
-      </w:r>
-      <w:proofErr w:type="spellEnd"/>
-    </w:p>
-    <w:p>
-      <w:pPr>
-        <w:shd w:val="clear" w:color="auto" w:fill="1E1E1E"/>
-        <w:spacing w:before="40" w:after="40"/>
-        <w:ind w:left="360"/>
-      </w:pPr>
-    </w:p>
-    <w:p>
-      <w:pPr>
-        <w:shd w:val="clear" w:color="auto" w:fill="1E1E1E"/>
-        <w:spacing w:before="40" w:after="40"/>
-        <w:ind w:left="360"/>
-      </w:pPr>
-      <w:r>
-        <w:rPr>
-          <w:rFonts w:ascii="Courier New" w:eastAsia="Courier New" w:hAnsi="Courier New" w:cs="Courier New"/>
-          <w:color w:val="D4D4D4"/>
-          <w:sz w:val="18"/>
-          <w:szCs w:val="18"/>
-        </w:rPr>
-        <w:t># Rebuild both environments</w:t>
-      </w:r>
-    </w:p>
-    <w:p>
-      <w:pPr>
-        <w:shd w:val="clear" w:color="auto" w:fill="1E1E1E"/>
-        <w:spacing w:before="40" w:after="40"/>
-        <w:ind w:left="360"/>
-      </w:pPr>
-      <w:proofErr w:type="gramStart"/>
-      <w:r>
-        <w:rPr>
-          <w:rFonts w:ascii="Courier New" w:eastAsia="Courier New" w:hAnsi="Courier New" w:cs="Courier New"/>
-          <w:color w:val="D4D4D4"/>
-          <w:sz w:val="18"/>
-          <w:szCs w:val="18"/>
-        </w:rPr>
-        <w:t>./</w:t>
-      </w:r>
-      <w:proofErr w:type="gramEnd"/>
-      <w:r>
-        <w:rPr>
-          <w:rFonts w:ascii="Courier New" w:eastAsia="Courier New" w:hAnsi="Courier New" w:cs="Courier New"/>
-          <w:color w:val="D4D4D4"/>
-          <w:sz w:val="18"/>
-          <w:szCs w:val="18"/>
-        </w:rPr>
-        <w:t>admin_install_R</w:t>
-      </w:r>
-    </w:p>
-    <w:p>
-      <w:pPr>
-        <w:shd w:val="clear" w:color="auto" w:fill="1E1E1E"/>
-        <w:spacing w:before="40" w:after="40"/>
-        <w:ind w:left="360"/>
-      </w:pPr>
-      <w:proofErr w:type="gramStart"/>
-      <w:r>
-        <w:rPr>
-          <w:rFonts w:ascii="Courier New" w:eastAsia="Courier New" w:hAnsi="Courier New" w:cs="Courier New"/>
-          <w:color w:val="D4D4D4"/>
-          <w:sz w:val="18"/>
-          <w:szCs w:val="18"/>
-        </w:rPr>
-        <w:t>./</w:t>
-      </w:r>
-      <w:proofErr w:type="spellStart"/>
-      <w:proofErr w:type="gramEnd"/>
-      <w:r>
-        <w:rPr>
-          <w:rFonts w:ascii="Courier New" w:eastAsia="Courier New" w:hAnsi="Courier New" w:cs="Courier New"/>
-          <w:color w:val="D4D4D4"/>
-          <w:sz w:val="18"/>
-          <w:szCs w:val="18"/>
-        </w:rPr>
-        <w:t>admin_install_Python</w:t>
-      </w:r>
-      <w:proofErr w:type="spellEnd"/>
+        <w:t>./admin_install_Python</w:t>
+      </w:r>
     </w:p>
     <w:p>
       <w:r>
@@ -7095,36 +5539,7 @@
         <w:spacing w:before="40" w:after="40"/>
       </w:pPr>
       <w:r>
-        <w:t>Let</w:t>
-      </w:r>
-      <w:r>
-        <w:t xml:space="preserve"> </w:t>
-      </w:r>
-      <w:r>
-        <w:t xml:space="preserve">him/her </w:t>
-      </w:r>
-      <w:r>
-        <w:t xml:space="preserve">run </w:t>
-      </w:r>
-      <w:r>
-        <w:t>the file</w:t>
-      </w:r>
-      <w:r>
-        <w:t xml:space="preserve"> </w:t>
-      </w:r>
-      <w:proofErr w:type="spellStart"/>
-      <w:r>
-        <w:t>setup_</w:t>
-      </w:r>
-      <w:r>
-        <w:t>jr_</w:t>
-      </w:r>
-      <w:r>
-        <w:t>path.zsh</w:t>
-      </w:r>
-      <w:proofErr w:type="spellEnd"/>
-      <w:r>
-        <w:t>. Ask them to start a new Terminal window and to drag this file to this Terminal window and to press Enter. The path is being updated for each new Terminal window that is started.</w:t>
+        <w:t>Let him/her run the file setup_jr_path.zsh. Ask them to start a new Terminal window and to drag this file to this Terminal window and to press Enter. The path is being updated for each new Terminal window that is started.</w:t>
       </w:r>
     </w:p>
     <w:p>
@@ -7137,21 +5552,7 @@
         <w:spacing w:before="40" w:after="40"/>
       </w:pPr>
       <w:r>
-        <w:t xml:space="preserve">Ask them to run </w:t>
-      </w:r>
-      <w:r>
-        <w:t>a Python and a R</w:t>
-      </w:r>
-      <w:r>
-        <w:t xml:space="preserve"> user script once — it will automatically detect that the renv library and </w:t>
-      </w:r>
-      <w:proofErr w:type="spellStart"/>
-      <w:r>
-        <w:t>venv</w:t>
-      </w:r>
-      <w:proofErr w:type="spellEnd"/>
-      <w:r>
-        <w:t xml:space="preserve"> do not exist and build them from the local Dropbox repo.</w:t>
+        <w:t>Ask them to run a Python and a R user script once — it will automatically detect that the renv library and venv do not exist and build them from the local Dropbox repo.</w:t>
       </w:r>
     </w:p>
     <w:p>
@@ -7168,7 +5569,6 @@
         <w:spacing w:before="80" w:after="80"/>
         <w:ind w:left="200" w:right="200"/>
       </w:pPr>
-      <w:proofErr w:type="gramStart"/>
       <w:r>
         <w:rPr>
           <w:i/>
@@ -7177,9 +5577,489 @@
           <w:sz w:val="18"/>
           <w:szCs w:val="18"/>
         </w:rPr>
-        <w:t>ℹ️  The</w:t>
-      </w:r>
-      <w:proofErr w:type="gramEnd"/>
+        <w:t>ℹ️  The first run on a new machine will take longer than usual as the renv library and venv are being created. Subsequent runs are fast.</w:t>
+      </w:r>
+    </w:p>
+    <w:p>
+      <w:r>
+        <w:br w:type="page"/>
+      </w:r>
+    </w:p>
+    <w:p>
+      <w:pPr>
+        <w:pStyle w:val="Heading1"/>
+        <w:pBdr>
+          <w:bottom w:val="single" w:sz="6" w:space="4" w:color="2E75B6"/>
+        </w:pBdr>
+      </w:pPr>
+      <w:r>
+        <w:lastRenderedPageBreak/>
+        <w:t>9. Access Rights</w:t>
+      </w:r>
+    </w:p>
+    <w:p>
+      <w:pPr>
+        <w:pStyle w:val="Heading2"/>
+      </w:pPr>
+      <w:r>
+        <w:t>9.1 Principle</w:t>
+      </w:r>
+    </w:p>
+    <w:p>
+      <w:pPr>
+        <w:spacing w:before="80" w:after="80"/>
+      </w:pPr>
+      <w:r>
+        <w:t>The JR environment enforces a strict separation between the administrator and end users. To make this separation enforceable at the filesystem level, project files and installed libraries should be owned by the admin account and made read-only for all other users. This ensures that users can run scripts but cannot modify the environment, install packages outside the validated channel, or tamper with project files in a way that would evade the integrity check.</w:t>
+      </w:r>
+    </w:p>
+    <w:p>
+      <w:pPr>
+        <w:spacing w:before="80" w:after="80"/>
+      </w:pPr>
+      <w:r>
+        <w:t>There are two complementary layers of access control available: macOS filesystem permissions and Dropbox sharing settings. Both are described below.</w:t>
+      </w:r>
+    </w:p>
+    <w:p>
+      <w:pPr>
+        <w:pStyle w:val="Heading2"/>
+      </w:pPr>
+      <w:r>
+        <w:t>9.2 macOS Filesystem Permissions</w:t>
+      </w:r>
+    </w:p>
+    <w:p>
+      <w:pPr>
+        <w:spacing w:before="80" w:after="80"/>
+      </w:pPr>
+      <w:r>
+        <w:t>The recommended permission model is: all project files are owned by the admin macOS account, and other users have read and execute rights only. The following table summarises the recommended settings for each part of the environment.</w:t>
+      </w:r>
+    </w:p>
+    <w:p>
+      <w:pPr>
+        <w:spacing w:before="80" w:after="80"/>
+      </w:pPr>
+    </w:p>
+    <w:tbl>
+      <w:tblPr>
+        <w:tblW w:w="9350" w:type="dxa"/>
+        <w:tblLook w:val="04A0" w:firstRow="1" w:lastRow="0" w:firstColumn="1" w:lastColumn="0" w:noHBand="0" w:noVBand="1"/>
+      </w:tblPr>
+      <w:tblGrid>
+        <w:gridCol w:w="3234"/>
+        <w:gridCol w:w="739"/>
+        <w:gridCol w:w="5377"/>
+      </w:tblGrid>
+      <w:tr>
+        <w:tc>
+          <w:tcPr>
+            <w:tcW w:w="0" w:type="auto"/>
+            <w:shd w:val="clear" w:color="auto" w:fill="1F4E79"/>
+          </w:tcPr>
+          <w:p>
+            <w:r>
+              <w:rPr>
+                <w:b/>
+                <w:color w:val="FFFFFF"/>
+              </w:rPr>
+              <w:t>Location</w:t>
+            </w:r>
+          </w:p>
+        </w:tc>
+        <w:tc>
+          <w:tcPr>
+            <w:tcW w:w="0" w:type="auto"/>
+            <w:shd w:val="clear" w:color="auto" w:fill="1F4E79"/>
+          </w:tcPr>
+          <w:p>
+            <w:r>
+              <w:rPr>
+                <w:b/>
+                <w:color w:val="FFFFFF"/>
+              </w:rPr>
+              <w:t>Mode</w:t>
+            </w:r>
+          </w:p>
+        </w:tc>
+        <w:tc>
+          <w:tcPr>
+            <w:tcW w:w="0" w:type="auto"/>
+            <w:shd w:val="clear" w:color="auto" w:fill="1F4E79"/>
+          </w:tcPr>
+          <w:p>
+            <w:r>
+              <w:rPr>
+                <w:b/>
+                <w:color w:val="FFFFFF"/>
+              </w:rPr>
+              <w:t>Notes</w:t>
+            </w:r>
+          </w:p>
+        </w:tc>
+      </w:tr>
+      <w:tr>
+        <w:tc>
+          <w:tcPr>
+            <w:tcW w:w="0" w:type="auto"/>
+            <w:shd w:val="clear" w:color="auto" w:fill="F2F2F2"/>
+          </w:tcPr>
+          <w:p>
+            <w:r>
+              <w:t>Project root folder</w:t>
+            </w:r>
+          </w:p>
+        </w:tc>
+        <w:tc>
+          <w:tcPr>
+            <w:tcW w:w="0" w:type="auto"/>
+            <w:shd w:val="clear" w:color="auto" w:fill="F2F2F2"/>
+          </w:tcPr>
+          <w:p>
+            <w:r>
+              <w:t>755</w:t>
+            </w:r>
+          </w:p>
+        </w:tc>
+        <w:tc>
+          <w:tcPr>
+            <w:tcW w:w="0" w:type="auto"/>
+            <w:shd w:val="clear" w:color="auto" w:fill="F2F2F2"/>
+          </w:tcPr>
+          <w:p>
+            <w:r>
+              <w:t>Admin: read/write/execute. Users: read/execute only.</w:t>
+            </w:r>
+          </w:p>
+        </w:tc>
+      </w:tr>
+      <w:tr>
+        <w:tc>
+          <w:tcPr>
+            <w:tcW w:w="0" w:type="auto"/>
+            <w:shd w:val="clear" w:color="auto" w:fill="FFFFFF"/>
+          </w:tcPr>
+          <w:p>
+            <w:r>
+              <w:t>R/ and Python/ subfolders</w:t>
+            </w:r>
+          </w:p>
+        </w:tc>
+        <w:tc>
+          <w:tcPr>
+            <w:tcW w:w="0" w:type="auto"/>
+            <w:shd w:val="clear" w:color="auto" w:fill="FFFFFF"/>
+          </w:tcPr>
+          <w:p>
+            <w:r>
+              <w:t>755</w:t>
+            </w:r>
+          </w:p>
+        </w:tc>
+        <w:tc>
+          <w:tcPr>
+            <w:tcW w:w="0" w:type="auto"/>
+            <w:shd w:val="clear" w:color="auto" w:fill="FFFFFF"/>
+          </w:tcPr>
+          <w:p>
+            <w:r>
+              <w:t>Users can read scripts but not modify them. Modifications would trigger the integrity check failure regardless, but read-only prevents accidental edits.</w:t>
+            </w:r>
+          </w:p>
+        </w:tc>
+      </w:tr>
+      <w:tr>
+        <w:tc>
+          <w:tcPr>
+            <w:tcW w:w="0" w:type="auto"/>
+            <w:shd w:val="clear" w:color="auto" w:fill="F2F2F2"/>
+          </w:tcPr>
+          <w:p>
+            <w:r>
+              <w:t>User wrapper scripts (jrr, jrpy, jrR_hello, etc.)</w:t>
+            </w:r>
+          </w:p>
+        </w:tc>
+        <w:tc>
+          <w:tcPr>
+            <w:tcW w:w="0" w:type="auto"/>
+            <w:shd w:val="clear" w:color="auto" w:fill="F2F2F2"/>
+          </w:tcPr>
+          <w:p>
+            <w:r>
+              <w:t>755</w:t>
+            </w:r>
+          </w:p>
+        </w:tc>
+        <w:tc>
+          <w:tcPr>
+            <w:tcW w:w="0" w:type="auto"/>
+            <w:shd w:val="clear" w:color="auto" w:fill="F2F2F2"/>
+          </w:tcPr>
+          <w:p>
+            <w:r>
+              <w:t>Executable by all users, writable only by admin.</w:t>
+            </w:r>
+          </w:p>
+        </w:tc>
+      </w:tr>
+      <w:tr>
+        <w:tc>
+          <w:tcPr>
+            <w:tcW w:w="0" w:type="auto"/>
+            <w:shd w:val="clear" w:color="auto" w:fill="FFFFFF"/>
+          </w:tcPr>
+          <w:p>
+            <w:r>
+              <w:t>admin/ subfolder</w:t>
+            </w:r>
+          </w:p>
+        </w:tc>
+        <w:tc>
+          <w:tcPr>
+            <w:tcW w:w="0" w:type="auto"/>
+            <w:shd w:val="clear" w:color="auto" w:fill="FFFFFF"/>
+          </w:tcPr>
+          <w:p>
+            <w:r>
+              <w:t>750</w:t>
+            </w:r>
+          </w:p>
+        </w:tc>
+        <w:tc>
+          <w:tcPr>
+            <w:tcW w:w="0" w:type="auto"/>
+            <w:shd w:val="clear" w:color="auto" w:fill="FFFFFF"/>
+          </w:tcPr>
+          <w:p>
+            <w:r>
+              <w:t>Admin only. Users cannot read requirements files, version pins, or admin scripts.</w:t>
+            </w:r>
+          </w:p>
+        </w:tc>
+      </w:tr>
+      <w:tr>
+        <w:tc>
+          <w:tcPr>
+            <w:tcW w:w="0" w:type="auto"/>
+            <w:shd w:val="clear" w:color="auto" w:fill="F2F2F2"/>
+          </w:tcPr>
+          <w:p>
+            <w:r>
+              <w:t>Admin scripts (admin_install_R, admin_validate, etc.)</w:t>
+            </w:r>
+          </w:p>
+        </w:tc>
+        <w:tc>
+          <w:tcPr>
+            <w:tcW w:w="0" w:type="auto"/>
+            <w:shd w:val="clear" w:color="auto" w:fill="F2F2F2"/>
+          </w:tcPr>
+          <w:p>
+            <w:r>
+              <w:t>750</w:t>
+            </w:r>
+          </w:p>
+        </w:tc>
+        <w:tc>
+          <w:tcPr>
+            <w:tcW w:w="0" w:type="auto"/>
+            <w:shd w:val="clear" w:color="auto" w:fill="F2F2F2"/>
+          </w:tcPr>
+          <w:p>
+            <w:r>
+              <w:t>Executable and readable only by admin. Already set by the installation scripts.</w:t>
+            </w:r>
+          </w:p>
+        </w:tc>
+      </w:tr>
+      <w:tr>
+        <w:tc>
+          <w:tcPr>
+            <w:tcW w:w="0" w:type="auto"/>
+            <w:shd w:val="clear" w:color="auto" w:fill="FFFFFF"/>
+          </w:tcPr>
+          <w:p>
+            <w:r>
+              <w:t>~/.renv/&lt;PROJECT_ID&gt;</w:t>
+            </w:r>
+          </w:p>
+        </w:tc>
+        <w:tc>
+          <w:tcPr>
+            <w:tcW w:w="0" w:type="auto"/>
+            <w:shd w:val="clear" w:color="auto" w:fill="FFFFFF"/>
+          </w:tcPr>
+          <w:p>
+            <w:r>
+              <w:t>755</w:t>
+            </w:r>
+          </w:p>
+        </w:tc>
+        <w:tc>
+          <w:tcPr>
+            <w:tcW w:w="0" w:type="auto"/>
+            <w:shd w:val="clear" w:color="auto" w:fill="FFFFFF"/>
+          </w:tcPr>
+          <w:p>
+            <w:r>
+              <w:t>Must remain writable by the user running the wrapper — the auto-rebuild writes here. See Section 9.4.</w:t>
+            </w:r>
+          </w:p>
+        </w:tc>
+      </w:tr>
+      <w:tr>
+        <w:tc>
+          <w:tcPr>
+            <w:tcW w:w="0" w:type="auto"/>
+            <w:shd w:val="clear" w:color="auto" w:fill="F2F2F2"/>
+          </w:tcPr>
+          <w:p>
+            <w:r>
+              <w:t>~/.venvs/&lt;PROJECT_ID&gt;</w:t>
+            </w:r>
+          </w:p>
+        </w:tc>
+        <w:tc>
+          <w:tcPr>
+            <w:tcW w:w="0" w:type="auto"/>
+            <w:shd w:val="clear" w:color="auto" w:fill="F2F2F2"/>
+          </w:tcPr>
+          <w:p>
+            <w:r>
+              <w:t>755</w:t>
+            </w:r>
+          </w:p>
+        </w:tc>
+        <w:tc>
+          <w:tcPr>
+            <w:tcW w:w="0" w:type="auto"/>
+            <w:shd w:val="clear" w:color="auto" w:fill="F2F2F2"/>
+          </w:tcPr>
+          <w:p>
+            <w:r>
+              <w:t>Must remain writable by the user — the auto-rebuild writes here. See Section 9.4.</w:t>
+            </w:r>
+          </w:p>
+        </w:tc>
+      </w:tr>
+    </w:tbl>
+    <w:p>
+      <w:pPr>
+        <w:spacing w:before="80" w:after="80"/>
+      </w:pPr>
+    </w:p>
+    <w:p>
+      <w:pPr>
+        <w:pStyle w:val="Heading2"/>
+      </w:pPr>
+      <w:r>
+        <w:t>9.3 Setting Permissions After Installation</w:t>
+      </w:r>
+    </w:p>
+    <w:p>
+      <w:pPr>
+        <w:spacing w:before="80" w:after="80"/>
+      </w:pPr>
+      <w:r>
+        <w:t>After completing the installation (Sections 3 and 4), run the following commands from the project root folder as the admin user to apply the recommended permissions:</w:t>
+      </w:r>
+    </w:p>
+    <w:p>
+      <w:pPr>
+        <w:shd w:val="clear" w:color="auto" w:fill="1E1E1E"/>
+        <w:spacing w:before="40" w:after="40"/>
+        <w:ind w:left="360"/>
+      </w:pPr>
+      <w:r>
+        <w:rPr>
+          <w:rFonts w:ascii="Courier New" w:eastAsia="Courier New" w:hAnsi="Courier New" w:cs="Courier New"/>
+          <w:color w:val="D4D4D4"/>
+          <w:sz w:val="18"/>
+          <w:szCs w:val="18"/>
+        </w:rPr>
+        <w:t># Lock down the project folder (run from project root, as admin)</w:t>
+      </w:r>
+    </w:p>
+    <w:p>
+      <w:pPr>
+        <w:shd w:val="clear" w:color="auto" w:fill="1E1E1E"/>
+        <w:spacing w:before="40" w:after="40"/>
+        <w:ind w:left="360"/>
+      </w:pPr>
+      <w:r>
+        <w:rPr>
+          <w:rFonts w:ascii="Courier New" w:eastAsia="Courier New" w:hAnsi="Courier New" w:cs="Courier New"/>
+          <w:color w:val="D4D4D4"/>
+          <w:sz w:val="18"/>
+          <w:szCs w:val="18"/>
+        </w:rPr>
+        <w:t>chmod -R 755 .</w:t>
+      </w:r>
+    </w:p>
+    <w:p>
+      <w:pPr>
+        <w:shd w:val="clear" w:color="auto" w:fill="1E1E1E"/>
+        <w:spacing w:before="40" w:after="40"/>
+        <w:ind w:left="360"/>
+      </w:pPr>
+      <w:r>
+        <w:rPr>
+          <w:rFonts w:ascii="Courier New" w:eastAsia="Courier New" w:hAnsi="Courier New" w:cs="Courier New"/>
+          <w:color w:val="D4D4D4"/>
+          <w:sz w:val="18"/>
+          <w:szCs w:val="18"/>
+        </w:rPr>
+        <w:t>chmod -R 750 admin/</w:t>
+      </w:r>
+    </w:p>
+    <w:p>
+      <w:pPr>
+        <w:shd w:val="clear" w:color="auto" w:fill="1E1E1E"/>
+        <w:spacing w:before="40" w:after="40"/>
+        <w:ind w:left="360"/>
+      </w:pPr>
+      <w:r>
+        <w:rPr>
+          <w:rFonts w:ascii="Courier New" w:eastAsia="Courier New" w:hAnsi="Courier New" w:cs="Courier New"/>
+          <w:color w:val="D4D4D4"/>
+          <w:sz w:val="18"/>
+          <w:szCs w:val="18"/>
+        </w:rPr>
+        <w:t># Remove write access from all files for non-owners</w:t>
+      </w:r>
+    </w:p>
+    <w:p>
+      <w:pPr>
+        <w:shd w:val="clear" w:color="auto" w:fill="1E1E1E"/>
+        <w:spacing w:before="40" w:after="40"/>
+        <w:ind w:left="360"/>
+      </w:pPr>
+      <w:r>
+        <w:rPr>
+          <w:rFonts w:ascii="Courier New" w:eastAsia="Courier New" w:hAnsi="Courier New" w:cs="Courier New"/>
+          <w:color w:val="D4D4D4"/>
+          <w:sz w:val="18"/>
+          <w:szCs w:val="18"/>
+        </w:rPr>
+        <w:t>chmod -R o-w .</w:t>
+      </w:r>
+    </w:p>
+    <w:p>
+      <w:pPr>
+        <w:spacing w:before="80" w:after="80"/>
+      </w:pPr>
+    </w:p>
+    <w:p>
+      <w:pPr>
+        <w:pBdr>
+          <w:left w:val="single" w:sz="12" w:space="4" w:color="2E75B6"/>
+        </w:pBdr>
+        <w:shd w:val="clear" w:color="auto" w:fill="D6E4F0"/>
+        <w:spacing w:before="80" w:after="80"/>
+        <w:ind w:left="200" w:right="200"/>
+      </w:pPr>
       <w:r>
         <w:rPr>
           <w:i/>
@@ -7188,35 +6068,303 @@
           <w:sz w:val="18"/>
           <w:szCs w:val="18"/>
         </w:rPr>
-        <w:t xml:space="preserve"> first run on a new machine will take longer than usual as the renv library and </w:t>
-      </w:r>
-      <w:proofErr w:type="spellStart"/>
+        <w:t>ℹ️  Re-run these permission commands after every installation update or any time a new script or wrapper is added to the project.</w:t>
+      </w:r>
+    </w:p>
+    <w:p>
+      <w:pPr>
+        <w:spacing w:before="80" w:after="80"/>
+      </w:pPr>
+    </w:p>
+    <w:p>
+      <w:pPr>
+        <w:pStyle w:val="Heading2"/>
+      </w:pPr>
+      <w:r>
+        <w:t>9.4 The Auto-Rebuild Exception</w:t>
+      </w:r>
+    </w:p>
+    <w:p>
+      <w:pPr>
+        <w:spacing w:before="80" w:after="80"/>
+      </w:pPr>
+      <w:r>
+        <w:t>The renv library (~/.renv/&lt;PROJECT_ID&gt;) and Python venv (~/.venvs/&lt;PROJECT_ID&gt;) are stored in each user’s home directory, not in the project folder. The wrapper scripts automatically rebuild these directories when they are missing or out of date — which means the user running the wrapper must have write access to their own home directory locations.</w:t>
+      </w:r>
+    </w:p>
+    <w:p>
+      <w:pPr>
+        <w:spacing w:before="80" w:after="80"/>
+      </w:pPr>
+      <w:r>
+        <w:lastRenderedPageBreak/>
+        <w:t>This is by design. The auto-rebuild reads exclusively from the controlled Dropbox repo (verified by checksum) and writes only to the user’s own home directory. It does not modify any project file and does not reach the internet. The threat model consequence is:</w:t>
+      </w:r>
+    </w:p>
+    <w:p>
+      <w:pPr>
+        <w:pStyle w:val="ListParagraph"/>
+        <w:numPr>
+          <w:ilvl w:val="0"/>
+          <w:numId w:val="2"/>
+        </w:numPr>
+        <w:spacing w:before="40" w:after="40"/>
+      </w:pPr>
+      <w:r>
+        <w:t>A user cannot install arbitrary packages into the renv library or venv, because the rebuild overwrites those directories entirely from the pinned repo.</w:t>
+      </w:r>
+    </w:p>
+    <w:p>
+      <w:pPr>
+        <w:pStyle w:val="ListParagraph"/>
+        <w:numPr>
+          <w:ilvl w:val="0"/>
+          <w:numId w:val="2"/>
+        </w:numPr>
+        <w:spacing w:before="40" w:after="40"/>
+      </w:pPr>
+      <w:r>
+        <w:t>A user could manually write into ~/.renv/&lt;PROJECT_ID&gt; or ~/.venvs/&lt;PROJECT_ID&gt; between runs. The next wrapper run would overwrite their changes if the hash check detects a mismatch, but not if the hash still matches. This residual risk is acceptable in a single-user Mac context and can be mitigated by admin-owned library directories if the threat model requires it.</w:t>
+      </w:r>
+    </w:p>
+    <w:p>
+      <w:pPr>
+        <w:spacing w:before="80" w:after="80"/>
+      </w:pPr>
+    </w:p>
+    <w:p>
+      <w:pPr>
+        <w:pStyle w:val="Heading2"/>
+      </w:pPr>
+      <w:r>
+        <w:t>9.5 Dropbox Repo Access</w:t>
+      </w:r>
+    </w:p>
+    <w:p>
+      <w:pPr>
+        <w:spacing w:before="80" w:after="80"/>
+      </w:pPr>
+      <w:r>
+        <w:t>The R_repo/ and Python_repo/ folders contain the controlled package repositories. These folders should be shared as view-only in Dropbox so that team members can sync them to their machines but cannot modify their contents. To set this up:</w:t>
+      </w:r>
+    </w:p>
+    <w:p>
+      <w:pPr>
+        <w:pStyle w:val="ListParagraph"/>
+        <w:numPr>
+          <w:ilvl w:val="0"/>
+          <w:numId w:val="1"/>
+        </w:numPr>
+        <w:spacing w:before="40" w:after="40"/>
+      </w:pPr>
+      <w:r>
+        <w:t>In Dropbox on the web (dropbox.com), navigate to the shared folder containing the JR project.</w:t>
+      </w:r>
+    </w:p>
+    <w:p>
+      <w:pPr>
+        <w:pStyle w:val="ListParagraph"/>
+        <w:numPr>
+          <w:ilvl w:val="0"/>
+          <w:numId w:val="1"/>
+        </w:numPr>
+        <w:spacing w:before="40" w:after="40"/>
+      </w:pPr>
+      <w:r>
+        <w:t>Select the R_repo/ and Python_repo/ folders and set sharing permissions to Can view for all non-admin members.</w:t>
+      </w:r>
+    </w:p>
+    <w:p>
+      <w:pPr>
+        <w:pStyle w:val="ListParagraph"/>
+        <w:numPr>
+          <w:ilvl w:val="0"/>
+          <w:numId w:val="1"/>
+        </w:numPr>
+        <w:spacing w:before="40" w:after="40"/>
+      </w:pPr>
+      <w:r>
+        <w:t>The admin account retains Can edit access to these folders.</w:t>
+      </w:r>
+    </w:p>
+    <w:p>
+      <w:pPr>
+        <w:spacing w:before="80" w:after="80"/>
+      </w:pPr>
+    </w:p>
+    <w:p>
+      <w:pPr>
+        <w:shd w:val="clear" w:color="auto" w:fill="FFF2CC"/>
+        <w:spacing w:before="80" w:after="80"/>
+        <w:ind w:left="200" w:right="200"/>
+      </w:pPr>
       <w:r>
         <w:rPr>
           <w:i/>
           <w:iCs/>
-          <w:color w:val="1F4E79"/>
+          <w:color w:val="7F6000"/>
           <w:sz w:val="18"/>
           <w:szCs w:val="18"/>
         </w:rPr>
-        <w:t>venv</w:t>
-      </w:r>
-      <w:proofErr w:type="spellEnd"/>
-      <w:r>
-        <w:rPr>
-          <w:i/>
-          <w:iCs/>
-          <w:color w:val="1F4E79"/>
+        <w:t>⚠️  The admin/ subfolder should never be shared with non-admin team members in Dropbox. If the JR project is in a shared Dropbox folder, ensure admin/ is excluded from the share or that non-admin members have been given view-only access to the parent folder and are instructed not to access admin/.</w:t>
+      </w:r>
+    </w:p>
+    <w:p>
+      <w:pPr>
+        <w:spacing w:before="80" w:after="80"/>
+      </w:pPr>
+    </w:p>
+    <w:p>
+      <w:pPr>
+        <w:pStyle w:val="Heading2"/>
+      </w:pPr>
+      <w:r>
+        <w:t>9.6 Verifying Permissions</w:t>
+      </w:r>
+    </w:p>
+    <w:p>
+      <w:pPr>
+        <w:spacing w:before="80" w:after="80"/>
+      </w:pPr>
+      <w:r>
+        <w:t>To confirm that permissions are set correctly, run the following from the project root as the admin user:</w:t>
+      </w:r>
+    </w:p>
+    <w:p>
+      <w:pPr>
+        <w:shd w:val="clear" w:color="auto" w:fill="1E1E1E"/>
+        <w:spacing w:before="40" w:after="40"/>
+        <w:ind w:left="360"/>
+      </w:pPr>
+      <w:r>
+        <w:rPr>
+          <w:rFonts w:ascii="Courier New" w:eastAsia="Courier New" w:hAnsi="Courier New" w:cs="Courier New"/>
+          <w:color w:val="D4D4D4"/>
           <w:sz w:val="18"/>
           <w:szCs w:val="18"/>
         </w:rPr>
-        <w:t xml:space="preserve"> are being created. Subsequent runs are fast.</w:t>
-      </w:r>
-    </w:p>
-    <w:p>
-      <w:r>
-        <w:br w:type="page"/>
-      </w:r>
+        <w:t># Check project root and subfolders</w:t>
+      </w:r>
+    </w:p>
+    <w:p>
+      <w:pPr>
+        <w:shd w:val="clear" w:color="auto" w:fill="1E1E1E"/>
+        <w:spacing w:before="40" w:after="40"/>
+        <w:ind w:left="360"/>
+      </w:pPr>
+      <w:r>
+        <w:rPr>
+          <w:rFonts w:ascii="Courier New" w:eastAsia="Courier New" w:hAnsi="Courier New" w:cs="Courier New"/>
+          <w:color w:val="D4D4D4"/>
+          <w:sz w:val="18"/>
+          <w:szCs w:val="18"/>
+        </w:rPr>
+        <w:t>ls -la</w:t>
+      </w:r>
+    </w:p>
+    <w:p>
+      <w:pPr>
+        <w:shd w:val="clear" w:color="auto" w:fill="1E1E1E"/>
+        <w:spacing w:before="40" w:after="40"/>
+        <w:ind w:left="360"/>
+      </w:pPr>
+      <w:r>
+        <w:rPr>
+          <w:rFonts w:ascii="Courier New" w:eastAsia="Courier New" w:hAnsi="Courier New" w:cs="Courier New"/>
+          <w:color w:val="D4D4D4"/>
+          <w:sz w:val="18"/>
+          <w:szCs w:val="18"/>
+        </w:rPr>
+        <w:t># Confirm admin/ is 750</w:t>
+      </w:r>
+    </w:p>
+    <w:p>
+      <w:pPr>
+        <w:shd w:val="clear" w:color="auto" w:fill="1E1E1E"/>
+        <w:spacing w:before="40" w:after="40"/>
+        <w:ind w:left="360"/>
+      </w:pPr>
+      <w:r>
+        <w:rPr>
+          <w:rFonts w:ascii="Courier New" w:eastAsia="Courier New" w:hAnsi="Courier New" w:cs="Courier New"/>
+          <w:color w:val="D4D4D4"/>
+          <w:sz w:val="18"/>
+          <w:szCs w:val="18"/>
+        </w:rPr>
+        <w:t>ls -la admin/</w:t>
+      </w:r>
+    </w:p>
+    <w:p>
+      <w:pPr>
+        <w:shd w:val="clear" w:color="auto" w:fill="1E1E1E"/>
+        <w:spacing w:before="40" w:after="40"/>
+        <w:ind w:left="360"/>
+      </w:pPr>
+      <w:r>
+        <w:rPr>
+          <w:rFonts w:ascii="Courier New" w:eastAsia="Courier New" w:hAnsi="Courier New" w:cs="Courier New"/>
+          <w:color w:val="D4D4D4"/>
+          <w:sz w:val="18"/>
+          <w:szCs w:val="18"/>
+        </w:rPr>
+        <w:t># Check that a user script cannot be written by others</w:t>
+      </w:r>
+    </w:p>
+    <w:p>
+      <w:pPr>
+        <w:shd w:val="clear" w:color="auto" w:fill="1E1E1E"/>
+        <w:spacing w:before="40" w:after="40"/>
+        <w:ind w:left="360"/>
+      </w:pPr>
+      <w:r>
+        <w:rPr>
+          <w:rFonts w:ascii="Courier New" w:eastAsia="Courier New" w:hAnsi="Courier New" w:cs="Courier New"/>
+          <w:color w:val="D4D4D4"/>
+          <w:sz w:val="18"/>
+          <w:szCs w:val="18"/>
+        </w:rPr>
+        <w:t>ls -la jrr jrpy jrR_hello jrPy_hello</w:t>
+      </w:r>
+    </w:p>
+    <w:p>
+      <w:pPr>
+        <w:spacing w:before="80" w:after="80"/>
+      </w:pPr>
+    </w:p>
+    <w:p>
+      <w:pPr>
+        <w:spacing w:before="80" w:after="80"/>
+      </w:pPr>
+      <w:r>
+        <w:t xml:space="preserve">The expected output for wrapper scripts is </w:t>
+      </w:r>
+      <w:r>
+        <w:rPr>
+          <w:rFonts w:ascii="Courier New" w:eastAsia="Courier New" w:hAnsi="Courier New" w:cs="Courier New"/>
+          <w:sz w:val="18"/>
+          <w:szCs w:val="18"/>
+        </w:rPr>
+        <w:t>-rwxr-xr-x</w:t>
+      </w:r>
+      <w:r>
+        <w:t xml:space="preserve"> (owner rwx, group r-x, others r-x) and for admin/ contents </w:t>
+      </w:r>
+      <w:r>
+        <w:rPr>
+          <w:rFonts w:ascii="Courier New" w:eastAsia="Courier New" w:hAnsi="Courier New" w:cs="Courier New"/>
+          <w:sz w:val="18"/>
+          <w:szCs w:val="18"/>
+        </w:rPr>
+        <w:t>-rwxr-x---</w:t>
+      </w:r>
+      <w:r>
+        <w:t xml:space="preserve"> (owner rwx, group r-x, others none).</w:t>
+      </w:r>
+    </w:p>
+    <w:p>
+      <w:pPr>
+        <w:spacing w:before="80" w:after="80"/>
+      </w:pPr>
     </w:p>
     <w:p>
       <w:pPr>
@@ -7226,24 +6374,15 @@
         </w:pBdr>
       </w:pPr>
       <w:r>
-        <w:lastRenderedPageBreak/>
-        <w:t>9. Validated Environment Summary</w:t>
-      </w:r>
-    </w:p>
-    <w:p>
-      <w:pPr>
-        <w:spacing w:before="80" w:after="80"/>
-      </w:pPr>
-      <w:r>
-        <w:t xml:space="preserve">The following table </w:t>
-      </w:r>
-      <w:proofErr w:type="spellStart"/>
-      <w:r>
-        <w:t>summarises</w:t>
-      </w:r>
-      <w:proofErr w:type="spellEnd"/>
-      <w:r>
-        <w:t xml:space="preserve"> all the components that together constitute the validated environment for FDA purposes.</w:t>
+        <w:t>10. Validated Environment Summary</w:t>
+      </w:r>
+    </w:p>
+    <w:p>
+      <w:pPr>
+        <w:spacing w:before="80" w:after="80"/>
+      </w:pPr>
+      <w:r>
+        <w:t>The following table summarises all the components that together constitute the validated environment for FDA purposes.</w:t>
       </w:r>
     </w:p>
     <w:p>
@@ -7590,18 +6729,8 @@
                 <w:sz w:val="18"/>
                 <w:szCs w:val="18"/>
               </w:rPr>
-              <w:t xml:space="preserve">R_requirements.txt + </w:t>
-            </w:r>
-            <w:proofErr w:type="gramStart"/>
-            <w:r>
-              <w:rPr>
-                <w:color w:val="333333"/>
-                <w:sz w:val="18"/>
-                <w:szCs w:val="18"/>
-              </w:rPr>
-              <w:t>renv.lock</w:t>
-            </w:r>
-            <w:proofErr w:type="gramEnd"/>
+              <w:t>R_requirements.txt + renv.lock</w:t>
+            </w:r>
           </w:p>
         </w:tc>
         <w:tc>
@@ -7658,6 +6787,7 @@
                 <w:sz w:val="18"/>
                 <w:szCs w:val="18"/>
               </w:rPr>
+              <w:lastRenderedPageBreak/>
               <w:t>Python package versions</w:t>
             </w:r>
           </w:p>
@@ -7714,25 +6844,7 @@
                 <w:sz w:val="18"/>
                 <w:szCs w:val="18"/>
               </w:rPr>
-              <w:t xml:space="preserve">Verified by </w:t>
-            </w:r>
-            <w:proofErr w:type="spellStart"/>
-            <w:r>
-              <w:rPr>
-                <w:color w:val="333333"/>
-                <w:sz w:val="18"/>
-                <w:szCs w:val="18"/>
-              </w:rPr>
-              <w:t>admin_install_Python</w:t>
-            </w:r>
-            <w:proofErr w:type="spellEnd"/>
-            <w:r>
-              <w:rPr>
-                <w:color w:val="333333"/>
-                <w:sz w:val="18"/>
-                <w:szCs w:val="18"/>
-              </w:rPr>
-              <w:t xml:space="preserve"> after installation</w:t>
+              <w:t>Verified by admin_install_Python after installation</w:t>
             </w:r>
           </w:p>
         </w:tc>
@@ -7876,25 +6988,7 @@
                 <w:sz w:val="18"/>
                 <w:szCs w:val="18"/>
               </w:rPr>
-              <w:t>project_</w:t>
-            </w:r>
-            <w:proofErr w:type="gramStart"/>
-            <w:r>
-              <w:rPr>
-                <w:color w:val="333333"/>
-                <w:sz w:val="18"/>
-                <w:szCs w:val="18"/>
-              </w:rPr>
-              <w:t>integrity.sha</w:t>
-            </w:r>
-            <w:proofErr w:type="gramEnd"/>
-            <w:r>
-              <w:rPr>
-                <w:color w:val="333333"/>
-                <w:sz w:val="18"/>
-                <w:szCs w:val="18"/>
-              </w:rPr>
-              <w:t>256</w:t>
+              <w:t>project_integrity.sha256</w:t>
             </w:r>
           </w:p>
         </w:tc>
@@ -7980,35 +7074,7 @@
                 <w:sz w:val="18"/>
                 <w:szCs w:val="18"/>
               </w:rPr>
-              <w:t xml:space="preserve">RENV_PATHS_ROOT </w:t>
-            </w:r>
-            <w:proofErr w:type="gramStart"/>
-            <w:r>
-              <w:rPr>
-                <w:color w:val="333333"/>
-                <w:sz w:val="18"/>
-                <w:szCs w:val="18"/>
-              </w:rPr>
-              <w:t>+ .</w:t>
-            </w:r>
-            <w:proofErr w:type="spellStart"/>
-            <w:r>
-              <w:rPr>
-                <w:color w:val="333333"/>
-                <w:sz w:val="18"/>
-                <w:szCs w:val="18"/>
-              </w:rPr>
-              <w:t>libPaths</w:t>
-            </w:r>
-            <w:proofErr w:type="spellEnd"/>
-            <w:proofErr w:type="gramEnd"/>
-            <w:r>
-              <w:rPr>
-                <w:color w:val="333333"/>
-                <w:sz w:val="18"/>
-                <w:szCs w:val="18"/>
-              </w:rPr>
-              <w:t>()</w:t>
+              <w:t>RENV_PATHS_ROOT + .libPaths()</w:t>
             </w:r>
           </w:p>
         </w:tc>
@@ -8094,25 +7160,7 @@
                 <w:sz w:val="18"/>
                 <w:szCs w:val="18"/>
               </w:rPr>
-              <w:t xml:space="preserve">--no-index / </w:t>
-            </w:r>
-            <w:proofErr w:type="spellStart"/>
-            <w:r>
-              <w:rPr>
-                <w:color w:val="333333"/>
-                <w:sz w:val="18"/>
-                <w:szCs w:val="18"/>
-              </w:rPr>
-              <w:t>local_repo_url</w:t>
-            </w:r>
-            <w:proofErr w:type="spellEnd"/>
-            <w:r>
-              <w:rPr>
-                <w:color w:val="333333"/>
-                <w:sz w:val="18"/>
-                <w:szCs w:val="18"/>
-              </w:rPr>
-              <w:t xml:space="preserve"> only</w:t>
+              <w:t>--no-index / local_repo_url only</w:t>
             </w:r>
           </w:p>
         </w:tc>
@@ -8140,18 +7188,8 @@
                 <w:sz w:val="18"/>
                 <w:szCs w:val="18"/>
               </w:rPr>
-              <w:t xml:space="preserve">R and Python scripts cannot reach CRAN or </w:t>
-            </w:r>
-            <w:proofErr w:type="spellStart"/>
-            <w:r>
-              <w:rPr>
-                <w:color w:val="333333"/>
-                <w:sz w:val="18"/>
-                <w:szCs w:val="18"/>
-              </w:rPr>
-              <w:t>PyPI</w:t>
-            </w:r>
-            <w:proofErr w:type="spellEnd"/>
+              <w:t>R and Python scripts cannot reach CRAN or PyPI</w:t>
+            </w:r>
           </w:p>
         </w:tc>
       </w:tr>
@@ -8177,7 +7215,6 @@
           <w:szCs w:val="18"/>
         </w:rPr>
       </w:pPr>
-      <w:proofErr w:type="gramStart"/>
       <w:r>
         <w:rPr>
           <w:i/>
@@ -8186,18 +7223,7 @@
           <w:sz w:val="18"/>
           <w:szCs w:val="18"/>
         </w:rPr>
-        <w:t>ℹ️  For</w:t>
-      </w:r>
-      <w:proofErr w:type="gramEnd"/>
-      <w:r>
-        <w:rPr>
-          <w:i/>
-          <w:iCs/>
-          <w:color w:val="1F4E79"/>
-          <w:sz w:val="18"/>
-          <w:szCs w:val="18"/>
-        </w:rPr>
-        <w:t xml:space="preserve"> FDA submission purposes, the renv.lock file, R_requirements.txt, python_requirements.txt, r_version.txt, python_version.txt, and the checksums.txt files inside the Dropbox repos together constitute the complete package version audit trail.</w:t>
+        <w:t>ℹ️  For FDA submission purposes, the renv.lock file, R_requirements.txt, python_requirements.txt, r_version.txt, python_version.txt, and the checksums.txt files inside the Dropbox repos together constitute the complete package version audit trail.</w:t>
       </w:r>
     </w:p>
     <w:p>
@@ -8208,7 +7234,10 @@
         </w:pBdr>
       </w:pPr>
       <w:r>
-        <w:t>4. Adding User Scripts to the JR Environment</w:t>
+        <w:t>11</w:t>
+      </w:r>
+      <w:r>
+        <w:t>. Adding User Scripts to the JR Environment</w:t>
       </w:r>
     </w:p>
     <w:p>
@@ -8242,7 +7271,10 @@
         <w:pStyle w:val="Heading2"/>
       </w:pPr>
       <w:r>
-        <w:t>4.1 Overview of the Process</w:t>
+        <w:t>11</w:t>
+      </w:r>
+      <w:r>
+        <w:t>.1 Overview of the Process</w:t>
       </w:r>
     </w:p>
     <w:p>
@@ -8510,25 +7542,7 @@
                 <w:sz w:val="18"/>
                 <w:szCs w:val="18"/>
               </w:rPr>
-              <w:t xml:space="preserve">For R scripts: add the validated library loading block (see Section 4.2). For Python scripts: no modification is needed — the </w:t>
-            </w:r>
-            <w:proofErr w:type="spellStart"/>
-            <w:r>
-              <w:rPr>
-                <w:color w:val="333333"/>
-                <w:sz w:val="18"/>
-                <w:szCs w:val="18"/>
-              </w:rPr>
-              <w:t>venv</w:t>
-            </w:r>
-            <w:proofErr w:type="spellEnd"/>
-            <w:r>
-              <w:rPr>
-                <w:color w:val="333333"/>
-                <w:sz w:val="18"/>
-                <w:szCs w:val="18"/>
-              </w:rPr>
-              <w:t xml:space="preserve"> is activated via the zsh wrapper.</w:t>
+              <w:t>For R scripts: add the validated library loading block (see Section 4.2). For Python scripts: no modification is needed — the venv is activated via the zsh wrapper.</w:t>
             </w:r>
           </w:p>
         </w:tc>
@@ -8558,7 +7572,6 @@
                 <w:sz w:val="18"/>
                 <w:szCs w:val="18"/>
               </w:rPr>
-              <w:lastRenderedPageBreak/>
               <w:t>4. Check package requirements</w:t>
             </w:r>
           </w:p>
@@ -8703,25 +7716,7 @@
                 <w:sz w:val="18"/>
                 <w:szCs w:val="18"/>
               </w:rPr>
-              <w:t>Re-run admin_create_hash to regenerate project_</w:t>
-            </w:r>
-            <w:proofErr w:type="gramStart"/>
-            <w:r>
-              <w:rPr>
-                <w:color w:val="333333"/>
-                <w:sz w:val="18"/>
-                <w:szCs w:val="18"/>
-              </w:rPr>
-              <w:t>integrity.sha</w:t>
-            </w:r>
-            <w:proofErr w:type="gramEnd"/>
-            <w:r>
-              <w:rPr>
-                <w:color w:val="333333"/>
-                <w:sz w:val="18"/>
-                <w:szCs w:val="18"/>
-              </w:rPr>
-              <w:t>256, which now includes the new script and wrapper.</w:t>
+              <w:t>Re-run admin_create_hash to regenerate project_integrity.sha256, which now includes the new script and wrapper.</w:t>
             </w:r>
           </w:p>
         </w:tc>
@@ -8779,43 +7774,7 @@
                 <w:sz w:val="18"/>
                 <w:szCs w:val="18"/>
               </w:rPr>
-              <w:t xml:space="preserve">Re-run </w:t>
-            </w:r>
-            <w:proofErr w:type="spellStart"/>
-            <w:r>
-              <w:rPr>
-                <w:color w:val="333333"/>
-                <w:sz w:val="18"/>
-                <w:szCs w:val="18"/>
-              </w:rPr>
-              <w:t>generate_validate_R.zsh</w:t>
-            </w:r>
-            <w:proofErr w:type="spellEnd"/>
-            <w:r>
-              <w:rPr>
-                <w:color w:val="333333"/>
-                <w:sz w:val="18"/>
-                <w:szCs w:val="18"/>
-              </w:rPr>
-              <w:t xml:space="preserve"> or </w:t>
-            </w:r>
-            <w:proofErr w:type="spellStart"/>
-            <w:r>
-              <w:rPr>
-                <w:color w:val="333333"/>
-                <w:sz w:val="18"/>
-                <w:szCs w:val="18"/>
-              </w:rPr>
-              <w:t>generate_validate_Python.zsh</w:t>
-            </w:r>
-            <w:proofErr w:type="spellEnd"/>
-            <w:r>
-              <w:rPr>
-                <w:color w:val="333333"/>
-                <w:sz w:val="18"/>
-                <w:szCs w:val="18"/>
-              </w:rPr>
-              <w:t xml:space="preserve"> if the requirements files were updated, to keep the audit validation scripts in sync.</w:t>
+              <w:t>Re-run generate_validate_R.zsh or generate_validate_Python.zsh if the requirements files were updated, to keep the audit validation scripts in sync.</w:t>
             </w:r>
           </w:p>
         </w:tc>
@@ -8873,7 +7832,16 @@
                 <w:sz w:val="18"/>
                 <w:szCs w:val="18"/>
               </w:rPr>
-              <w:t>Inform team members that a new script is available. If package versions were updated, team members will need to rebuild their local environments on next run — this happens automatically via the zsh wrapper hash check.</w:t>
+              <w:t xml:space="preserve">Inform team members that a new script is available. If package versions were updated, team members will need to rebuild their local </w:t>
+            </w:r>
+            <w:r>
+              <w:rPr>
+                <w:color w:val="333333"/>
+                <w:sz w:val="18"/>
+                <w:szCs w:val="18"/>
+              </w:rPr>
+              <w:lastRenderedPageBreak/>
+              <w:t>environments on next run — this happens automatically via the zsh wrapper hash check.</w:t>
             </w:r>
           </w:p>
         </w:tc>
@@ -8889,23 +7857,18 @@
         <w:pStyle w:val="Heading2"/>
       </w:pPr>
       <w:r>
-        <w:t>4.2 Modifying R Scripts</w:t>
-      </w:r>
-    </w:p>
-    <w:p>
-      <w:pPr>
-        <w:spacing w:before="80" w:after="80"/>
-      </w:pPr>
-      <w:r>
-        <w:t xml:space="preserve">Every R script added to the JR environment must be able to load its packages exclusively from the validated renv library. To enforce this, the admin adds a small block of R code immediately before the </w:t>
-      </w:r>
-      <w:proofErr w:type="gramStart"/>
-      <w:r>
-        <w:t>library(</w:t>
-      </w:r>
-      <w:proofErr w:type="gramEnd"/>
-      <w:r>
-        <w:t>) calls in the script.</w:t>
+        <w:t>11</w:t>
+      </w:r>
+      <w:r>
+        <w:t>.2 Modifying R Scripts</w:t>
+      </w:r>
+    </w:p>
+    <w:p>
+      <w:pPr>
+        <w:spacing w:before="80" w:after="80"/>
+      </w:pPr>
+      <w:r>
+        <w:t>Every R script added to the JR environment must be able to load its packages exclusively from the validated renv library. To enforce this, the admin adds a small block of R code immediately before the library() calls in the script.</w:t>
       </w:r>
     </w:p>
     <w:p>
@@ -8931,15 +7894,7 @@
         <w:spacing w:before="80" w:after="80"/>
       </w:pPr>
       <w:r>
-        <w:t xml:space="preserve">Add the following block just before the first </w:t>
-      </w:r>
-      <w:proofErr w:type="gramStart"/>
-      <w:r>
-        <w:t>library(</w:t>
-      </w:r>
-      <w:proofErr w:type="gramEnd"/>
-      <w:r>
-        <w:t>) call:</w:t>
+        <w:t>Add the following block just before the first library() call:</w:t>
       </w:r>
     </w:p>
     <w:p>
@@ -8969,7 +7924,6 @@
         <w:spacing w:before="20" w:after="20"/>
         <w:ind w:left="360"/>
       </w:pPr>
-      <w:proofErr w:type="spellStart"/>
       <w:r>
         <w:rPr>
           <w:rFonts w:ascii="Courier New" w:eastAsia="Courier New" w:hAnsi="Courier New" w:cs="Courier New"/>
@@ -8977,9 +7931,15 @@
           <w:sz w:val="18"/>
           <w:szCs w:val="18"/>
         </w:rPr>
-        <w:t>renv_lib</w:t>
-      </w:r>
-      <w:proofErr w:type="spellEnd"/>
+        <w:t>renv_lib &lt;- Sys.getenv("RENV_PATHS_ROOT")</w:t>
+      </w:r>
+    </w:p>
+    <w:p>
+      <w:pPr>
+        <w:shd w:val="clear" w:color="auto" w:fill="1E1E1E"/>
+        <w:spacing w:before="20" w:after="20"/>
+        <w:ind w:left="360"/>
+      </w:pPr>
       <w:r>
         <w:rPr>
           <w:rFonts w:ascii="Courier New" w:eastAsia="Courier New" w:hAnsi="Courier New" w:cs="Courier New"/>
@@ -8987,9 +7947,15 @@
           <w:sz w:val="18"/>
           <w:szCs w:val="18"/>
         </w:rPr>
-        <w:t xml:space="preserve"> &lt;- </w:t>
-      </w:r>
-      <w:proofErr w:type="spellStart"/>
+        <w:t>if (renv_lib == "") {</w:t>
+      </w:r>
+    </w:p>
+    <w:p>
+      <w:pPr>
+        <w:shd w:val="clear" w:color="auto" w:fill="1E1E1E"/>
+        <w:spacing w:before="20" w:after="20"/>
+        <w:ind w:left="360"/>
+      </w:pPr>
       <w:r>
         <w:rPr>
           <w:rFonts w:ascii="Courier New" w:eastAsia="Courier New" w:hAnsi="Courier New" w:cs="Courier New"/>
@@ -8997,9 +7963,15 @@
           <w:sz w:val="18"/>
           <w:szCs w:val="18"/>
         </w:rPr>
-        <w:t>Sys.getenv</w:t>
-      </w:r>
-      <w:proofErr w:type="spellEnd"/>
+        <w:t xml:space="preserve">  stop("\u274c RENV_PATHS_ROOT is not set. Run this script from the provided zsh wrapper.")</w:t>
+      </w:r>
+    </w:p>
+    <w:p>
+      <w:pPr>
+        <w:shd w:val="clear" w:color="auto" w:fill="1E1E1E"/>
+        <w:spacing w:before="20" w:after="20"/>
+        <w:ind w:left="360"/>
+      </w:pPr>
       <w:r>
         <w:rPr>
           <w:rFonts w:ascii="Courier New" w:eastAsia="Courier New" w:hAnsi="Courier New" w:cs="Courier New"/>
@@ -9007,7 +7979,7 @@
           <w:sz w:val="18"/>
           <w:szCs w:val="18"/>
         </w:rPr>
-        <w:t>("RENV_PATHS_ROOT")</w:t>
+        <w:t>}</w:t>
       </w:r>
     </w:p>
     <w:p>
@@ -9023,9 +7995,15 @@
           <w:sz w:val="18"/>
           <w:szCs w:val="18"/>
         </w:rPr>
-        <w:t>if (</w:t>
-      </w:r>
-      <w:proofErr w:type="spellStart"/>
+        <w:t>r_ver    &lt;- paste0("R-", R.version$major, ".",</w:t>
+      </w:r>
+    </w:p>
+    <w:p>
+      <w:pPr>
+        <w:shd w:val="clear" w:color="auto" w:fill="1E1E1E"/>
+        <w:spacing w:before="20" w:after="20"/>
+        <w:ind w:left="360"/>
+      </w:pPr>
       <w:r>
         <w:rPr>
           <w:rFonts w:ascii="Courier New" w:eastAsia="Courier New" w:hAnsi="Courier New" w:cs="Courier New"/>
@@ -9033,9 +8011,15 @@
           <w:sz w:val="18"/>
           <w:szCs w:val="18"/>
         </w:rPr>
-        <w:t>renv_lib</w:t>
-      </w:r>
-      <w:proofErr w:type="spellEnd"/>
+        <w:t xml:space="preserve">                   sub("\\..*", "", R.version$minor))</w:t>
+      </w:r>
+    </w:p>
+    <w:p>
+      <w:pPr>
+        <w:shd w:val="clear" w:color="auto" w:fill="1E1E1E"/>
+        <w:spacing w:before="20" w:after="20"/>
+        <w:ind w:left="360"/>
+      </w:pPr>
       <w:r>
         <w:rPr>
           <w:rFonts w:ascii="Courier New" w:eastAsia="Courier New" w:hAnsi="Courier New" w:cs="Courier New"/>
@@ -9043,7 +8027,7 @@
           <w:sz w:val="18"/>
           <w:szCs w:val="18"/>
         </w:rPr>
-        <w:t xml:space="preserve"> == "") {</w:t>
+        <w:t>platform &lt;- R.version$platform</w:t>
       </w:r>
     </w:p>
     <w:p>
@@ -9059,9 +8043,15 @@
           <w:sz w:val="18"/>
           <w:szCs w:val="18"/>
         </w:rPr>
-        <w:t xml:space="preserve">  </w:t>
-      </w:r>
-      <w:proofErr w:type="gramStart"/>
+        <w:t>lib_path &lt;- file.path(renv_lib, "renv", "library", "macos", r_ver, platform)</w:t>
+      </w:r>
+    </w:p>
+    <w:p>
+      <w:pPr>
+        <w:shd w:val="clear" w:color="auto" w:fill="1E1E1E"/>
+        <w:spacing w:before="20" w:after="20"/>
+        <w:ind w:left="360"/>
+      </w:pPr>
       <w:r>
         <w:rPr>
           <w:rFonts w:ascii="Courier New" w:eastAsia="Courier New" w:hAnsi="Courier New" w:cs="Courier New"/>
@@ -9069,9 +8059,15 @@
           <w:sz w:val="18"/>
           <w:szCs w:val="18"/>
         </w:rPr>
-        <w:t>stop(</w:t>
-      </w:r>
-      <w:proofErr w:type="gramEnd"/>
+        <w:t>if (!dir.exists(lib_path)) {</w:t>
+      </w:r>
+    </w:p>
+    <w:p>
+      <w:pPr>
+        <w:shd w:val="clear" w:color="auto" w:fill="1E1E1E"/>
+        <w:spacing w:before="20" w:after="20"/>
+        <w:ind w:left="360"/>
+      </w:pPr>
       <w:r>
         <w:rPr>
           <w:rFonts w:ascii="Courier New" w:eastAsia="Courier New" w:hAnsi="Courier New" w:cs="Courier New"/>
@@ -9079,7 +8075,7 @@
           <w:sz w:val="18"/>
           <w:szCs w:val="18"/>
         </w:rPr>
-        <w:t>"\u274c RENV_PATHS_ROOT is not set. Run this script from the provided zsh wrapper.")</w:t>
+        <w:t xml:space="preserve">  stop(paste("\u274c renv library not found at:", lib_path))</w:t>
       </w:r>
     </w:p>
     <w:p>
@@ -9104,7 +8100,6 @@
         <w:spacing w:before="20" w:after="20"/>
         <w:ind w:left="360"/>
       </w:pPr>
-      <w:proofErr w:type="spellStart"/>
       <w:r>
         <w:rPr>
           <w:rFonts w:ascii="Courier New" w:eastAsia="Courier New" w:hAnsi="Courier New" w:cs="Courier New"/>
@@ -9112,9 +8107,33 @@
           <w:sz w:val="18"/>
           <w:szCs w:val="18"/>
         </w:rPr>
-        <w:t>r_ver</w:t>
-      </w:r>
-      <w:proofErr w:type="spellEnd"/>
+        <w:t>.libPaths(c(lib_path, .libPaths()))</w:t>
+      </w:r>
+    </w:p>
+    <w:p>
+      <w:pPr>
+        <w:spacing w:before="60" w:after="60"/>
+      </w:pPr>
+    </w:p>
+    <w:p>
+      <w:pPr>
+        <w:spacing w:before="80" w:after="80"/>
+      </w:pPr>
+      <w:r>
+        <w:t>Additionally, wrap all library() calls in suppressWarnings(suppressPackageStartupMessages()) to suppress irrelevant startup messages that would otherwise appear in the output:</w:t>
+      </w:r>
+    </w:p>
+    <w:p>
+      <w:pPr>
+        <w:spacing w:before="60" w:after="60"/>
+      </w:pPr>
+    </w:p>
+    <w:p>
+      <w:pPr>
+        <w:shd w:val="clear" w:color="auto" w:fill="1E1E1E"/>
+        <w:spacing w:before="20" w:after="20"/>
+        <w:ind w:left="360"/>
+      </w:pPr>
       <w:r>
         <w:rPr>
           <w:rFonts w:ascii="Courier New" w:eastAsia="Courier New" w:hAnsi="Courier New" w:cs="Courier New"/>
@@ -9122,10 +8141,15 @@
           <w:sz w:val="18"/>
           <w:szCs w:val="18"/>
         </w:rPr>
-        <w:t xml:space="preserve">    &lt;- paste0("R-", </w:t>
-      </w:r>
-      <w:proofErr w:type="spellStart"/>
-      <w:proofErr w:type="gramStart"/>
+        <w:t>suppressWarnings(suppressPackageStartupMessages({</w:t>
+      </w:r>
+    </w:p>
+    <w:p>
+      <w:pPr>
+        <w:shd w:val="clear" w:color="auto" w:fill="1E1E1E"/>
+        <w:spacing w:before="20" w:after="20"/>
+        <w:ind w:left="360"/>
+      </w:pPr>
       <w:r>
         <w:rPr>
           <w:rFonts w:ascii="Courier New" w:eastAsia="Courier New" w:hAnsi="Courier New" w:cs="Courier New"/>
@@ -9133,9 +8157,15 @@
           <w:sz w:val="18"/>
           <w:szCs w:val="18"/>
         </w:rPr>
-        <w:t>R.version</w:t>
-      </w:r>
-      <w:proofErr w:type="gramEnd"/>
+        <w:t xml:space="preserve">  library(tolerance)</w:t>
+      </w:r>
+    </w:p>
+    <w:p>
+      <w:pPr>
+        <w:shd w:val="clear" w:color="auto" w:fill="1E1E1E"/>
+        <w:spacing w:before="20" w:after="20"/>
+        <w:ind w:left="360"/>
+      </w:pPr>
       <w:r>
         <w:rPr>
           <w:rFonts w:ascii="Courier New" w:eastAsia="Courier New" w:hAnsi="Courier New" w:cs="Courier New"/>
@@ -9143,9 +8173,15 @@
           <w:sz w:val="18"/>
           <w:szCs w:val="18"/>
         </w:rPr>
-        <w:t>$major</w:t>
-      </w:r>
-      <w:proofErr w:type="spellEnd"/>
+        <w:t xml:space="preserve">  library(ggplot2)</w:t>
+      </w:r>
+    </w:p>
+    <w:p>
+      <w:pPr>
+        <w:shd w:val="clear" w:color="auto" w:fill="1E1E1E"/>
+        <w:spacing w:before="20" w:after="20"/>
+        <w:ind w:left="360"/>
+      </w:pPr>
       <w:r>
         <w:rPr>
           <w:rFonts w:ascii="Courier New" w:eastAsia="Courier New" w:hAnsi="Courier New" w:cs="Courier New"/>
@@ -9153,7 +8189,7 @@
           <w:sz w:val="18"/>
           <w:szCs w:val="18"/>
         </w:rPr>
-        <w:t>, ".",</w:t>
+        <w:t xml:space="preserve">  library(e1071)</w:t>
       </w:r>
     </w:p>
     <w:p>
@@ -9169,632 +8205,6 @@
           <w:sz w:val="18"/>
           <w:szCs w:val="18"/>
         </w:rPr>
-        <w:t xml:space="preserve">                   </w:t>
-      </w:r>
-      <w:proofErr w:type="gramStart"/>
-      <w:r>
-        <w:rPr>
-          <w:rFonts w:ascii="Courier New" w:eastAsia="Courier New" w:hAnsi="Courier New" w:cs="Courier New"/>
-          <w:color w:val="D4D4D4"/>
-          <w:sz w:val="18"/>
-          <w:szCs w:val="18"/>
-        </w:rPr>
-        <w:t>sub(</w:t>
-      </w:r>
-      <w:proofErr w:type="gramEnd"/>
-      <w:r>
-        <w:rPr>
-          <w:rFonts w:ascii="Courier New" w:eastAsia="Courier New" w:hAnsi="Courier New" w:cs="Courier New"/>
-          <w:color w:val="D4D4D4"/>
-          <w:sz w:val="18"/>
-          <w:szCs w:val="18"/>
-        </w:rPr>
-        <w:t>"\</w:t>
-      </w:r>
-      <w:proofErr w:type="gramStart"/>
-      <w:r>
-        <w:rPr>
-          <w:rFonts w:ascii="Courier New" w:eastAsia="Courier New" w:hAnsi="Courier New" w:cs="Courier New"/>
-          <w:color w:val="D4D4D4"/>
-          <w:sz w:val="18"/>
-          <w:szCs w:val="18"/>
-        </w:rPr>
-        <w:t>\..</w:t>
-      </w:r>
-      <w:proofErr w:type="gramEnd"/>
-      <w:r>
-        <w:rPr>
-          <w:rFonts w:ascii="Courier New" w:eastAsia="Courier New" w:hAnsi="Courier New" w:cs="Courier New"/>
-          <w:color w:val="D4D4D4"/>
-          <w:sz w:val="18"/>
-          <w:szCs w:val="18"/>
-        </w:rPr>
-        <w:t xml:space="preserve">*", "", </w:t>
-      </w:r>
-      <w:proofErr w:type="spellStart"/>
-      <w:proofErr w:type="gramStart"/>
-      <w:r>
-        <w:rPr>
-          <w:rFonts w:ascii="Courier New" w:eastAsia="Courier New" w:hAnsi="Courier New" w:cs="Courier New"/>
-          <w:color w:val="D4D4D4"/>
-          <w:sz w:val="18"/>
-          <w:szCs w:val="18"/>
-        </w:rPr>
-        <w:t>R.version</w:t>
-      </w:r>
-      <w:proofErr w:type="gramEnd"/>
-      <w:r>
-        <w:rPr>
-          <w:rFonts w:ascii="Courier New" w:eastAsia="Courier New" w:hAnsi="Courier New" w:cs="Courier New"/>
-          <w:color w:val="D4D4D4"/>
-          <w:sz w:val="18"/>
-          <w:szCs w:val="18"/>
-        </w:rPr>
-        <w:t>$minor</w:t>
-      </w:r>
-      <w:proofErr w:type="spellEnd"/>
-      <w:r>
-        <w:rPr>
-          <w:rFonts w:ascii="Courier New" w:eastAsia="Courier New" w:hAnsi="Courier New" w:cs="Courier New"/>
-          <w:color w:val="D4D4D4"/>
-          <w:sz w:val="18"/>
-          <w:szCs w:val="18"/>
-        </w:rPr>
-        <w:t>))</w:t>
-      </w:r>
-    </w:p>
-    <w:p>
-      <w:pPr>
-        <w:shd w:val="clear" w:color="auto" w:fill="1E1E1E"/>
-        <w:spacing w:before="20" w:after="20"/>
-        <w:ind w:left="360"/>
-      </w:pPr>
-      <w:r>
-        <w:rPr>
-          <w:rFonts w:ascii="Courier New" w:eastAsia="Courier New" w:hAnsi="Courier New" w:cs="Courier New"/>
-          <w:color w:val="D4D4D4"/>
-          <w:sz w:val="18"/>
-          <w:szCs w:val="18"/>
-        </w:rPr>
-        <w:t xml:space="preserve">platform &lt;- </w:t>
-      </w:r>
-      <w:proofErr w:type="spellStart"/>
-      <w:proofErr w:type="gramStart"/>
-      <w:r>
-        <w:rPr>
-          <w:rFonts w:ascii="Courier New" w:eastAsia="Courier New" w:hAnsi="Courier New" w:cs="Courier New"/>
-          <w:color w:val="D4D4D4"/>
-          <w:sz w:val="18"/>
-          <w:szCs w:val="18"/>
-        </w:rPr>
-        <w:t>R.version</w:t>
-      </w:r>
-      <w:proofErr w:type="gramEnd"/>
-      <w:r>
-        <w:rPr>
-          <w:rFonts w:ascii="Courier New" w:eastAsia="Courier New" w:hAnsi="Courier New" w:cs="Courier New"/>
-          <w:color w:val="D4D4D4"/>
-          <w:sz w:val="18"/>
-          <w:szCs w:val="18"/>
-        </w:rPr>
-        <w:t>$platform</w:t>
-      </w:r>
-      <w:proofErr w:type="spellEnd"/>
-    </w:p>
-    <w:p>
-      <w:pPr>
-        <w:shd w:val="clear" w:color="auto" w:fill="1E1E1E"/>
-        <w:spacing w:before="20" w:after="20"/>
-        <w:ind w:left="360"/>
-      </w:pPr>
-      <w:proofErr w:type="spellStart"/>
-      <w:r>
-        <w:rPr>
-          <w:rFonts w:ascii="Courier New" w:eastAsia="Courier New" w:hAnsi="Courier New" w:cs="Courier New"/>
-          <w:color w:val="D4D4D4"/>
-          <w:sz w:val="18"/>
-          <w:szCs w:val="18"/>
-        </w:rPr>
-        <w:t>lib_path</w:t>
-      </w:r>
-      <w:proofErr w:type="spellEnd"/>
-      <w:r>
-        <w:rPr>
-          <w:rFonts w:ascii="Courier New" w:eastAsia="Courier New" w:hAnsi="Courier New" w:cs="Courier New"/>
-          <w:color w:val="D4D4D4"/>
-          <w:sz w:val="18"/>
-          <w:szCs w:val="18"/>
-        </w:rPr>
-        <w:t xml:space="preserve"> &lt;- </w:t>
-      </w:r>
-      <w:proofErr w:type="spellStart"/>
-      <w:proofErr w:type="gramStart"/>
-      <w:r>
-        <w:rPr>
-          <w:rFonts w:ascii="Courier New" w:eastAsia="Courier New" w:hAnsi="Courier New" w:cs="Courier New"/>
-          <w:color w:val="D4D4D4"/>
-          <w:sz w:val="18"/>
-          <w:szCs w:val="18"/>
-        </w:rPr>
-        <w:t>file.path</w:t>
-      </w:r>
-      <w:proofErr w:type="spellEnd"/>
-      <w:proofErr w:type="gramEnd"/>
-      <w:r>
-        <w:rPr>
-          <w:rFonts w:ascii="Courier New" w:eastAsia="Courier New" w:hAnsi="Courier New" w:cs="Courier New"/>
-          <w:color w:val="D4D4D4"/>
-          <w:sz w:val="18"/>
-          <w:szCs w:val="18"/>
-        </w:rPr>
-        <w:t>(</w:t>
-      </w:r>
-      <w:proofErr w:type="spellStart"/>
-      <w:r>
-        <w:rPr>
-          <w:rFonts w:ascii="Courier New" w:eastAsia="Courier New" w:hAnsi="Courier New" w:cs="Courier New"/>
-          <w:color w:val="D4D4D4"/>
-          <w:sz w:val="18"/>
-          <w:szCs w:val="18"/>
-        </w:rPr>
-        <w:t>renv_lib</w:t>
-      </w:r>
-      <w:proofErr w:type="spellEnd"/>
-      <w:r>
-        <w:rPr>
-          <w:rFonts w:ascii="Courier New" w:eastAsia="Courier New" w:hAnsi="Courier New" w:cs="Courier New"/>
-          <w:color w:val="D4D4D4"/>
-          <w:sz w:val="18"/>
-          <w:szCs w:val="18"/>
-        </w:rPr>
-        <w:t>, "renv", "library", "</w:t>
-      </w:r>
-      <w:proofErr w:type="spellStart"/>
-      <w:r>
-        <w:rPr>
-          <w:rFonts w:ascii="Courier New" w:eastAsia="Courier New" w:hAnsi="Courier New" w:cs="Courier New"/>
-          <w:color w:val="D4D4D4"/>
-          <w:sz w:val="18"/>
-          <w:szCs w:val="18"/>
-        </w:rPr>
-        <w:t>macos</w:t>
-      </w:r>
-      <w:proofErr w:type="spellEnd"/>
-      <w:r>
-        <w:rPr>
-          <w:rFonts w:ascii="Courier New" w:eastAsia="Courier New" w:hAnsi="Courier New" w:cs="Courier New"/>
-          <w:color w:val="D4D4D4"/>
-          <w:sz w:val="18"/>
-          <w:szCs w:val="18"/>
-        </w:rPr>
-        <w:t xml:space="preserve">", </w:t>
-      </w:r>
-      <w:proofErr w:type="spellStart"/>
-      <w:r>
-        <w:rPr>
-          <w:rFonts w:ascii="Courier New" w:eastAsia="Courier New" w:hAnsi="Courier New" w:cs="Courier New"/>
-          <w:color w:val="D4D4D4"/>
-          <w:sz w:val="18"/>
-          <w:szCs w:val="18"/>
-        </w:rPr>
-        <w:t>r_ver</w:t>
-      </w:r>
-      <w:proofErr w:type="spellEnd"/>
-      <w:r>
-        <w:rPr>
-          <w:rFonts w:ascii="Courier New" w:eastAsia="Courier New" w:hAnsi="Courier New" w:cs="Courier New"/>
-          <w:color w:val="D4D4D4"/>
-          <w:sz w:val="18"/>
-          <w:szCs w:val="18"/>
-        </w:rPr>
-        <w:t>, platform)</w:t>
-      </w:r>
-    </w:p>
-    <w:p>
-      <w:pPr>
-        <w:shd w:val="clear" w:color="auto" w:fill="1E1E1E"/>
-        <w:spacing w:before="20" w:after="20"/>
-        <w:ind w:left="360"/>
-      </w:pPr>
-      <w:r>
-        <w:rPr>
-          <w:rFonts w:ascii="Courier New" w:eastAsia="Courier New" w:hAnsi="Courier New" w:cs="Courier New"/>
-          <w:color w:val="D4D4D4"/>
-          <w:sz w:val="18"/>
-          <w:szCs w:val="18"/>
-        </w:rPr>
-        <w:t xml:space="preserve">if </w:t>
-      </w:r>
-      <w:proofErr w:type="gramStart"/>
-      <w:r>
-        <w:rPr>
-          <w:rFonts w:ascii="Courier New" w:eastAsia="Courier New" w:hAnsi="Courier New" w:cs="Courier New"/>
-          <w:color w:val="D4D4D4"/>
-          <w:sz w:val="18"/>
-          <w:szCs w:val="18"/>
-        </w:rPr>
-        <w:t>(!</w:t>
-      </w:r>
-      <w:proofErr w:type="spellStart"/>
-      <w:r>
-        <w:rPr>
-          <w:rFonts w:ascii="Courier New" w:eastAsia="Courier New" w:hAnsi="Courier New" w:cs="Courier New"/>
-          <w:color w:val="D4D4D4"/>
-          <w:sz w:val="18"/>
-          <w:szCs w:val="18"/>
-        </w:rPr>
-        <w:t>dir</w:t>
-      </w:r>
-      <w:proofErr w:type="gramEnd"/>
-      <w:r>
-        <w:rPr>
-          <w:rFonts w:ascii="Courier New" w:eastAsia="Courier New" w:hAnsi="Courier New" w:cs="Courier New"/>
-          <w:color w:val="D4D4D4"/>
-          <w:sz w:val="18"/>
-          <w:szCs w:val="18"/>
-        </w:rPr>
-        <w:t>.exists</w:t>
-      </w:r>
-      <w:proofErr w:type="spellEnd"/>
-      <w:r>
-        <w:rPr>
-          <w:rFonts w:ascii="Courier New" w:eastAsia="Courier New" w:hAnsi="Courier New" w:cs="Courier New"/>
-          <w:color w:val="D4D4D4"/>
-          <w:sz w:val="18"/>
-          <w:szCs w:val="18"/>
-        </w:rPr>
-        <w:t>(</w:t>
-      </w:r>
-      <w:proofErr w:type="spellStart"/>
-      <w:r>
-        <w:rPr>
-          <w:rFonts w:ascii="Courier New" w:eastAsia="Courier New" w:hAnsi="Courier New" w:cs="Courier New"/>
-          <w:color w:val="D4D4D4"/>
-          <w:sz w:val="18"/>
-          <w:szCs w:val="18"/>
-        </w:rPr>
-        <w:t>lib_path</w:t>
-      </w:r>
-      <w:proofErr w:type="spellEnd"/>
-      <w:r>
-        <w:rPr>
-          <w:rFonts w:ascii="Courier New" w:eastAsia="Courier New" w:hAnsi="Courier New" w:cs="Courier New"/>
-          <w:color w:val="D4D4D4"/>
-          <w:sz w:val="18"/>
-          <w:szCs w:val="18"/>
-        </w:rPr>
-        <w:t>)) {</w:t>
-      </w:r>
-    </w:p>
-    <w:p>
-      <w:pPr>
-        <w:shd w:val="clear" w:color="auto" w:fill="1E1E1E"/>
-        <w:spacing w:before="20" w:after="20"/>
-        <w:ind w:left="360"/>
-      </w:pPr>
-      <w:r>
-        <w:rPr>
-          <w:rFonts w:ascii="Courier New" w:eastAsia="Courier New" w:hAnsi="Courier New" w:cs="Courier New"/>
-          <w:color w:val="D4D4D4"/>
-          <w:sz w:val="18"/>
-          <w:szCs w:val="18"/>
-        </w:rPr>
-        <w:t xml:space="preserve">  </w:t>
-      </w:r>
-      <w:proofErr w:type="gramStart"/>
-      <w:r>
-        <w:rPr>
-          <w:rFonts w:ascii="Courier New" w:eastAsia="Courier New" w:hAnsi="Courier New" w:cs="Courier New"/>
-          <w:color w:val="D4D4D4"/>
-          <w:sz w:val="18"/>
-          <w:szCs w:val="18"/>
-        </w:rPr>
-        <w:t>stop(paste(</w:t>
-      </w:r>
-      <w:proofErr w:type="gramEnd"/>
-      <w:r>
-        <w:rPr>
-          <w:rFonts w:ascii="Courier New" w:eastAsia="Courier New" w:hAnsi="Courier New" w:cs="Courier New"/>
-          <w:color w:val="D4D4D4"/>
-          <w:sz w:val="18"/>
-          <w:szCs w:val="18"/>
-        </w:rPr>
-        <w:t xml:space="preserve">"\u274c renv library not found at:", </w:t>
-      </w:r>
-      <w:proofErr w:type="spellStart"/>
-      <w:r>
-        <w:rPr>
-          <w:rFonts w:ascii="Courier New" w:eastAsia="Courier New" w:hAnsi="Courier New" w:cs="Courier New"/>
-          <w:color w:val="D4D4D4"/>
-          <w:sz w:val="18"/>
-          <w:szCs w:val="18"/>
-        </w:rPr>
-        <w:t>lib_path</w:t>
-      </w:r>
-      <w:proofErr w:type="spellEnd"/>
-      <w:r>
-        <w:rPr>
-          <w:rFonts w:ascii="Courier New" w:eastAsia="Courier New" w:hAnsi="Courier New" w:cs="Courier New"/>
-          <w:color w:val="D4D4D4"/>
-          <w:sz w:val="18"/>
-          <w:szCs w:val="18"/>
-        </w:rPr>
-        <w:t>))</w:t>
-      </w:r>
-    </w:p>
-    <w:p>
-      <w:pPr>
-        <w:shd w:val="clear" w:color="auto" w:fill="1E1E1E"/>
-        <w:spacing w:before="20" w:after="20"/>
-        <w:ind w:left="360"/>
-      </w:pPr>
-      <w:r>
-        <w:rPr>
-          <w:rFonts w:ascii="Courier New" w:eastAsia="Courier New" w:hAnsi="Courier New" w:cs="Courier New"/>
-          <w:color w:val="D4D4D4"/>
-          <w:sz w:val="18"/>
-          <w:szCs w:val="18"/>
-        </w:rPr>
-        <w:t>}</w:t>
-      </w:r>
-    </w:p>
-    <w:p>
-      <w:pPr>
-        <w:shd w:val="clear" w:color="auto" w:fill="1E1E1E"/>
-        <w:spacing w:before="20" w:after="20"/>
-        <w:ind w:left="360"/>
-      </w:pPr>
-      <w:proofErr w:type="gramStart"/>
-      <w:r>
-        <w:rPr>
-          <w:rFonts w:ascii="Courier New" w:eastAsia="Courier New" w:hAnsi="Courier New" w:cs="Courier New"/>
-          <w:color w:val="D4D4D4"/>
-          <w:sz w:val="18"/>
-          <w:szCs w:val="18"/>
-        </w:rPr>
-        <w:t>.</w:t>
-      </w:r>
-      <w:proofErr w:type="spellStart"/>
-      <w:r>
-        <w:rPr>
-          <w:rFonts w:ascii="Courier New" w:eastAsia="Courier New" w:hAnsi="Courier New" w:cs="Courier New"/>
-          <w:color w:val="D4D4D4"/>
-          <w:sz w:val="18"/>
-          <w:szCs w:val="18"/>
-        </w:rPr>
-        <w:t>libPaths</w:t>
-      </w:r>
-      <w:proofErr w:type="spellEnd"/>
-      <w:proofErr w:type="gramEnd"/>
-      <w:r>
-        <w:rPr>
-          <w:rFonts w:ascii="Courier New" w:eastAsia="Courier New" w:hAnsi="Courier New" w:cs="Courier New"/>
-          <w:color w:val="D4D4D4"/>
-          <w:sz w:val="18"/>
-          <w:szCs w:val="18"/>
-        </w:rPr>
-        <w:t>(</w:t>
-      </w:r>
-      <w:proofErr w:type="gramStart"/>
-      <w:r>
-        <w:rPr>
-          <w:rFonts w:ascii="Courier New" w:eastAsia="Courier New" w:hAnsi="Courier New" w:cs="Courier New"/>
-          <w:color w:val="D4D4D4"/>
-          <w:sz w:val="18"/>
-          <w:szCs w:val="18"/>
-        </w:rPr>
-        <w:t>c(</w:t>
-      </w:r>
-      <w:proofErr w:type="spellStart"/>
-      <w:proofErr w:type="gramEnd"/>
-      <w:r>
-        <w:rPr>
-          <w:rFonts w:ascii="Courier New" w:eastAsia="Courier New" w:hAnsi="Courier New" w:cs="Courier New"/>
-          <w:color w:val="D4D4D4"/>
-          <w:sz w:val="18"/>
-          <w:szCs w:val="18"/>
-        </w:rPr>
-        <w:t>lib_path</w:t>
-      </w:r>
-      <w:proofErr w:type="spellEnd"/>
-      <w:proofErr w:type="gramStart"/>
-      <w:r>
-        <w:rPr>
-          <w:rFonts w:ascii="Courier New" w:eastAsia="Courier New" w:hAnsi="Courier New" w:cs="Courier New"/>
-          <w:color w:val="D4D4D4"/>
-          <w:sz w:val="18"/>
-          <w:szCs w:val="18"/>
-        </w:rPr>
-        <w:t>, .</w:t>
-      </w:r>
-      <w:proofErr w:type="spellStart"/>
-      <w:r>
-        <w:rPr>
-          <w:rFonts w:ascii="Courier New" w:eastAsia="Courier New" w:hAnsi="Courier New" w:cs="Courier New"/>
-          <w:color w:val="D4D4D4"/>
-          <w:sz w:val="18"/>
-          <w:szCs w:val="18"/>
-        </w:rPr>
-        <w:t>libPaths</w:t>
-      </w:r>
-      <w:proofErr w:type="spellEnd"/>
-      <w:proofErr w:type="gramEnd"/>
-      <w:r>
-        <w:rPr>
-          <w:rFonts w:ascii="Courier New" w:eastAsia="Courier New" w:hAnsi="Courier New" w:cs="Courier New"/>
-          <w:color w:val="D4D4D4"/>
-          <w:sz w:val="18"/>
-          <w:szCs w:val="18"/>
-        </w:rPr>
-        <w:t>()))</w:t>
-      </w:r>
-    </w:p>
-    <w:p>
-      <w:pPr>
-        <w:spacing w:before="60" w:after="60"/>
-      </w:pPr>
-    </w:p>
-    <w:p>
-      <w:pPr>
-        <w:spacing w:before="80" w:after="80"/>
-      </w:pPr>
-      <w:r>
-        <w:t xml:space="preserve">Additionally, wrap all </w:t>
-      </w:r>
-      <w:proofErr w:type="gramStart"/>
-      <w:r>
-        <w:t>library(</w:t>
-      </w:r>
-      <w:proofErr w:type="gramEnd"/>
-      <w:r>
-        <w:t xml:space="preserve">) calls in </w:t>
-      </w:r>
-      <w:proofErr w:type="spellStart"/>
-      <w:r>
-        <w:t>suppressWarnings</w:t>
-      </w:r>
-      <w:proofErr w:type="spellEnd"/>
-      <w:r>
-        <w:t>(</w:t>
-      </w:r>
-      <w:proofErr w:type="spellStart"/>
-      <w:proofErr w:type="gramStart"/>
-      <w:r>
-        <w:t>suppressPackageStartupMessages</w:t>
-      </w:r>
-      <w:proofErr w:type="spellEnd"/>
-      <w:r>
-        <w:t>(</w:t>
-      </w:r>
-      <w:proofErr w:type="gramEnd"/>
-      <w:r>
-        <w:t>)) to suppress irrelevant startup messages that would otherwise appear in the output:</w:t>
-      </w:r>
-    </w:p>
-    <w:p>
-      <w:pPr>
-        <w:spacing w:before="60" w:after="60"/>
-      </w:pPr>
-    </w:p>
-    <w:p>
-      <w:pPr>
-        <w:shd w:val="clear" w:color="auto" w:fill="1E1E1E"/>
-        <w:spacing w:before="20" w:after="20"/>
-        <w:ind w:left="360"/>
-      </w:pPr>
-      <w:proofErr w:type="spellStart"/>
-      <w:proofErr w:type="gramStart"/>
-      <w:r>
-        <w:rPr>
-          <w:rFonts w:ascii="Courier New" w:eastAsia="Courier New" w:hAnsi="Courier New" w:cs="Courier New"/>
-          <w:color w:val="D4D4D4"/>
-          <w:sz w:val="18"/>
-          <w:szCs w:val="18"/>
-        </w:rPr>
-        <w:t>suppressWarnings</w:t>
-      </w:r>
-      <w:proofErr w:type="spellEnd"/>
-      <w:r>
-        <w:rPr>
-          <w:rFonts w:ascii="Courier New" w:eastAsia="Courier New" w:hAnsi="Courier New" w:cs="Courier New"/>
-          <w:color w:val="D4D4D4"/>
-          <w:sz w:val="18"/>
-          <w:szCs w:val="18"/>
-        </w:rPr>
-        <w:t>(</w:t>
-      </w:r>
-      <w:proofErr w:type="spellStart"/>
-      <w:r>
-        <w:rPr>
-          <w:rFonts w:ascii="Courier New" w:eastAsia="Courier New" w:hAnsi="Courier New" w:cs="Courier New"/>
-          <w:color w:val="D4D4D4"/>
-          <w:sz w:val="18"/>
-          <w:szCs w:val="18"/>
-        </w:rPr>
-        <w:t>suppressPackageStartupMessages</w:t>
-      </w:r>
-      <w:proofErr w:type="spellEnd"/>
-      <w:r>
-        <w:rPr>
-          <w:rFonts w:ascii="Courier New" w:eastAsia="Courier New" w:hAnsi="Courier New" w:cs="Courier New"/>
-          <w:color w:val="D4D4D4"/>
-          <w:sz w:val="18"/>
-          <w:szCs w:val="18"/>
-        </w:rPr>
-        <w:t>(</w:t>
-      </w:r>
-      <w:proofErr w:type="gramEnd"/>
-      <w:r>
-        <w:rPr>
-          <w:rFonts w:ascii="Courier New" w:eastAsia="Courier New" w:hAnsi="Courier New" w:cs="Courier New"/>
-          <w:color w:val="D4D4D4"/>
-          <w:sz w:val="18"/>
-          <w:szCs w:val="18"/>
-        </w:rPr>
-        <w:t>{</w:t>
-      </w:r>
-    </w:p>
-    <w:p>
-      <w:pPr>
-        <w:shd w:val="clear" w:color="auto" w:fill="1E1E1E"/>
-        <w:spacing w:before="20" w:after="20"/>
-        <w:ind w:left="360"/>
-      </w:pPr>
-      <w:r>
-        <w:rPr>
-          <w:rFonts w:ascii="Courier New" w:eastAsia="Courier New" w:hAnsi="Courier New" w:cs="Courier New"/>
-          <w:color w:val="D4D4D4"/>
-          <w:sz w:val="18"/>
-          <w:szCs w:val="18"/>
-        </w:rPr>
-        <w:t xml:space="preserve">  library(tolerance)</w:t>
-      </w:r>
-    </w:p>
-    <w:p>
-      <w:pPr>
-        <w:shd w:val="clear" w:color="auto" w:fill="1E1E1E"/>
-        <w:spacing w:before="20" w:after="20"/>
-        <w:ind w:left="360"/>
-      </w:pPr>
-      <w:r>
-        <w:rPr>
-          <w:rFonts w:ascii="Courier New" w:eastAsia="Courier New" w:hAnsi="Courier New" w:cs="Courier New"/>
-          <w:color w:val="D4D4D4"/>
-          <w:sz w:val="18"/>
-          <w:szCs w:val="18"/>
-        </w:rPr>
-        <w:t xml:space="preserve">  library(ggplot2)</w:t>
-      </w:r>
-    </w:p>
-    <w:p>
-      <w:pPr>
-        <w:shd w:val="clear" w:color="auto" w:fill="1E1E1E"/>
-        <w:spacing w:before="20" w:after="20"/>
-        <w:ind w:left="360"/>
-      </w:pPr>
-      <w:r>
-        <w:rPr>
-          <w:rFonts w:ascii="Courier New" w:eastAsia="Courier New" w:hAnsi="Courier New" w:cs="Courier New"/>
-          <w:color w:val="D4D4D4"/>
-          <w:sz w:val="18"/>
-          <w:szCs w:val="18"/>
-        </w:rPr>
-        <w:t xml:space="preserve">  library(e1071)</w:t>
-      </w:r>
-    </w:p>
-    <w:p>
-      <w:pPr>
-        <w:shd w:val="clear" w:color="auto" w:fill="1E1E1E"/>
-        <w:spacing w:before="20" w:after="20"/>
-        <w:ind w:left="360"/>
-      </w:pPr>
-      <w:r>
-        <w:rPr>
-          <w:rFonts w:ascii="Courier New" w:eastAsia="Courier New" w:hAnsi="Courier New" w:cs="Courier New"/>
-          <w:color w:val="D4D4D4"/>
-          <w:sz w:val="18"/>
-          <w:szCs w:val="18"/>
-        </w:rPr>
         <w:t>}))</w:t>
       </w:r>
     </w:p>
@@ -9812,7 +8222,6 @@
         <w:spacing w:before="80" w:after="80"/>
         <w:ind w:left="200" w:right="200"/>
       </w:pPr>
-      <w:proofErr w:type="gramStart"/>
       <w:r>
         <w:rPr>
           <w:rFonts w:ascii="Apple Color Emoji" w:hAnsi="Apple Color Emoji" w:cs="Apple Color Emoji"/>
@@ -9822,7 +8231,6 @@
           <w:sz w:val="18"/>
           <w:szCs w:val="18"/>
         </w:rPr>
-        <w:lastRenderedPageBreak/>
         <w:t>ℹ️</w:t>
       </w:r>
       <w:r>
@@ -9833,18 +8241,7 @@
           <w:sz w:val="18"/>
           <w:szCs w:val="18"/>
         </w:rPr>
-        <w:t xml:space="preserve">  The</w:t>
-      </w:r>
-      <w:proofErr w:type="gramEnd"/>
-      <w:r>
-        <w:rPr>
-          <w:i/>
-          <w:iCs/>
-          <w:color w:val="1F4E79"/>
-          <w:sz w:val="18"/>
-          <w:szCs w:val="18"/>
-        </w:rPr>
-        <w:t xml:space="preserve"> stats and MASS packages are base R packages that ship with R itself and do not need to be included in R_requirements.txt. They are always available and their version is guaranteed by the R version pin in r_version.txt.</w:t>
+        <w:t xml:space="preserve">  The stats and MASS packages are base R packages that ship with R itself and do not need to be included in R_requirements.txt. They are always available and their version is guaranteed by the R version pin in r_version.txt.</w:t>
       </w:r>
     </w:p>
     <w:p>
@@ -9857,7 +8254,10 @@
         <w:pStyle w:val="Heading2"/>
       </w:pPr>
       <w:r>
-        <w:t>4.3 Checking and Updating Package Requirements</w:t>
+        <w:t>11</w:t>
+      </w:r>
+      <w:r>
+        <w:t>.3 Checking and Updating Package Requirements</w:t>
       </w:r>
     </w:p>
     <w:p>
@@ -9886,15 +8286,7 @@
         <w:spacing w:before="80" w:after="80"/>
       </w:pPr>
       <w:r>
-        <w:t xml:space="preserve">Scan the script for all </w:t>
-      </w:r>
-      <w:proofErr w:type="gramStart"/>
-      <w:r>
-        <w:t>library(</w:t>
-      </w:r>
-      <w:proofErr w:type="gramEnd"/>
-      <w:r>
-        <w:t>) calls (R) or import statements (Python) and compile a list of packages that are not part of the standard installation of R or Python.</w:t>
+        <w:t>Scan the script for all library() calls (R) or import statements (Python) and compile a list of packages that are not part of the standard installation of R or Python.</w:t>
       </w:r>
     </w:p>
     <w:p>
@@ -9950,6 +8342,7 @@
                 <w:sz w:val="18"/>
                 <w:szCs w:val="18"/>
               </w:rPr>
+              <w:lastRenderedPageBreak/>
               <w:t>Package type</w:t>
             </w:r>
           </w:p>
@@ -10038,25 +8431,7 @@
                 <w:sz w:val="18"/>
                 <w:szCs w:val="18"/>
               </w:rPr>
-              <w:t xml:space="preserve">R_requirements.txt using format: </w:t>
-            </w:r>
-            <w:proofErr w:type="spellStart"/>
-            <w:r>
-              <w:rPr>
-                <w:color w:val="333333"/>
-                <w:sz w:val="18"/>
-                <w:szCs w:val="18"/>
-              </w:rPr>
-              <w:t>packagename</w:t>
-            </w:r>
-            <w:proofErr w:type="spellEnd"/>
-            <w:r>
-              <w:rPr>
-                <w:color w:val="333333"/>
-                <w:sz w:val="18"/>
-                <w:szCs w:val="18"/>
-              </w:rPr>
-              <w:t>==version</w:t>
+              <w:t>R_requirements.txt using format: packagename==version</w:t>
             </w:r>
           </w:p>
         </w:tc>
@@ -10144,25 +8519,7 @@
                 <w:sz w:val="18"/>
                 <w:szCs w:val="18"/>
               </w:rPr>
-              <w:t xml:space="preserve">Python user package (e.g. </w:t>
-            </w:r>
-            <w:proofErr w:type="spellStart"/>
-            <w:r>
-              <w:rPr>
-                <w:color w:val="333333"/>
-                <w:sz w:val="18"/>
-                <w:szCs w:val="18"/>
-              </w:rPr>
-              <w:t>numpy</w:t>
-            </w:r>
-            <w:proofErr w:type="spellEnd"/>
-            <w:r>
-              <w:rPr>
-                <w:color w:val="333333"/>
-                <w:sz w:val="18"/>
-                <w:szCs w:val="18"/>
-              </w:rPr>
-              <w:t>, pandas)</w:t>
+              <w:t>Python user package (e.g. numpy, pandas)</w:t>
             </w:r>
           </w:p>
         </w:tc>
@@ -10190,25 +8547,7 @@
                 <w:sz w:val="18"/>
                 <w:szCs w:val="18"/>
               </w:rPr>
-              <w:t xml:space="preserve">python_requirements.txt using format: </w:t>
-            </w:r>
-            <w:proofErr w:type="spellStart"/>
-            <w:r>
-              <w:rPr>
-                <w:color w:val="333333"/>
-                <w:sz w:val="18"/>
-                <w:szCs w:val="18"/>
-              </w:rPr>
-              <w:t>packagename</w:t>
-            </w:r>
-            <w:proofErr w:type="spellEnd"/>
-            <w:r>
-              <w:rPr>
-                <w:color w:val="333333"/>
-                <w:sz w:val="18"/>
-                <w:szCs w:val="18"/>
-              </w:rPr>
-              <w:t>==version</w:t>
+              <w:t>python_requirements.txt using format: packagename==version</w:t>
             </w:r>
           </w:p>
         </w:tc>
@@ -10238,25 +8577,7 @@
                 <w:sz w:val="18"/>
                 <w:szCs w:val="18"/>
               </w:rPr>
-              <w:t xml:space="preserve">Python standard library module (e.g. </w:t>
-            </w:r>
-            <w:proofErr w:type="spellStart"/>
-            <w:r>
-              <w:rPr>
-                <w:color w:val="333333"/>
-                <w:sz w:val="18"/>
-                <w:szCs w:val="18"/>
-              </w:rPr>
-              <w:t>os</w:t>
-            </w:r>
-            <w:proofErr w:type="spellEnd"/>
-            <w:r>
-              <w:rPr>
-                <w:color w:val="333333"/>
-                <w:sz w:val="18"/>
-                <w:szCs w:val="18"/>
-              </w:rPr>
-              <w:t>, sys, math)</w:t>
+              <w:t>Python standard library module (e.g. os, sys, math)</w:t>
             </w:r>
           </w:p>
         </w:tc>
@@ -10313,62 +8634,17 @@
           <w:sz w:val="18"/>
           <w:szCs w:val="18"/>
         </w:rPr>
-        <w:t>⚠</w:t>
-      </w:r>
-      <w:proofErr w:type="gramStart"/>
-      <w:r>
-        <w:rPr>
-          <w:rFonts w:ascii="Apple Color Emoji" w:hAnsi="Apple Color Emoji" w:cs="Apple Color Emoji"/>
+        <w:t>⚠️</w:t>
+      </w:r>
+      <w:r>
+        <w:rPr>
           <w:i/>
           <w:iCs/>
           <w:color w:val="7F6000"/>
           <w:sz w:val="18"/>
           <w:szCs w:val="18"/>
         </w:rPr>
-        <w:t>️</w:t>
-      </w:r>
-      <w:r>
-        <w:rPr>
-          <w:i/>
-          <w:iCs/>
-          <w:color w:val="7F6000"/>
-          <w:sz w:val="18"/>
-          <w:szCs w:val="18"/>
-        </w:rPr>
-        <w:t xml:space="preserve">  Never</w:t>
-      </w:r>
-      <w:proofErr w:type="gramEnd"/>
-      <w:r>
-        <w:rPr>
-          <w:i/>
-          <w:iCs/>
-          <w:color w:val="7F6000"/>
-          <w:sz w:val="18"/>
-          <w:szCs w:val="18"/>
-        </w:rPr>
-        <w:t xml:space="preserve"> add base R packages (stats, MASS, methods, utils etc.) or Python standard library modules (</w:t>
-      </w:r>
-      <w:proofErr w:type="spellStart"/>
-      <w:r>
-        <w:rPr>
-          <w:i/>
-          <w:iCs/>
-          <w:color w:val="7F6000"/>
-          <w:sz w:val="18"/>
-          <w:szCs w:val="18"/>
-        </w:rPr>
-        <w:t>os</w:t>
-      </w:r>
-      <w:proofErr w:type="spellEnd"/>
-      <w:r>
-        <w:rPr>
-          <w:i/>
-          <w:iCs/>
-          <w:color w:val="7F6000"/>
-          <w:sz w:val="18"/>
-          <w:szCs w:val="18"/>
-        </w:rPr>
-        <w:t>, sys, math etc.) to the user requirements files. These are part of R and Python themselves and are not installed by the package manager. Adding them will cause installation errors.</w:t>
+        <w:t xml:space="preserve">  Never add base R packages (stats, MASS, methods, utils etc.) or Python standard library modules (os, sys, math etc.) to the user requirements files. These are part of R and Python themselves and are not installed by the package manager. Adding them will cause installation errors.</w:t>
       </w:r>
     </w:p>
     <w:p>
@@ -10389,15 +8665,7 @@
         <w:spacing w:before="80" w:after="80"/>
       </w:pPr>
       <w:r>
-        <w:t xml:space="preserve">Always use the exact version string as reported by CRAN or </w:t>
-      </w:r>
-      <w:proofErr w:type="spellStart"/>
-      <w:r>
-        <w:t>PyPI</w:t>
-      </w:r>
-      <w:proofErr w:type="spellEnd"/>
-      <w:r>
-        <w:t>, including hyphens. For example, the correct version string for e1071 is 1.7-17, not 1.7.17. You can look up the canonical version at:</w:t>
+        <w:t>Always use the exact version string as reported by CRAN or PyPI, including hyphens. For example, the correct version string for e1071 is 1.7-17, not 1.7.17. You can look up the canonical version at:</w:t>
       </w:r>
     </w:p>
     <w:p>
@@ -10457,15 +8725,7 @@
         <w:spacing w:before="40" w:after="40"/>
       </w:pPr>
       <w:r>
-        <w:t xml:space="preserve">Run admin_install_R --rebuild or </w:t>
-      </w:r>
-      <w:proofErr w:type="spellStart"/>
-      <w:r>
-        <w:t>admin_install_Python</w:t>
-      </w:r>
-      <w:proofErr w:type="spellEnd"/>
-      <w:r>
-        <w:t xml:space="preserve"> --rebuild to download the new packages into the Dropbox repo.</w:t>
+        <w:t>Run admin_install_R --rebuild or admin_install_Python --rebuild to download the new packages into the Dropbox repo.</w:t>
       </w:r>
     </w:p>
     <w:p>
@@ -10478,23 +8738,7 @@
         <w:spacing w:before="40" w:after="40"/>
       </w:pPr>
       <w:r>
-        <w:t xml:space="preserve">Re-run </w:t>
-      </w:r>
-      <w:proofErr w:type="spellStart"/>
-      <w:r>
-        <w:t>generate_validate_R.zsh</w:t>
-      </w:r>
-      <w:proofErr w:type="spellEnd"/>
-      <w:r>
-        <w:t xml:space="preserve"> or </w:t>
-      </w:r>
-      <w:proofErr w:type="spellStart"/>
-      <w:r>
-        <w:t>generate_validate_Python.zsh</w:t>
-      </w:r>
-      <w:proofErr w:type="spellEnd"/>
-      <w:r>
-        <w:t xml:space="preserve"> to regenerate the audit validation scripts.</w:t>
+        <w:t>Re-run generate_validate_R.zsh or generate_validate_Python.zsh to regenerate the audit validation scripts.</w:t>
       </w:r>
     </w:p>
     <w:p>
@@ -10520,7 +8764,10 @@
         <w:pStyle w:val="Heading2"/>
       </w:pPr>
       <w:r>
-        <w:t>4.4 Creating zsh Wrappers</w:t>
+        <w:t>11</w:t>
+      </w:r>
+      <w:r>
+        <w:t>.4 Creating zsh Wrappers</w:t>
       </w:r>
     </w:p>
     <w:p>
@@ -10541,7 +8788,6 @@
         <w:spacing w:before="80" w:after="80"/>
       </w:pPr>
       <w:r>
-        <w:lastRenderedPageBreak/>
         <w:t>Two wrapper templates are provided:</w:t>
       </w:r>
     </w:p>
@@ -10554,13 +8800,8 @@
         </w:numPr>
         <w:spacing w:before="40" w:after="40"/>
       </w:pPr>
-      <w:proofErr w:type="spellStart"/>
-      <w:r>
-        <w:t>jrR_template</w:t>
-      </w:r>
-      <w:proofErr w:type="spellEnd"/>
-      <w:r>
-        <w:t xml:space="preserve"> — for R scripts</w:t>
+      <w:r>
+        <w:t>jrR_template — for R scripts</w:t>
       </w:r>
     </w:p>
     <w:p>
@@ -10572,13 +8813,8 @@
         </w:numPr>
         <w:spacing w:before="40" w:after="40"/>
       </w:pPr>
-      <w:proofErr w:type="spellStart"/>
-      <w:r>
-        <w:t>jrPython_template</w:t>
-      </w:r>
-      <w:proofErr w:type="spellEnd"/>
-      <w:r>
-        <w:t xml:space="preserve"> — for Python scripts</w:t>
+      <w:r>
+        <w:t>jrPython_template — for Python scripts</w:t>
       </w:r>
     </w:p>
     <w:p>
@@ -10620,9 +8856,33 @@
           <w:sz w:val="18"/>
           <w:szCs w:val="18"/>
         </w:rPr>
-        <w:t xml:space="preserve">cp </w:t>
-      </w:r>
-      <w:proofErr w:type="spellStart"/>
+        <w:t>cp jrR_template jrmyscript</w:t>
+      </w:r>
+    </w:p>
+    <w:p>
+      <w:pPr>
+        <w:spacing w:before="60" w:after="60"/>
+      </w:pPr>
+    </w:p>
+    <w:p>
+      <w:pPr>
+        <w:spacing w:before="80" w:after="80"/>
+      </w:pPr>
+      <w:r>
+        <w:t>Step 2 — Make the wrapper executable:</w:t>
+      </w:r>
+    </w:p>
+    <w:p>
+      <w:pPr>
+        <w:spacing w:before="60" w:after="60"/>
+      </w:pPr>
+    </w:p>
+    <w:p>
+      <w:pPr>
+        <w:shd w:val="clear" w:color="auto" w:fill="1E1E1E"/>
+        <w:spacing w:before="20" w:after="20"/>
+        <w:ind w:left="360"/>
+      </w:pPr>
       <w:r>
         <w:rPr>
           <w:rFonts w:ascii="Courier New" w:eastAsia="Courier New" w:hAnsi="Courier New" w:cs="Courier New"/>
@@ -10630,85 +8890,9 @@
           <w:sz w:val="18"/>
           <w:szCs w:val="18"/>
         </w:rPr>
-        <w:t>jrR_template</w:t>
-      </w:r>
-      <w:proofErr w:type="spellEnd"/>
-      <w:r>
-        <w:rPr>
-          <w:rFonts w:ascii="Courier New" w:eastAsia="Courier New" w:hAnsi="Courier New" w:cs="Courier New"/>
-          <w:color w:val="D4D4D4"/>
-          <w:sz w:val="18"/>
-          <w:szCs w:val="18"/>
-        </w:rPr>
-        <w:t xml:space="preserve"> </w:t>
-      </w:r>
-      <w:proofErr w:type="spellStart"/>
-      <w:r>
-        <w:rPr>
-          <w:rFonts w:ascii="Courier New" w:eastAsia="Courier New" w:hAnsi="Courier New" w:cs="Courier New"/>
-          <w:color w:val="D4D4D4"/>
-          <w:sz w:val="18"/>
-          <w:szCs w:val="18"/>
-        </w:rPr>
-        <w:t>jrmyscript</w:t>
-      </w:r>
-      <w:proofErr w:type="spellEnd"/>
-    </w:p>
-    <w:p>
-      <w:pPr>
-        <w:spacing w:before="60" w:after="60"/>
-      </w:pPr>
-    </w:p>
-    <w:p>
-      <w:pPr>
-        <w:spacing w:before="80" w:after="80"/>
-      </w:pPr>
-      <w:r>
-        <w:t>Step 2 — Make the wrapper executable:</w:t>
-      </w:r>
-    </w:p>
-    <w:p>
-      <w:pPr>
-        <w:spacing w:before="60" w:after="60"/>
-      </w:pPr>
-    </w:p>
-    <w:p>
-      <w:pPr>
-        <w:shd w:val="clear" w:color="auto" w:fill="1E1E1E"/>
-        <w:spacing w:before="20" w:after="20"/>
-        <w:ind w:left="360"/>
-      </w:pPr>
-      <w:proofErr w:type="spellStart"/>
-      <w:r>
-        <w:rPr>
-          <w:rFonts w:ascii="Courier New" w:eastAsia="Courier New" w:hAnsi="Courier New" w:cs="Courier New"/>
-          <w:color w:val="D4D4D4"/>
-          <w:sz w:val="18"/>
-          <w:szCs w:val="18"/>
-        </w:rPr>
-        <w:t>chmod</w:t>
-      </w:r>
-      <w:proofErr w:type="spellEnd"/>
-      <w:r>
-        <w:rPr>
-          <w:rFonts w:ascii="Courier New" w:eastAsia="Courier New" w:hAnsi="Courier New" w:cs="Courier New"/>
-          <w:color w:val="D4D4D4"/>
-          <w:sz w:val="18"/>
-          <w:szCs w:val="18"/>
-        </w:rPr>
-        <w:t xml:space="preserve"> 755 </w:t>
-      </w:r>
-      <w:proofErr w:type="spellStart"/>
-      <w:r>
-        <w:rPr>
-          <w:rFonts w:ascii="Courier New" w:eastAsia="Courier New" w:hAnsi="Courier New" w:cs="Courier New"/>
-          <w:color w:val="D4D4D4"/>
-          <w:sz w:val="18"/>
-          <w:szCs w:val="18"/>
-        </w:rPr>
-        <w:t>jrmyscript</w:t>
-      </w:r>
-      <w:proofErr w:type="spellEnd"/>
+        <w:lastRenderedPageBreak/>
+        <w:t>chmod 755 jrmyscript</w:t>
+      </w:r>
     </w:p>
     <w:p>
       <w:pPr>
@@ -10888,41 +9072,13 @@
             </w:tcMar>
           </w:tcPr>
           <w:p>
-            <w:proofErr w:type="spellStart"/>
-            <w:r>
-              <w:rPr>
-                <w:color w:val="333333"/>
-                <w:sz w:val="18"/>
-                <w:szCs w:val="18"/>
-              </w:rPr>
-              <w:t>show_</w:t>
-            </w:r>
-            <w:proofErr w:type="gramStart"/>
-            <w:r>
-              <w:rPr>
-                <w:color w:val="333333"/>
-                <w:sz w:val="18"/>
-                <w:szCs w:val="18"/>
-              </w:rPr>
-              <w:t>help</w:t>
-            </w:r>
-            <w:proofErr w:type="spellEnd"/>
-            <w:r>
-              <w:rPr>
-                <w:color w:val="333333"/>
-                <w:sz w:val="18"/>
-                <w:szCs w:val="18"/>
-              </w:rPr>
-              <w:t>(</w:t>
-            </w:r>
-            <w:proofErr w:type="gramEnd"/>
-            <w:r>
-              <w:rPr>
-                <w:color w:val="333333"/>
-                <w:sz w:val="18"/>
-                <w:szCs w:val="18"/>
-              </w:rPr>
-              <w:t>) function</w:t>
+            <w:r>
+              <w:rPr>
+                <w:color w:val="333333"/>
+                <w:sz w:val="18"/>
+                <w:szCs w:val="18"/>
+              </w:rPr>
+              <w:t>show_help() function</w:t>
             </w:r>
           </w:p>
         </w:tc>
@@ -11124,27 +9280,7 @@
                 <w:sz w:val="18"/>
                 <w:szCs w:val="18"/>
               </w:rPr>
-              <w:t>Replace R/</w:t>
-            </w:r>
-            <w:proofErr w:type="spellStart"/>
-            <w:proofErr w:type="gramStart"/>
-            <w:r>
-              <w:rPr>
-                <w:color w:val="333333"/>
-                <w:sz w:val="18"/>
-                <w:szCs w:val="18"/>
-              </w:rPr>
-              <w:t>jrmyscript.R</w:t>
-            </w:r>
-            <w:proofErr w:type="spellEnd"/>
-            <w:proofErr w:type="gramEnd"/>
-            <w:r>
-              <w:rPr>
-                <w:color w:val="333333"/>
-                <w:sz w:val="18"/>
-                <w:szCs w:val="18"/>
-              </w:rPr>
-              <w:t xml:space="preserve"> or Python/jrmyscript.py with the actual script filename and pass the correct arguments</w:t>
+              <w:t>Replace R/jrmyscript.R or Python/jrmyscript.py with the actual script filename and pass the correct arguments</w:t>
             </w:r>
           </w:p>
         </w:tc>
@@ -11164,7 +9300,6 @@
         <w:spacing w:before="80" w:after="80"/>
         <w:ind w:left="200" w:right="200"/>
       </w:pPr>
-      <w:proofErr w:type="gramStart"/>
       <w:r>
         <w:rPr>
           <w:rFonts w:ascii="Apple Color Emoji" w:hAnsi="Apple Color Emoji" w:cs="Apple Color Emoji"/>
@@ -11184,18 +9319,7 @@
           <w:sz w:val="18"/>
           <w:szCs w:val="18"/>
         </w:rPr>
-        <w:t xml:space="preserve">  Do</w:t>
-      </w:r>
-      <w:proofErr w:type="gramEnd"/>
-      <w:r>
-        <w:rPr>
-          <w:i/>
-          <w:iCs/>
-          <w:color w:val="1F4E79"/>
-          <w:sz w:val="18"/>
-          <w:szCs w:val="18"/>
-        </w:rPr>
-        <w:t xml:space="preserve"> not modify any other part of the template. The integrity check, rebuild logic, and environment setup sections must remain unchanged to ensure the validated environment is used correctly.</w:t>
+        <w:t xml:space="preserve">  Do not modify any other part of the template. The integrity check, rebuild logic, and environment setup sections must remain unchanged to ensure the validated environment is used correctly.</w:t>
       </w:r>
     </w:p>
     <w:p>
@@ -11208,15 +9332,7 @@
         <w:spacing w:before="80" w:after="80"/>
       </w:pPr>
       <w:r>
-        <w:t xml:space="preserve">Step 4 — Place the completed wrapper in the JR project root folder. It will then be available to all team members who have added the JR folder to their PATH via </w:t>
-      </w:r>
-      <w:proofErr w:type="spellStart"/>
-      <w:r>
-        <w:t>setup_path.zsh</w:t>
-      </w:r>
-      <w:proofErr w:type="spellEnd"/>
-      <w:r>
-        <w:t>.</w:t>
+        <w:t>Step 4 — Place the completed wrapper in the JR project root folder. It will then be available to all team members who have added the JR folder to their PATH via setup_path.zsh.</w:t>
       </w:r>
     </w:p>
     <w:p>
@@ -11255,40 +9371,17 @@
           <w:sz w:val="18"/>
           <w:szCs w:val="18"/>
         </w:rPr>
-        <w:t>⚠</w:t>
-      </w:r>
-      <w:proofErr w:type="gramStart"/>
-      <w:r>
-        <w:rPr>
-          <w:rFonts w:ascii="Apple Color Emoji" w:hAnsi="Apple Color Emoji" w:cs="Apple Color Emoji"/>
+        <w:t>⚠️</w:t>
+      </w:r>
+      <w:r>
+        <w:rPr>
           <w:i/>
           <w:iCs/>
           <w:color w:val="7F6000"/>
           <w:sz w:val="18"/>
           <w:szCs w:val="18"/>
         </w:rPr>
-        <w:t>️</w:t>
-      </w:r>
-      <w:r>
-        <w:rPr>
-          <w:i/>
-          <w:iCs/>
-          <w:color w:val="7F6000"/>
-          <w:sz w:val="18"/>
-          <w:szCs w:val="18"/>
-        </w:rPr>
-        <w:t xml:space="preserve">  Always</w:t>
-      </w:r>
-      <w:proofErr w:type="gramEnd"/>
-      <w:r>
-        <w:rPr>
-          <w:i/>
-          <w:iCs/>
-          <w:color w:val="7F6000"/>
-          <w:sz w:val="18"/>
-          <w:szCs w:val="18"/>
-        </w:rPr>
-        <w:t xml:space="preserve"> re-run admin_create_hash after adding or modifying any script or wrapper. If you forget, the integrity check will fail for all team members on their next run.</w:t>
+        <w:t xml:space="preserve">  Always re-run admin_create_hash after adding or modifying any script or wrapper. If you forget, the integrity check will fail for all team members on their next run.</w:t>
       </w:r>
     </w:p>
     <w:p>
